--- a/submission-report.docx
+++ b/submission-report.docx
@@ -19,7 +19,7 @@
         </w:numPr>
       </w:pPr>
       <w:r>
-        <w:t xml:space="preserve">Submission generated at 10/27/2025 at 19:45:06</w:t>
+        <w:t xml:space="preserve">Submission generated at 08/27/2026 at 01:52:04</w:t>
       </w:r>
     </w:p>
     <w:p>
@@ -30,7 +30,7 @@
         </w:numPr>
       </w:pPr>
       <w:r>
-        <w:t xml:space="preserve">Machine info: Linux runnervmwhb2z 6.11.0-1018-azure #18~24.04.1-Ubuntu SMP Sat Jun 28 04:46:03 UTC 2025 x86_64 x86_64 x86_64 GNU/Linux</w:t>
+        <w:t xml:space="preserve">Machine info: Linux runnervm76f27 6.17.0-1022-azure #22-Ubuntu SMP Mon Jul 27 17:24:03 UTC 2026 x86_64 x86_64 x86_64 GNU/Linux</w:t>
       </w:r>
     </w:p>
     <w:bookmarkStart w:id="20" w:name="note-to-students"/>
@@ -93,7 +93,7 @@
     </w:p>
     <w:bookmarkEnd w:id="21"/>
     <w:bookmarkEnd w:id="22"/>
-    <w:bookmarkStart w:id="42" w:name="project-x"/>
+    <w:bookmarkStart w:id="41" w:name="project-x"/>
     <w:p>
       <w:pPr>
         <w:pStyle w:val="Heading1"/>
@@ -135,7 +135,7 @@
         </w:numPr>
       </w:pPr>
       <w:r>
-        <w:t xml:space="preserve">Class: 452-001</w:t>
+        <w:t xml:space="preserve">Class: CS123-001</w:t>
       </w:r>
     </w:p>
     <w:bookmarkStart w:id="23" w:name="known-bugs-or-issues"/>
@@ -174,7 +174,7 @@
       </w:r>
     </w:p>
     <w:bookmarkEnd w:id="24"/>
-    <w:bookmarkStart w:id="25" w:name="analysis"/>
+    <w:bookmarkStart w:id="28" w:name="analysis"/>
     <w:p>
       <w:pPr>
         <w:pStyle w:val="Heading2"/>
@@ -205,29 +205,27 @@
         <w:t xml:space="preserve">Here is an example of how to include a plot in your README:</w:t>
       </w:r>
     </w:p>
-    <w:bookmarkEnd w:id="25"/>
-    <w:bookmarkStart w:id="29" w:name="example-image"/>
     <w:p>
       <w:pPr>
-        <w:pStyle w:val="Heading2"/>
+        <w:pStyle w:val="CaptionedFigure"/>
       </w:pPr>
       <w:r>
         <w:drawing>
           <wp:inline>
             <wp:extent cx="5334000" cy="4000500"/>
             <wp:effectExtent b="0" l="0" r="0" t="0"/>
-            <wp:docPr descr="Example Image" title="" id="27" name="Picture"/>
+            <wp:docPr descr="Example Image" title="" id="26" name="Picture"/>
             <a:graphic>
               <a:graphicData uri="http://schemas.openxmlformats.org/drawingml/2006/picture">
                 <pic:pic>
                   <pic:nvPicPr>
-                    <pic:cNvPr descr="scripts/example_plot.png" id="28" name="Picture"/>
+                    <pic:cNvPr descr="scripts/example_plot.png" id="27" name="Picture"/>
                     <pic:cNvPicPr>
                       <a:picLocks noChangeArrowheads="1" noChangeAspect="1"/>
                     </pic:cNvPicPr>
                   </pic:nvPicPr>
                   <pic:blipFill>
-                    <a:blip r:embed="rId26"/>
+                    <a:blip r:embed="rId25"/>
                     <a:stretch>
                       <a:fillRect/>
                     </a:stretch>
@@ -254,8 +252,23 @@
         </w:drawing>
       </w:r>
     </w:p>
-    <w:bookmarkEnd w:id="29"/>
-    <w:bookmarkStart w:id="30" w:name="build-output"/>
+    <w:p>
+      <w:pPr>
+        <w:pStyle w:val="ImageCaption"/>
+      </w:pPr>
+      <w:r>
+        <w:t xml:space="preserve">Example Image</w:t>
+      </w:r>
+    </w:p>
+    <w:p>
+      <w:r>
+        <w:pict>
+          <v:rect style="width:0;height:1.5pt" o:hralign="center" o:hrstd="t" o:hr="t"/>
+        </w:pict>
+      </w:r>
+    </w:p>
+    <w:bookmarkEnd w:id="28"/>
+    <w:bookmarkStart w:id="29" w:name="build-output"/>
     <w:p>
       <w:pPr>
         <w:pStyle w:val="Heading2"/>
@@ -451,6 +464,138 @@
         <w:rPr>
           <w:rStyle w:val="NormalTok"/>
         </w:rPr>
+        <w:t xml:space="preserve"> src/main.c </w:t>
+      </w:r>
+      <w:r>
+        <w:rPr>
+          <w:rStyle w:val="AttributeTok"/>
+        </w:rPr>
+        <w:t xml:space="preserve">-o</w:t>
+      </w:r>
+      <w:r>
+        <w:rPr>
+          <w:rStyle w:val="NormalTok"/>
+        </w:rPr>
+        <w:t xml:space="preserve"> build/debug/main.c.o</w:t>
+      </w:r>
+      <w:r>
+        <w:br/>
+      </w:r>
+      <w:r>
+        <w:rPr>
+          <w:rStyle w:val="FunctionTok"/>
+        </w:rPr>
+        <w:t xml:space="preserve">mkdir</w:t>
+      </w:r>
+      <w:r>
+        <w:rPr>
+          <w:rStyle w:val="NormalTok"/>
+        </w:rPr>
+        <w:t xml:space="preserve"> </w:t>
+      </w:r>
+      <w:r>
+        <w:rPr>
+          <w:rStyle w:val="AttributeTok"/>
+        </w:rPr>
+        <w:t xml:space="preserve">-p</w:t>
+      </w:r>
+      <w:r>
+        <w:rPr>
+          <w:rStyle w:val="NormalTok"/>
+        </w:rPr>
+        <w:t xml:space="preserve"> build/debug</w:t>
+      </w:r>
+      <w:r>
+        <w:br/>
+      </w:r>
+      <w:r>
+        <w:rPr>
+          <w:rStyle w:val="FunctionTok"/>
+        </w:rPr>
+        <w:t xml:space="preserve">cc</w:t>
+      </w:r>
+      <w:r>
+        <w:rPr>
+          <w:rStyle w:val="NormalTok"/>
+        </w:rPr>
+        <w:t xml:space="preserve"> </w:t>
+      </w:r>
+      <w:r>
+        <w:rPr>
+          <w:rStyle w:val="AttributeTok"/>
+        </w:rPr>
+        <w:t xml:space="preserve">-g</w:t>
+      </w:r>
+      <w:r>
+        <w:rPr>
+          <w:rStyle w:val="NormalTok"/>
+        </w:rPr>
+        <w:t xml:space="preserve"> </w:t>
+      </w:r>
+      <w:r>
+        <w:rPr>
+          <w:rStyle w:val="AttributeTok"/>
+        </w:rPr>
+        <w:t xml:space="preserve">-O0</w:t>
+      </w:r>
+      <w:r>
+        <w:rPr>
+          <w:rStyle w:val="NormalTok"/>
+        </w:rPr>
+        <w:t xml:space="preserve"> </w:t>
+      </w:r>
+      <w:r>
+        <w:rPr>
+          <w:rStyle w:val="AttributeTok"/>
+        </w:rPr>
+        <w:t xml:space="preserve">-DDEBUG</w:t>
+      </w:r>
+      <w:r>
+        <w:rPr>
+          <w:rStyle w:val="NormalTok"/>
+        </w:rPr>
+        <w:t xml:space="preserve"> </w:t>
+      </w:r>
+      <w:r>
+        <w:rPr>
+          <w:rStyle w:val="AttributeTok"/>
+        </w:rPr>
+        <w:t xml:space="preserve">-fno-omit-frame-pointer</w:t>
+      </w:r>
+      <w:r>
+        <w:rPr>
+          <w:rStyle w:val="NormalTok"/>
+        </w:rPr>
+        <w:t xml:space="preserve"> </w:t>
+      </w:r>
+      <w:r>
+        <w:rPr>
+          <w:rStyle w:val="AttributeTok"/>
+        </w:rPr>
+        <w:t xml:space="preserve">-fsanitize</w:t>
+      </w:r>
+      <w:r>
+        <w:rPr>
+          <w:rStyle w:val="OperatorTok"/>
+        </w:rPr>
+        <w:t xml:space="preserve">=</w:t>
+      </w:r>
+      <w:r>
+        <w:rPr>
+          <w:rStyle w:val="NormalTok"/>
+        </w:rPr>
+        <w:t xml:space="preserve">address </w:t>
+      </w:r>
+      <w:r>
+        <w:rPr>
+          <w:rStyle w:val="AttributeTok"/>
+        </w:rPr>
+        <w:t xml:space="preserve">-c</w:t>
+      </w:r>
+      <w:r>
+        <w:rPr>
+          <w:rStyle w:val="NormalTok"/>
+        </w:rPr>
         <w:t xml:space="preserve"> src/lab.c </w:t>
       </w:r>
       <w:r>
@@ -472,6 +617,207 @@
         <w:rPr>
           <w:rStyle w:val="FunctionTok"/>
         </w:rPr>
+        <w:t xml:space="preserve">cc</w:t>
+      </w:r>
+      <w:r>
+        <w:rPr>
+          <w:rStyle w:val="NormalTok"/>
+        </w:rPr>
+        <w:t xml:space="preserve"> </w:t>
+      </w:r>
+      <w:r>
+        <w:rPr>
+          <w:rStyle w:val="AttributeTok"/>
+        </w:rPr>
+        <w:t xml:space="preserve">-g</w:t>
+      </w:r>
+      <w:r>
+        <w:rPr>
+          <w:rStyle w:val="NormalTok"/>
+        </w:rPr>
+        <w:t xml:space="preserve"> </w:t>
+      </w:r>
+      <w:r>
+        <w:rPr>
+          <w:rStyle w:val="AttributeTok"/>
+        </w:rPr>
+        <w:t xml:space="preserve">-O0</w:t>
+      </w:r>
+      <w:r>
+        <w:rPr>
+          <w:rStyle w:val="NormalTok"/>
+        </w:rPr>
+        <w:t xml:space="preserve"> </w:t>
+      </w:r>
+      <w:r>
+        <w:rPr>
+          <w:rStyle w:val="AttributeTok"/>
+        </w:rPr>
+        <w:t xml:space="preserve">-DDEBUG</w:t>
+      </w:r>
+      <w:r>
+        <w:rPr>
+          <w:rStyle w:val="NormalTok"/>
+        </w:rPr>
+        <w:t xml:space="preserve"> </w:t>
+      </w:r>
+      <w:r>
+        <w:rPr>
+          <w:rStyle w:val="AttributeTok"/>
+        </w:rPr>
+        <w:t xml:space="preserve">-fno-omit-frame-pointer</w:t>
+      </w:r>
+      <w:r>
+        <w:rPr>
+          <w:rStyle w:val="NormalTok"/>
+        </w:rPr>
+        <w:t xml:space="preserve"> </w:t>
+      </w:r>
+      <w:r>
+        <w:rPr>
+          <w:rStyle w:val="AttributeTok"/>
+        </w:rPr>
+        <w:t xml:space="preserve">-fsanitize</w:t>
+      </w:r>
+      <w:r>
+        <w:rPr>
+          <w:rStyle w:val="OperatorTok"/>
+        </w:rPr>
+        <w:t xml:space="preserve">=</w:t>
+      </w:r>
+      <w:r>
+        <w:rPr>
+          <w:rStyle w:val="NormalTok"/>
+        </w:rPr>
+        <w:t xml:space="preserve">address build/debug/main.c.o build/debug/lab.c.o </w:t>
+      </w:r>
+      <w:r>
+        <w:rPr>
+          <w:rStyle w:val="AttributeTok"/>
+        </w:rPr>
+        <w:t xml:space="preserve">-o</w:t>
+      </w:r>
+      <w:r>
+        <w:rPr>
+          <w:rStyle w:val="NormalTok"/>
+        </w:rPr>
+        <w:t xml:space="preserve"> build/debug/myapp_d </w:t>
+      </w:r>
+      <w:r>
+        <w:rPr>
+          <w:rStyle w:val="AttributeTok"/>
+        </w:rPr>
+        <w:t xml:space="preserve">-fsanitize</w:t>
+      </w:r>
+      <w:r>
+        <w:rPr>
+          <w:rStyle w:val="OperatorTok"/>
+        </w:rPr>
+        <w:t xml:space="preserve">=</w:t>
+      </w:r>
+      <w:r>
+        <w:rPr>
+          <w:rStyle w:val="NormalTok"/>
+        </w:rPr>
+        <w:t xml:space="preserve">address</w:t>
+      </w:r>
+      <w:r>
+        <w:br/>
+      </w:r>
+      <w:r>
+        <w:rPr>
+          <w:rStyle w:val="VariableTok"/>
+        </w:rPr>
+        <w:t xml:space="preserve">make</w:t>
+      </w:r>
+      <w:r>
+        <w:rPr>
+          <w:rStyle w:val="OperatorTok"/>
+        </w:rPr>
+        <w:t xml:space="preserve">[</w:t>
+      </w:r>
+      <w:r>
+        <w:rPr>
+          <w:rStyle w:val="DecValTok"/>
+        </w:rPr>
+        <w:t xml:space="preserve">1</w:t>
+      </w:r>
+      <w:r>
+        <w:rPr>
+          <w:rStyle w:val="OperatorTok"/>
+        </w:rPr>
+        <w:t xml:space="preserve">]</w:t>
+      </w:r>
+      <w:r>
+        <w:rPr>
+          <w:rStyle w:val="ExtensionTok"/>
+        </w:rPr>
+        <w:t xml:space="preserve">:</w:t>
+      </w:r>
+      <w:r>
+        <w:rPr>
+          <w:rStyle w:val="NormalTok"/>
+        </w:rPr>
+        <w:t xml:space="preserve"> Leaving directory </w:t>
+      </w:r>
+      <w:r>
+        <w:rPr>
+          <w:rStyle w:val="StringTok"/>
+        </w:rPr>
+        <w:t xml:space="preserve">'/home/runner/work/makefile-project-starter/makefile-project-starter'</w:t>
+      </w:r>
+      <w:r>
+        <w:br/>
+      </w:r>
+      <w:r>
+        <w:rPr>
+          <w:rStyle w:val="VariableTok"/>
+        </w:rPr>
+        <w:t xml:space="preserve">make</w:t>
+      </w:r>
+      <w:r>
+        <w:rPr>
+          <w:rStyle w:val="OperatorTok"/>
+        </w:rPr>
+        <w:t xml:space="preserve">[</w:t>
+      </w:r>
+      <w:r>
+        <w:rPr>
+          <w:rStyle w:val="DecValTok"/>
+        </w:rPr>
+        <w:t xml:space="preserve">1</w:t>
+      </w:r>
+      <w:r>
+        <w:rPr>
+          <w:rStyle w:val="OperatorTok"/>
+        </w:rPr>
+        <w:t xml:space="preserve">]</w:t>
+      </w:r>
+      <w:r>
+        <w:rPr>
+          <w:rStyle w:val="ExtensionTok"/>
+        </w:rPr>
+        <w:t xml:space="preserve">:</w:t>
+      </w:r>
+      <w:r>
+        <w:rPr>
+          <w:rStyle w:val="NormalTok"/>
+        </w:rPr>
+        <w:t xml:space="preserve"> Entering directory </w:t>
+      </w:r>
+      <w:r>
+        <w:rPr>
+          <w:rStyle w:val="StringTok"/>
+        </w:rPr>
+        <w:t xml:space="preserve">'/home/runner/work/makefile-project-starter/makefile-project-starter'</w:t>
+      </w:r>
+      <w:r>
+        <w:br/>
+      </w:r>
+      <w:r>
+        <w:rPr>
+          <w:rStyle w:val="FunctionTok"/>
+        </w:rPr>
         <w:t xml:space="preserve">mkdir</w:t>
       </w:r>
       <w:r>
@@ -490,7 +836,7 @@
         <w:rPr>
           <w:rStyle w:val="NormalTok"/>
         </w:rPr>
-        <w:t xml:space="preserve"> build/debug</w:t>
+        <w:t xml:space="preserve"> build/release</w:t>
       </w:r>
       <w:r>
         <w:br/>
@@ -511,6 +857,921 @@
         <w:rPr>
           <w:rStyle w:val="AttributeTok"/>
         </w:rPr>
+        <w:t xml:space="preserve">-Wall</w:t>
+      </w:r>
+      <w:r>
+        <w:rPr>
+          <w:rStyle w:val="NormalTok"/>
+        </w:rPr>
+        <w:t xml:space="preserve"> </w:t>
+      </w:r>
+      <w:r>
+        <w:rPr>
+          <w:rStyle w:val="AttributeTok"/>
+        </w:rPr>
+        <w:t xml:space="preserve">-Wextra</w:t>
+      </w:r>
+      <w:r>
+        <w:rPr>
+          <w:rStyle w:val="NormalTok"/>
+        </w:rPr>
+        <w:t xml:space="preserve"> </w:t>
+      </w:r>
+      <w:r>
+        <w:rPr>
+          <w:rStyle w:val="AttributeTok"/>
+        </w:rPr>
+        <w:t xml:space="preserve">-O2</w:t>
+      </w:r>
+      <w:r>
+        <w:rPr>
+          <w:rStyle w:val="NormalTok"/>
+        </w:rPr>
+        <w:t xml:space="preserve"> </w:t>
+      </w:r>
+      <w:r>
+        <w:rPr>
+          <w:rStyle w:val="AttributeTok"/>
+        </w:rPr>
+        <w:t xml:space="preserve">-fPIE</w:t>
+      </w:r>
+      <w:r>
+        <w:rPr>
+          <w:rStyle w:val="NormalTok"/>
+        </w:rPr>
+        <w:t xml:space="preserve"> </w:t>
+      </w:r>
+      <w:r>
+        <w:rPr>
+          <w:rStyle w:val="AttributeTok"/>
+        </w:rPr>
+        <w:t xml:space="preserve">-MMD</w:t>
+      </w:r>
+      <w:r>
+        <w:rPr>
+          <w:rStyle w:val="NormalTok"/>
+        </w:rPr>
+        <w:t xml:space="preserve"> </w:t>
+      </w:r>
+      <w:r>
+        <w:rPr>
+          <w:rStyle w:val="AttributeTok"/>
+        </w:rPr>
+        <w:t xml:space="preserve">-MP</w:t>
+      </w:r>
+      <w:r>
+        <w:rPr>
+          <w:rStyle w:val="NormalTok"/>
+        </w:rPr>
+        <w:t xml:space="preserve"> </w:t>
+      </w:r>
+      <w:r>
+        <w:rPr>
+          <w:rStyle w:val="AttributeTok"/>
+        </w:rPr>
+        <w:t xml:space="preserve">-Wformat</w:t>
+      </w:r>
+      <w:r>
+        <w:rPr>
+          <w:rStyle w:val="NormalTok"/>
+        </w:rPr>
+        <w:t xml:space="preserve"> </w:t>
+      </w:r>
+      <w:r>
+        <w:rPr>
+          <w:rStyle w:val="AttributeTok"/>
+        </w:rPr>
+        <w:t xml:space="preserve">-Wformat</w:t>
+      </w:r>
+      <w:r>
+        <w:rPr>
+          <w:rStyle w:val="OperatorTok"/>
+        </w:rPr>
+        <w:t xml:space="preserve">=</w:t>
+      </w:r>
+      <w:r>
+        <w:rPr>
+          <w:rStyle w:val="NormalTok"/>
+        </w:rPr>
+        <w:t xml:space="preserve">2 </w:t>
+      </w:r>
+      <w:r>
+        <w:rPr>
+          <w:rStyle w:val="AttributeTok"/>
+        </w:rPr>
+        <w:t xml:space="preserve">-Wconversion</w:t>
+      </w:r>
+      <w:r>
+        <w:rPr>
+          <w:rStyle w:val="NormalTok"/>
+        </w:rPr>
+        <w:t xml:space="preserve"> </w:t>
+      </w:r>
+      <w:r>
+        <w:rPr>
+          <w:rStyle w:val="AttributeTok"/>
+        </w:rPr>
+        <w:t xml:space="preserve">-Wsign-conversion</w:t>
+      </w:r>
+      <w:r>
+        <w:rPr>
+          <w:rStyle w:val="NormalTok"/>
+        </w:rPr>
+        <w:t xml:space="preserve"> </w:t>
+      </w:r>
+      <w:r>
+        <w:rPr>
+          <w:rStyle w:val="AttributeTok"/>
+        </w:rPr>
+        <w:t xml:space="preserve">-Wimplicit-fallthrough</w:t>
+      </w:r>
+      <w:r>
+        <w:rPr>
+          <w:rStyle w:val="NormalTok"/>
+        </w:rPr>
+        <w:t xml:space="preserve"> </w:t>
+      </w:r>
+      <w:r>
+        <w:rPr>
+          <w:rStyle w:val="AttributeTok"/>
+        </w:rPr>
+        <w:t xml:space="preserve">-fstack-protector-strong</w:t>
+      </w:r>
+      <w:r>
+        <w:rPr>
+          <w:rStyle w:val="NormalTok"/>
+        </w:rPr>
+        <w:t xml:space="preserve"> </w:t>
+      </w:r>
+      <w:r>
+        <w:rPr>
+          <w:rStyle w:val="AttributeTok"/>
+        </w:rPr>
+        <w:t xml:space="preserve">-Werror</w:t>
+      </w:r>
+      <w:r>
+        <w:rPr>
+          <w:rStyle w:val="OperatorTok"/>
+        </w:rPr>
+        <w:t xml:space="preserve">=</w:t>
+      </w:r>
+      <w:r>
+        <w:rPr>
+          <w:rStyle w:val="NormalTok"/>
+        </w:rPr>
+        <w:t xml:space="preserve">format-security </w:t>
+      </w:r>
+      <w:r>
+        <w:rPr>
+          <w:rStyle w:val="AttributeTok"/>
+        </w:rPr>
+        <w:t xml:space="preserve">-Werror</w:t>
+      </w:r>
+      <w:r>
+        <w:rPr>
+          <w:rStyle w:val="OperatorTok"/>
+        </w:rPr>
+        <w:t xml:space="preserve">=</w:t>
+      </w:r>
+      <w:r>
+        <w:rPr>
+          <w:rStyle w:val="NormalTok"/>
+        </w:rPr>
+        <w:t xml:space="preserve">implicit </w:t>
+      </w:r>
+      <w:r>
+        <w:rPr>
+          <w:rStyle w:val="AttributeTok"/>
+        </w:rPr>
+        <w:t xml:space="preserve">-Werror</w:t>
+      </w:r>
+      <w:r>
+        <w:rPr>
+          <w:rStyle w:val="OperatorTok"/>
+        </w:rPr>
+        <w:t xml:space="preserve">=</w:t>
+      </w:r>
+      <w:r>
+        <w:rPr>
+          <w:rStyle w:val="NormalTok"/>
+        </w:rPr>
+        <w:t xml:space="preserve">incompatible-pointer-types </w:t>
+      </w:r>
+      <w:r>
+        <w:rPr>
+          <w:rStyle w:val="AttributeTok"/>
+        </w:rPr>
+        <w:t xml:space="preserve">-Werror</w:t>
+      </w:r>
+      <w:r>
+        <w:rPr>
+          <w:rStyle w:val="OperatorTok"/>
+        </w:rPr>
+        <w:t xml:space="preserve">=</w:t>
+      </w:r>
+      <w:r>
+        <w:rPr>
+          <w:rStyle w:val="NormalTok"/>
+        </w:rPr>
+        <w:t xml:space="preserve">int-conversion </w:t>
+      </w:r>
+      <w:r>
+        <w:rPr>
+          <w:rStyle w:val="AttributeTok"/>
+        </w:rPr>
+        <w:t xml:space="preserve">-c</w:t>
+      </w:r>
+      <w:r>
+        <w:rPr>
+          <w:rStyle w:val="NormalTok"/>
+        </w:rPr>
+        <w:t xml:space="preserve"> src/main.c </w:t>
+      </w:r>
+      <w:r>
+        <w:rPr>
+          <w:rStyle w:val="AttributeTok"/>
+        </w:rPr>
+        <w:t xml:space="preserve">-o</w:t>
+      </w:r>
+      <w:r>
+        <w:rPr>
+          <w:rStyle w:val="NormalTok"/>
+        </w:rPr>
+        <w:t xml:space="preserve"> build/release/main.c.o</w:t>
+      </w:r>
+      <w:r>
+        <w:br/>
+      </w:r>
+      <w:r>
+        <w:rPr>
+          <w:rStyle w:val="FunctionTok"/>
+        </w:rPr>
+        <w:t xml:space="preserve">mkdir</w:t>
+      </w:r>
+      <w:r>
+        <w:rPr>
+          <w:rStyle w:val="NormalTok"/>
+        </w:rPr>
+        <w:t xml:space="preserve"> </w:t>
+      </w:r>
+      <w:r>
+        <w:rPr>
+          <w:rStyle w:val="AttributeTok"/>
+        </w:rPr>
+        <w:t xml:space="preserve">-p</w:t>
+      </w:r>
+      <w:r>
+        <w:rPr>
+          <w:rStyle w:val="NormalTok"/>
+        </w:rPr>
+        <w:t xml:space="preserve"> build/release</w:t>
+      </w:r>
+      <w:r>
+        <w:br/>
+      </w:r>
+      <w:r>
+        <w:rPr>
+          <w:rStyle w:val="FunctionTok"/>
+        </w:rPr>
+        <w:t xml:space="preserve">cc</w:t>
+      </w:r>
+      <w:r>
+        <w:rPr>
+          <w:rStyle w:val="NormalTok"/>
+        </w:rPr>
+        <w:t xml:space="preserve"> </w:t>
+      </w:r>
+      <w:r>
+        <w:rPr>
+          <w:rStyle w:val="AttributeTok"/>
+        </w:rPr>
+        <w:t xml:space="preserve">-Wall</w:t>
+      </w:r>
+      <w:r>
+        <w:rPr>
+          <w:rStyle w:val="NormalTok"/>
+        </w:rPr>
+        <w:t xml:space="preserve"> </w:t>
+      </w:r>
+      <w:r>
+        <w:rPr>
+          <w:rStyle w:val="AttributeTok"/>
+        </w:rPr>
+        <w:t xml:space="preserve">-Wextra</w:t>
+      </w:r>
+      <w:r>
+        <w:rPr>
+          <w:rStyle w:val="NormalTok"/>
+        </w:rPr>
+        <w:t xml:space="preserve"> </w:t>
+      </w:r>
+      <w:r>
+        <w:rPr>
+          <w:rStyle w:val="AttributeTok"/>
+        </w:rPr>
+        <w:t xml:space="preserve">-O2</w:t>
+      </w:r>
+      <w:r>
+        <w:rPr>
+          <w:rStyle w:val="NormalTok"/>
+        </w:rPr>
+        <w:t xml:space="preserve"> </w:t>
+      </w:r>
+      <w:r>
+        <w:rPr>
+          <w:rStyle w:val="AttributeTok"/>
+        </w:rPr>
+        <w:t xml:space="preserve">-fPIE</w:t>
+      </w:r>
+      <w:r>
+        <w:rPr>
+          <w:rStyle w:val="NormalTok"/>
+        </w:rPr>
+        <w:t xml:space="preserve"> </w:t>
+      </w:r>
+      <w:r>
+        <w:rPr>
+          <w:rStyle w:val="AttributeTok"/>
+        </w:rPr>
+        <w:t xml:space="preserve">-MMD</w:t>
+      </w:r>
+      <w:r>
+        <w:rPr>
+          <w:rStyle w:val="NormalTok"/>
+        </w:rPr>
+        <w:t xml:space="preserve"> </w:t>
+      </w:r>
+      <w:r>
+        <w:rPr>
+          <w:rStyle w:val="AttributeTok"/>
+        </w:rPr>
+        <w:t xml:space="preserve">-MP</w:t>
+      </w:r>
+      <w:r>
+        <w:rPr>
+          <w:rStyle w:val="NormalTok"/>
+        </w:rPr>
+        <w:t xml:space="preserve"> </w:t>
+      </w:r>
+      <w:r>
+        <w:rPr>
+          <w:rStyle w:val="AttributeTok"/>
+        </w:rPr>
+        <w:t xml:space="preserve">-Wformat</w:t>
+      </w:r>
+      <w:r>
+        <w:rPr>
+          <w:rStyle w:val="NormalTok"/>
+        </w:rPr>
+        <w:t xml:space="preserve"> </w:t>
+      </w:r>
+      <w:r>
+        <w:rPr>
+          <w:rStyle w:val="AttributeTok"/>
+        </w:rPr>
+        <w:t xml:space="preserve">-Wformat</w:t>
+      </w:r>
+      <w:r>
+        <w:rPr>
+          <w:rStyle w:val="OperatorTok"/>
+        </w:rPr>
+        <w:t xml:space="preserve">=</w:t>
+      </w:r>
+      <w:r>
+        <w:rPr>
+          <w:rStyle w:val="NormalTok"/>
+        </w:rPr>
+        <w:t xml:space="preserve">2 </w:t>
+      </w:r>
+      <w:r>
+        <w:rPr>
+          <w:rStyle w:val="AttributeTok"/>
+        </w:rPr>
+        <w:t xml:space="preserve">-Wconversion</w:t>
+      </w:r>
+      <w:r>
+        <w:rPr>
+          <w:rStyle w:val="NormalTok"/>
+        </w:rPr>
+        <w:t xml:space="preserve"> </w:t>
+      </w:r>
+      <w:r>
+        <w:rPr>
+          <w:rStyle w:val="AttributeTok"/>
+        </w:rPr>
+        <w:t xml:space="preserve">-Wsign-conversion</w:t>
+      </w:r>
+      <w:r>
+        <w:rPr>
+          <w:rStyle w:val="NormalTok"/>
+        </w:rPr>
+        <w:t xml:space="preserve"> </w:t>
+      </w:r>
+      <w:r>
+        <w:rPr>
+          <w:rStyle w:val="AttributeTok"/>
+        </w:rPr>
+        <w:t xml:space="preserve">-Wimplicit-fallthrough</w:t>
+      </w:r>
+      <w:r>
+        <w:rPr>
+          <w:rStyle w:val="NormalTok"/>
+        </w:rPr>
+        <w:t xml:space="preserve"> </w:t>
+      </w:r>
+      <w:r>
+        <w:rPr>
+          <w:rStyle w:val="AttributeTok"/>
+        </w:rPr>
+        <w:t xml:space="preserve">-fstack-protector-strong</w:t>
+      </w:r>
+      <w:r>
+        <w:rPr>
+          <w:rStyle w:val="NormalTok"/>
+        </w:rPr>
+        <w:t xml:space="preserve"> </w:t>
+      </w:r>
+      <w:r>
+        <w:rPr>
+          <w:rStyle w:val="AttributeTok"/>
+        </w:rPr>
+        <w:t xml:space="preserve">-Werror</w:t>
+      </w:r>
+      <w:r>
+        <w:rPr>
+          <w:rStyle w:val="OperatorTok"/>
+        </w:rPr>
+        <w:t xml:space="preserve">=</w:t>
+      </w:r>
+      <w:r>
+        <w:rPr>
+          <w:rStyle w:val="NormalTok"/>
+        </w:rPr>
+        <w:t xml:space="preserve">format-security </w:t>
+      </w:r>
+      <w:r>
+        <w:rPr>
+          <w:rStyle w:val="AttributeTok"/>
+        </w:rPr>
+        <w:t xml:space="preserve">-Werror</w:t>
+      </w:r>
+      <w:r>
+        <w:rPr>
+          <w:rStyle w:val="OperatorTok"/>
+        </w:rPr>
+        <w:t xml:space="preserve">=</w:t>
+      </w:r>
+      <w:r>
+        <w:rPr>
+          <w:rStyle w:val="NormalTok"/>
+        </w:rPr>
+        <w:t xml:space="preserve">implicit </w:t>
+      </w:r>
+      <w:r>
+        <w:rPr>
+          <w:rStyle w:val="AttributeTok"/>
+        </w:rPr>
+        <w:t xml:space="preserve">-Werror</w:t>
+      </w:r>
+      <w:r>
+        <w:rPr>
+          <w:rStyle w:val="OperatorTok"/>
+        </w:rPr>
+        <w:t xml:space="preserve">=</w:t>
+      </w:r>
+      <w:r>
+        <w:rPr>
+          <w:rStyle w:val="NormalTok"/>
+        </w:rPr>
+        <w:t xml:space="preserve">incompatible-pointer-types </w:t>
+      </w:r>
+      <w:r>
+        <w:rPr>
+          <w:rStyle w:val="AttributeTok"/>
+        </w:rPr>
+        <w:t xml:space="preserve">-Werror</w:t>
+      </w:r>
+      <w:r>
+        <w:rPr>
+          <w:rStyle w:val="OperatorTok"/>
+        </w:rPr>
+        <w:t xml:space="preserve">=</w:t>
+      </w:r>
+      <w:r>
+        <w:rPr>
+          <w:rStyle w:val="NormalTok"/>
+        </w:rPr>
+        <w:t xml:space="preserve">int-conversion </w:t>
+      </w:r>
+      <w:r>
+        <w:rPr>
+          <w:rStyle w:val="AttributeTok"/>
+        </w:rPr>
+        <w:t xml:space="preserve">-c</w:t>
+      </w:r>
+      <w:r>
+        <w:rPr>
+          <w:rStyle w:val="NormalTok"/>
+        </w:rPr>
+        <w:t xml:space="preserve"> src/lab.c </w:t>
+      </w:r>
+      <w:r>
+        <w:rPr>
+          <w:rStyle w:val="AttributeTok"/>
+        </w:rPr>
+        <w:t xml:space="preserve">-o</w:t>
+      </w:r>
+      <w:r>
+        <w:rPr>
+          <w:rStyle w:val="NormalTok"/>
+        </w:rPr>
+        <w:t xml:space="preserve"> build/release/lab.c.o</w:t>
+      </w:r>
+      <w:r>
+        <w:br/>
+      </w:r>
+      <w:r>
+        <w:rPr>
+          <w:rStyle w:val="FunctionTok"/>
+        </w:rPr>
+        <w:t xml:space="preserve">cc</w:t>
+      </w:r>
+      <w:r>
+        <w:rPr>
+          <w:rStyle w:val="NormalTok"/>
+        </w:rPr>
+        <w:t xml:space="preserve"> </w:t>
+      </w:r>
+      <w:r>
+        <w:rPr>
+          <w:rStyle w:val="AttributeTok"/>
+        </w:rPr>
+        <w:t xml:space="preserve">-Wall</w:t>
+      </w:r>
+      <w:r>
+        <w:rPr>
+          <w:rStyle w:val="NormalTok"/>
+        </w:rPr>
+        <w:t xml:space="preserve"> </w:t>
+      </w:r>
+      <w:r>
+        <w:rPr>
+          <w:rStyle w:val="AttributeTok"/>
+        </w:rPr>
+        <w:t xml:space="preserve">-Wextra</w:t>
+      </w:r>
+      <w:r>
+        <w:rPr>
+          <w:rStyle w:val="NormalTok"/>
+        </w:rPr>
+        <w:t xml:space="preserve"> </w:t>
+      </w:r>
+      <w:r>
+        <w:rPr>
+          <w:rStyle w:val="AttributeTok"/>
+        </w:rPr>
+        <w:t xml:space="preserve">-O2</w:t>
+      </w:r>
+      <w:r>
+        <w:rPr>
+          <w:rStyle w:val="NormalTok"/>
+        </w:rPr>
+        <w:t xml:space="preserve"> </w:t>
+      </w:r>
+      <w:r>
+        <w:rPr>
+          <w:rStyle w:val="AttributeTok"/>
+        </w:rPr>
+        <w:t xml:space="preserve">-fPIE</w:t>
+      </w:r>
+      <w:r>
+        <w:rPr>
+          <w:rStyle w:val="NormalTok"/>
+        </w:rPr>
+        <w:t xml:space="preserve"> </w:t>
+      </w:r>
+      <w:r>
+        <w:rPr>
+          <w:rStyle w:val="AttributeTok"/>
+        </w:rPr>
+        <w:t xml:space="preserve">-MMD</w:t>
+      </w:r>
+      <w:r>
+        <w:rPr>
+          <w:rStyle w:val="NormalTok"/>
+        </w:rPr>
+        <w:t xml:space="preserve"> </w:t>
+      </w:r>
+      <w:r>
+        <w:rPr>
+          <w:rStyle w:val="AttributeTok"/>
+        </w:rPr>
+        <w:t xml:space="preserve">-MP</w:t>
+      </w:r>
+      <w:r>
+        <w:rPr>
+          <w:rStyle w:val="NormalTok"/>
+        </w:rPr>
+        <w:t xml:space="preserve"> </w:t>
+      </w:r>
+      <w:r>
+        <w:rPr>
+          <w:rStyle w:val="AttributeTok"/>
+        </w:rPr>
+        <w:t xml:space="preserve">-Wformat</w:t>
+      </w:r>
+      <w:r>
+        <w:rPr>
+          <w:rStyle w:val="NormalTok"/>
+        </w:rPr>
+        <w:t xml:space="preserve"> </w:t>
+      </w:r>
+      <w:r>
+        <w:rPr>
+          <w:rStyle w:val="AttributeTok"/>
+        </w:rPr>
+        <w:t xml:space="preserve">-Wformat</w:t>
+      </w:r>
+      <w:r>
+        <w:rPr>
+          <w:rStyle w:val="OperatorTok"/>
+        </w:rPr>
+        <w:t xml:space="preserve">=</w:t>
+      </w:r>
+      <w:r>
+        <w:rPr>
+          <w:rStyle w:val="NormalTok"/>
+        </w:rPr>
+        <w:t xml:space="preserve">2 </w:t>
+      </w:r>
+      <w:r>
+        <w:rPr>
+          <w:rStyle w:val="AttributeTok"/>
+        </w:rPr>
+        <w:t xml:space="preserve">-Wconversion</w:t>
+      </w:r>
+      <w:r>
+        <w:rPr>
+          <w:rStyle w:val="NormalTok"/>
+        </w:rPr>
+        <w:t xml:space="preserve"> </w:t>
+      </w:r>
+      <w:r>
+        <w:rPr>
+          <w:rStyle w:val="AttributeTok"/>
+        </w:rPr>
+        <w:t xml:space="preserve">-Wsign-conversion</w:t>
+      </w:r>
+      <w:r>
+        <w:rPr>
+          <w:rStyle w:val="NormalTok"/>
+        </w:rPr>
+        <w:t xml:space="preserve"> </w:t>
+      </w:r>
+      <w:r>
+        <w:rPr>
+          <w:rStyle w:val="AttributeTok"/>
+        </w:rPr>
+        <w:t xml:space="preserve">-Wimplicit-fallthrough</w:t>
+      </w:r>
+      <w:r>
+        <w:rPr>
+          <w:rStyle w:val="NormalTok"/>
+        </w:rPr>
+        <w:t xml:space="preserve"> </w:t>
+      </w:r>
+      <w:r>
+        <w:rPr>
+          <w:rStyle w:val="AttributeTok"/>
+        </w:rPr>
+        <w:t xml:space="preserve">-fstack-protector-strong</w:t>
+      </w:r>
+      <w:r>
+        <w:rPr>
+          <w:rStyle w:val="NormalTok"/>
+        </w:rPr>
+        <w:t xml:space="preserve"> </w:t>
+      </w:r>
+      <w:r>
+        <w:rPr>
+          <w:rStyle w:val="AttributeTok"/>
+        </w:rPr>
+        <w:t xml:space="preserve">-Werror</w:t>
+      </w:r>
+      <w:r>
+        <w:rPr>
+          <w:rStyle w:val="OperatorTok"/>
+        </w:rPr>
+        <w:t xml:space="preserve">=</w:t>
+      </w:r>
+      <w:r>
+        <w:rPr>
+          <w:rStyle w:val="NormalTok"/>
+        </w:rPr>
+        <w:t xml:space="preserve">format-security </w:t>
+      </w:r>
+      <w:r>
+        <w:rPr>
+          <w:rStyle w:val="AttributeTok"/>
+        </w:rPr>
+        <w:t xml:space="preserve">-Werror</w:t>
+      </w:r>
+      <w:r>
+        <w:rPr>
+          <w:rStyle w:val="OperatorTok"/>
+        </w:rPr>
+        <w:t xml:space="preserve">=</w:t>
+      </w:r>
+      <w:r>
+        <w:rPr>
+          <w:rStyle w:val="NormalTok"/>
+        </w:rPr>
+        <w:t xml:space="preserve">implicit </w:t>
+      </w:r>
+      <w:r>
+        <w:rPr>
+          <w:rStyle w:val="AttributeTok"/>
+        </w:rPr>
+        <w:t xml:space="preserve">-Werror</w:t>
+      </w:r>
+      <w:r>
+        <w:rPr>
+          <w:rStyle w:val="OperatorTok"/>
+        </w:rPr>
+        <w:t xml:space="preserve">=</w:t>
+      </w:r>
+      <w:r>
+        <w:rPr>
+          <w:rStyle w:val="NormalTok"/>
+        </w:rPr>
+        <w:t xml:space="preserve">incompatible-pointer-types </w:t>
+      </w:r>
+      <w:r>
+        <w:rPr>
+          <w:rStyle w:val="AttributeTok"/>
+        </w:rPr>
+        <w:t xml:space="preserve">-Werror</w:t>
+      </w:r>
+      <w:r>
+        <w:rPr>
+          <w:rStyle w:val="OperatorTok"/>
+        </w:rPr>
+        <w:t xml:space="preserve">=</w:t>
+      </w:r>
+      <w:r>
+        <w:rPr>
+          <w:rStyle w:val="NormalTok"/>
+        </w:rPr>
+        <w:t xml:space="preserve">int-conversion build/release/main.c.o build/release/lab.c.o </w:t>
+      </w:r>
+      <w:r>
+        <w:rPr>
+          <w:rStyle w:val="AttributeTok"/>
+        </w:rPr>
+        <w:t xml:space="preserve">-o</w:t>
+      </w:r>
+      <w:r>
+        <w:rPr>
+          <w:rStyle w:val="NormalTok"/>
+        </w:rPr>
+        <w:t xml:space="preserve"> build/release/myapp </w:t>
+      </w:r>
+      <w:r>
+        <w:br/>
+      </w:r>
+      <w:r>
+        <w:rPr>
+          <w:rStyle w:val="VariableTok"/>
+        </w:rPr>
+        <w:t xml:space="preserve">make</w:t>
+      </w:r>
+      <w:r>
+        <w:rPr>
+          <w:rStyle w:val="OperatorTok"/>
+        </w:rPr>
+        <w:t xml:space="preserve">[</w:t>
+      </w:r>
+      <w:r>
+        <w:rPr>
+          <w:rStyle w:val="DecValTok"/>
+        </w:rPr>
+        <w:t xml:space="preserve">1</w:t>
+      </w:r>
+      <w:r>
+        <w:rPr>
+          <w:rStyle w:val="OperatorTok"/>
+        </w:rPr>
+        <w:t xml:space="preserve">]</w:t>
+      </w:r>
+      <w:r>
+        <w:rPr>
+          <w:rStyle w:val="ExtensionTok"/>
+        </w:rPr>
+        <w:t xml:space="preserve">:</w:t>
+      </w:r>
+      <w:r>
+        <w:rPr>
+          <w:rStyle w:val="NormalTok"/>
+        </w:rPr>
+        <w:t xml:space="preserve"> Leaving directory </w:t>
+      </w:r>
+      <w:r>
+        <w:rPr>
+          <w:rStyle w:val="StringTok"/>
+        </w:rPr>
+        <w:t xml:space="preserve">'/home/runner/work/makefile-project-starter/makefile-project-starter'</w:t>
+      </w:r>
+      <w:r>
+        <w:br/>
+      </w:r>
+      <w:r>
+        <w:rPr>
+          <w:rStyle w:val="VariableTok"/>
+        </w:rPr>
+        <w:t xml:space="preserve">make</w:t>
+      </w:r>
+      <w:r>
+        <w:rPr>
+          <w:rStyle w:val="OperatorTok"/>
+        </w:rPr>
+        <w:t xml:space="preserve">[</w:t>
+      </w:r>
+      <w:r>
+        <w:rPr>
+          <w:rStyle w:val="DecValTok"/>
+        </w:rPr>
+        <w:t xml:space="preserve">1</w:t>
+      </w:r>
+      <w:r>
+        <w:rPr>
+          <w:rStyle w:val="OperatorTok"/>
+        </w:rPr>
+        <w:t xml:space="preserve">]</w:t>
+      </w:r>
+      <w:r>
+        <w:rPr>
+          <w:rStyle w:val="ExtensionTok"/>
+        </w:rPr>
+        <w:t xml:space="preserve">:</w:t>
+      </w:r>
+      <w:r>
+        <w:rPr>
+          <w:rStyle w:val="NormalTok"/>
+        </w:rPr>
+        <w:t xml:space="preserve"> Entering directory </w:t>
+      </w:r>
+      <w:r>
+        <w:rPr>
+          <w:rStyle w:val="StringTok"/>
+        </w:rPr>
+        <w:t xml:space="preserve">'/home/runner/work/makefile-project-starter/makefile-project-starter'</w:t>
+      </w:r>
+      <w:r>
+        <w:br/>
+      </w:r>
+      <w:r>
+        <w:rPr>
+          <w:rStyle w:val="FunctionTok"/>
+        </w:rPr>
+        <w:t xml:space="preserve">mkdir</w:t>
+      </w:r>
+      <w:r>
+        <w:rPr>
+          <w:rStyle w:val="NormalTok"/>
+        </w:rPr>
+        <w:t xml:space="preserve"> </w:t>
+      </w:r>
+      <w:r>
+        <w:rPr>
+          <w:rStyle w:val="AttributeTok"/>
+        </w:rPr>
+        <w:t xml:space="preserve">-p</w:t>
+      </w:r>
+      <w:r>
+        <w:rPr>
+          <w:rStyle w:val="NormalTok"/>
+        </w:rPr>
+        <w:t xml:space="preserve"> build/tests</w:t>
+      </w:r>
+      <w:r>
+        <w:br/>
+      </w:r>
+      <w:r>
+        <w:rPr>
+          <w:rStyle w:val="FunctionTok"/>
+        </w:rPr>
+        <w:t xml:space="preserve">cc</w:t>
+      </w:r>
+      <w:r>
+        <w:rPr>
+          <w:rStyle w:val="NormalTok"/>
+        </w:rPr>
+        <w:t xml:space="preserve"> </w:t>
+      </w:r>
+      <w:r>
+        <w:rPr>
+          <w:rStyle w:val="AttributeTok"/>
+        </w:rPr>
         <w:t xml:space="preserve">-g</w:t>
       </w:r>
       <w:r>
@@ -535,6 +1796,705 @@
         <w:rPr>
           <w:rStyle w:val="AttributeTok"/>
         </w:rPr>
+        <w:t xml:space="preserve">-DTEST</w:t>
+      </w:r>
+      <w:r>
+        <w:rPr>
+          <w:rStyle w:val="NormalTok"/>
+        </w:rPr>
+        <w:t xml:space="preserve"> </w:t>
+      </w:r>
+      <w:r>
+        <w:rPr>
+          <w:rStyle w:val="AttributeTok"/>
+        </w:rPr>
+        <w:t xml:space="preserve">-fprofile-arcs</w:t>
+      </w:r>
+      <w:r>
+        <w:rPr>
+          <w:rStyle w:val="NormalTok"/>
+        </w:rPr>
+        <w:t xml:space="preserve"> </w:t>
+      </w:r>
+      <w:r>
+        <w:rPr>
+          <w:rStyle w:val="AttributeTok"/>
+        </w:rPr>
+        <w:t xml:space="preserve">-ftest-coverage</w:t>
+      </w:r>
+      <w:r>
+        <w:rPr>
+          <w:rStyle w:val="NormalTok"/>
+        </w:rPr>
+        <w:t xml:space="preserve"> </w:t>
+      </w:r>
+      <w:r>
+        <w:rPr>
+          <w:rStyle w:val="AttributeTok"/>
+        </w:rPr>
+        <w:t xml:space="preserve">-c</w:t>
+      </w:r>
+      <w:r>
+        <w:rPr>
+          <w:rStyle w:val="NormalTok"/>
+        </w:rPr>
+        <w:t xml:space="preserve"> src/main.c </w:t>
+      </w:r>
+      <w:r>
+        <w:rPr>
+          <w:rStyle w:val="AttributeTok"/>
+        </w:rPr>
+        <w:t xml:space="preserve">-o</w:t>
+      </w:r>
+      <w:r>
+        <w:rPr>
+          <w:rStyle w:val="NormalTok"/>
+        </w:rPr>
+        <w:t xml:space="preserve"> build/tests/main.c.o</w:t>
+      </w:r>
+      <w:r>
+        <w:br/>
+      </w:r>
+      <w:r>
+        <w:rPr>
+          <w:rStyle w:val="FunctionTok"/>
+        </w:rPr>
+        <w:t xml:space="preserve">mkdir</w:t>
+      </w:r>
+      <w:r>
+        <w:rPr>
+          <w:rStyle w:val="NormalTok"/>
+        </w:rPr>
+        <w:t xml:space="preserve"> </w:t>
+      </w:r>
+      <w:r>
+        <w:rPr>
+          <w:rStyle w:val="AttributeTok"/>
+        </w:rPr>
+        <w:t xml:space="preserve">-p</w:t>
+      </w:r>
+      <w:r>
+        <w:rPr>
+          <w:rStyle w:val="NormalTok"/>
+        </w:rPr>
+        <w:t xml:space="preserve"> build/tests</w:t>
+      </w:r>
+      <w:r>
+        <w:br/>
+      </w:r>
+      <w:r>
+        <w:rPr>
+          <w:rStyle w:val="FunctionTok"/>
+        </w:rPr>
+        <w:t xml:space="preserve">cc</w:t>
+      </w:r>
+      <w:r>
+        <w:rPr>
+          <w:rStyle w:val="NormalTok"/>
+        </w:rPr>
+        <w:t xml:space="preserve"> </w:t>
+      </w:r>
+      <w:r>
+        <w:rPr>
+          <w:rStyle w:val="AttributeTok"/>
+        </w:rPr>
+        <w:t xml:space="preserve">-g</w:t>
+      </w:r>
+      <w:r>
+        <w:rPr>
+          <w:rStyle w:val="NormalTok"/>
+        </w:rPr>
+        <w:t xml:space="preserve"> </w:t>
+      </w:r>
+      <w:r>
+        <w:rPr>
+          <w:rStyle w:val="AttributeTok"/>
+        </w:rPr>
+        <w:t xml:space="preserve">-O0</w:t>
+      </w:r>
+      <w:r>
+        <w:rPr>
+          <w:rStyle w:val="NormalTok"/>
+        </w:rPr>
+        <w:t xml:space="preserve"> </w:t>
+      </w:r>
+      <w:r>
+        <w:rPr>
+          <w:rStyle w:val="AttributeTok"/>
+        </w:rPr>
+        <w:t xml:space="preserve">-DTEST</w:t>
+      </w:r>
+      <w:r>
+        <w:rPr>
+          <w:rStyle w:val="NormalTok"/>
+        </w:rPr>
+        <w:t xml:space="preserve"> </w:t>
+      </w:r>
+      <w:r>
+        <w:rPr>
+          <w:rStyle w:val="AttributeTok"/>
+        </w:rPr>
+        <w:t xml:space="preserve">-fprofile-arcs</w:t>
+      </w:r>
+      <w:r>
+        <w:rPr>
+          <w:rStyle w:val="NormalTok"/>
+        </w:rPr>
+        <w:t xml:space="preserve"> </w:t>
+      </w:r>
+      <w:r>
+        <w:rPr>
+          <w:rStyle w:val="AttributeTok"/>
+        </w:rPr>
+        <w:t xml:space="preserve">-ftest-coverage</w:t>
+      </w:r>
+      <w:r>
+        <w:rPr>
+          <w:rStyle w:val="NormalTok"/>
+        </w:rPr>
+        <w:t xml:space="preserve"> </w:t>
+      </w:r>
+      <w:r>
+        <w:rPr>
+          <w:rStyle w:val="AttributeTok"/>
+        </w:rPr>
+        <w:t xml:space="preserve">-c</w:t>
+      </w:r>
+      <w:r>
+        <w:rPr>
+          <w:rStyle w:val="NormalTok"/>
+        </w:rPr>
+        <w:t xml:space="preserve"> src/lab.c </w:t>
+      </w:r>
+      <w:r>
+        <w:rPr>
+          <w:rStyle w:val="AttributeTok"/>
+        </w:rPr>
+        <w:t xml:space="preserve">-o</w:t>
+      </w:r>
+      <w:r>
+        <w:rPr>
+          <w:rStyle w:val="NormalTok"/>
+        </w:rPr>
+        <w:t xml:space="preserve"> build/tests/lab.c.o</w:t>
+      </w:r>
+      <w:r>
+        <w:br/>
+      </w:r>
+      <w:r>
+        <w:rPr>
+          <w:rStyle w:val="FunctionTok"/>
+        </w:rPr>
+        <w:t xml:space="preserve">mkdir</w:t>
+      </w:r>
+      <w:r>
+        <w:rPr>
+          <w:rStyle w:val="NormalTok"/>
+        </w:rPr>
+        <w:t xml:space="preserve"> </w:t>
+      </w:r>
+      <w:r>
+        <w:rPr>
+          <w:rStyle w:val="AttributeTok"/>
+        </w:rPr>
+        <w:t xml:space="preserve">-p</w:t>
+      </w:r>
+      <w:r>
+        <w:rPr>
+          <w:rStyle w:val="NormalTok"/>
+        </w:rPr>
+        <w:t xml:space="preserve"> build/tests/harness/</w:t>
+      </w:r>
+      <w:r>
+        <w:br/>
+      </w:r>
+      <w:r>
+        <w:rPr>
+          <w:rStyle w:val="FunctionTok"/>
+        </w:rPr>
+        <w:t xml:space="preserve">cc</w:t>
+      </w:r>
+      <w:r>
+        <w:rPr>
+          <w:rStyle w:val="NormalTok"/>
+        </w:rPr>
+        <w:t xml:space="preserve"> </w:t>
+      </w:r>
+      <w:r>
+        <w:rPr>
+          <w:rStyle w:val="AttributeTok"/>
+        </w:rPr>
+        <w:t xml:space="preserve">-g</w:t>
+      </w:r>
+      <w:r>
+        <w:rPr>
+          <w:rStyle w:val="NormalTok"/>
+        </w:rPr>
+        <w:t xml:space="preserve"> </w:t>
+      </w:r>
+      <w:r>
+        <w:rPr>
+          <w:rStyle w:val="AttributeTok"/>
+        </w:rPr>
+        <w:t xml:space="preserve">-O0</w:t>
+      </w:r>
+      <w:r>
+        <w:rPr>
+          <w:rStyle w:val="NormalTok"/>
+        </w:rPr>
+        <w:t xml:space="preserve"> </w:t>
+      </w:r>
+      <w:r>
+        <w:rPr>
+          <w:rStyle w:val="AttributeTok"/>
+        </w:rPr>
+        <w:t xml:space="preserve">-DTEST</w:t>
+      </w:r>
+      <w:r>
+        <w:rPr>
+          <w:rStyle w:val="NormalTok"/>
+        </w:rPr>
+        <w:t xml:space="preserve"> </w:t>
+      </w:r>
+      <w:r>
+        <w:rPr>
+          <w:rStyle w:val="AttributeTok"/>
+        </w:rPr>
+        <w:t xml:space="preserve">-fprofile-arcs</w:t>
+      </w:r>
+      <w:r>
+        <w:rPr>
+          <w:rStyle w:val="NormalTok"/>
+        </w:rPr>
+        <w:t xml:space="preserve"> </w:t>
+      </w:r>
+      <w:r>
+        <w:rPr>
+          <w:rStyle w:val="AttributeTok"/>
+        </w:rPr>
+        <w:t xml:space="preserve">-ftest-coverage</w:t>
+      </w:r>
+      <w:r>
+        <w:rPr>
+          <w:rStyle w:val="NormalTok"/>
+        </w:rPr>
+        <w:t xml:space="preserve"> </w:t>
+      </w:r>
+      <w:r>
+        <w:rPr>
+          <w:rStyle w:val="AttributeTok"/>
+        </w:rPr>
+        <w:t xml:space="preserve">-c</w:t>
+      </w:r>
+      <w:r>
+        <w:rPr>
+          <w:rStyle w:val="NormalTok"/>
+        </w:rPr>
+        <w:t xml:space="preserve"> tests/harness/unity.c </w:t>
+      </w:r>
+      <w:r>
+        <w:rPr>
+          <w:rStyle w:val="AttributeTok"/>
+        </w:rPr>
+        <w:t xml:space="preserve">-o</w:t>
+      </w:r>
+      <w:r>
+        <w:rPr>
+          <w:rStyle w:val="NormalTok"/>
+        </w:rPr>
+        <w:t xml:space="preserve"> build/tests/harness/unity.c.o</w:t>
+      </w:r>
+      <w:r>
+        <w:br/>
+      </w:r>
+      <w:r>
+        <w:rPr>
+          <w:rStyle w:val="FunctionTok"/>
+        </w:rPr>
+        <w:t xml:space="preserve">mkdir</w:t>
+      </w:r>
+      <w:r>
+        <w:rPr>
+          <w:rStyle w:val="NormalTok"/>
+        </w:rPr>
+        <w:t xml:space="preserve"> </w:t>
+      </w:r>
+      <w:r>
+        <w:rPr>
+          <w:rStyle w:val="AttributeTok"/>
+        </w:rPr>
+        <w:t xml:space="preserve">-p</w:t>
+      </w:r>
+      <w:r>
+        <w:rPr>
+          <w:rStyle w:val="NormalTok"/>
+        </w:rPr>
+        <w:t xml:space="preserve"> build/tests/</w:t>
+      </w:r>
+      <w:r>
+        <w:br/>
+      </w:r>
+      <w:r>
+        <w:rPr>
+          <w:rStyle w:val="FunctionTok"/>
+        </w:rPr>
+        <w:t xml:space="preserve">cc</w:t>
+      </w:r>
+      <w:r>
+        <w:rPr>
+          <w:rStyle w:val="NormalTok"/>
+        </w:rPr>
+        <w:t xml:space="preserve"> </w:t>
+      </w:r>
+      <w:r>
+        <w:rPr>
+          <w:rStyle w:val="AttributeTok"/>
+        </w:rPr>
+        <w:t xml:space="preserve">-g</w:t>
+      </w:r>
+      <w:r>
+        <w:rPr>
+          <w:rStyle w:val="NormalTok"/>
+        </w:rPr>
+        <w:t xml:space="preserve"> </w:t>
+      </w:r>
+      <w:r>
+        <w:rPr>
+          <w:rStyle w:val="AttributeTok"/>
+        </w:rPr>
+        <w:t xml:space="preserve">-O0</w:t>
+      </w:r>
+      <w:r>
+        <w:rPr>
+          <w:rStyle w:val="NormalTok"/>
+        </w:rPr>
+        <w:t xml:space="preserve"> </w:t>
+      </w:r>
+      <w:r>
+        <w:rPr>
+          <w:rStyle w:val="AttributeTok"/>
+        </w:rPr>
+        <w:t xml:space="preserve">-DTEST</w:t>
+      </w:r>
+      <w:r>
+        <w:rPr>
+          <w:rStyle w:val="NormalTok"/>
+        </w:rPr>
+        <w:t xml:space="preserve"> </w:t>
+      </w:r>
+      <w:r>
+        <w:rPr>
+          <w:rStyle w:val="AttributeTok"/>
+        </w:rPr>
+        <w:t xml:space="preserve">-fprofile-arcs</w:t>
+      </w:r>
+      <w:r>
+        <w:rPr>
+          <w:rStyle w:val="NormalTok"/>
+        </w:rPr>
+        <w:t xml:space="preserve"> </w:t>
+      </w:r>
+      <w:r>
+        <w:rPr>
+          <w:rStyle w:val="AttributeTok"/>
+        </w:rPr>
+        <w:t xml:space="preserve">-ftest-coverage</w:t>
+      </w:r>
+      <w:r>
+        <w:rPr>
+          <w:rStyle w:val="NormalTok"/>
+        </w:rPr>
+        <w:t xml:space="preserve"> </w:t>
+      </w:r>
+      <w:r>
+        <w:rPr>
+          <w:rStyle w:val="AttributeTok"/>
+        </w:rPr>
+        <w:t xml:space="preserve">-c</w:t>
+      </w:r>
+      <w:r>
+        <w:rPr>
+          <w:rStyle w:val="NormalTok"/>
+        </w:rPr>
+        <w:t xml:space="preserve"> tests/lab-test.c </w:t>
+      </w:r>
+      <w:r>
+        <w:rPr>
+          <w:rStyle w:val="AttributeTok"/>
+        </w:rPr>
+        <w:t xml:space="preserve">-o</w:t>
+      </w:r>
+      <w:r>
+        <w:rPr>
+          <w:rStyle w:val="NormalTok"/>
+        </w:rPr>
+        <w:t xml:space="preserve"> build/tests/lab-test.c.o</w:t>
+      </w:r>
+      <w:r>
+        <w:br/>
+      </w:r>
+      <w:r>
+        <w:rPr>
+          <w:rStyle w:val="FunctionTok"/>
+        </w:rPr>
+        <w:t xml:space="preserve">cc</w:t>
+      </w:r>
+      <w:r>
+        <w:rPr>
+          <w:rStyle w:val="NormalTok"/>
+        </w:rPr>
+        <w:t xml:space="preserve"> </w:t>
+      </w:r>
+      <w:r>
+        <w:rPr>
+          <w:rStyle w:val="AttributeTok"/>
+        </w:rPr>
+        <w:t xml:space="preserve">-g</w:t>
+      </w:r>
+      <w:r>
+        <w:rPr>
+          <w:rStyle w:val="NormalTok"/>
+        </w:rPr>
+        <w:t xml:space="preserve"> </w:t>
+      </w:r>
+      <w:r>
+        <w:rPr>
+          <w:rStyle w:val="AttributeTok"/>
+        </w:rPr>
+        <w:t xml:space="preserve">-O0</w:t>
+      </w:r>
+      <w:r>
+        <w:rPr>
+          <w:rStyle w:val="NormalTok"/>
+        </w:rPr>
+        <w:t xml:space="preserve"> </w:t>
+      </w:r>
+      <w:r>
+        <w:rPr>
+          <w:rStyle w:val="AttributeTok"/>
+        </w:rPr>
+        <w:t xml:space="preserve">-DTEST</w:t>
+      </w:r>
+      <w:r>
+        <w:rPr>
+          <w:rStyle w:val="NormalTok"/>
+        </w:rPr>
+        <w:t xml:space="preserve"> </w:t>
+      </w:r>
+      <w:r>
+        <w:rPr>
+          <w:rStyle w:val="AttributeTok"/>
+        </w:rPr>
+        <w:t xml:space="preserve">-fprofile-arcs</w:t>
+      </w:r>
+      <w:r>
+        <w:rPr>
+          <w:rStyle w:val="NormalTok"/>
+        </w:rPr>
+        <w:t xml:space="preserve"> </w:t>
+      </w:r>
+      <w:r>
+        <w:rPr>
+          <w:rStyle w:val="AttributeTok"/>
+        </w:rPr>
+        <w:t xml:space="preserve">-ftest-coverage</w:t>
+      </w:r>
+      <w:r>
+        <w:rPr>
+          <w:rStyle w:val="NormalTok"/>
+        </w:rPr>
+        <w:t xml:space="preserve"> build/tests/main.c.o build/tests/lab.c.o build/tests/harness/unity.c.o build/tests/lab-test.c.o </w:t>
+      </w:r>
+      <w:r>
+        <w:rPr>
+          <w:rStyle w:val="AttributeTok"/>
+        </w:rPr>
+        <w:t xml:space="preserve">-o</w:t>
+      </w:r>
+      <w:r>
+        <w:rPr>
+          <w:rStyle w:val="NormalTok"/>
+        </w:rPr>
+        <w:t xml:space="preserve"> build/tests/myapp_t </w:t>
+      </w:r>
+      <w:r>
+        <w:rPr>
+          <w:rStyle w:val="AttributeTok"/>
+        </w:rPr>
+        <w:t xml:space="preserve">-fprofile-arcs</w:t>
+      </w:r>
+      <w:r>
+        <w:rPr>
+          <w:rStyle w:val="NormalTok"/>
+        </w:rPr>
+        <w:t xml:space="preserve"> </w:t>
+      </w:r>
+      <w:r>
+        <w:rPr>
+          <w:rStyle w:val="AttributeTok"/>
+        </w:rPr>
+        <w:t xml:space="preserve">-ftest-coverage</w:t>
+      </w:r>
+      <w:r>
+        <w:br/>
+      </w:r>
+      <w:r>
+        <w:rPr>
+          <w:rStyle w:val="VariableTok"/>
+        </w:rPr>
+        <w:t xml:space="preserve">make</w:t>
+      </w:r>
+      <w:r>
+        <w:rPr>
+          <w:rStyle w:val="OperatorTok"/>
+        </w:rPr>
+        <w:t xml:space="preserve">[</w:t>
+      </w:r>
+      <w:r>
+        <w:rPr>
+          <w:rStyle w:val="DecValTok"/>
+        </w:rPr>
+        <w:t xml:space="preserve">1</w:t>
+      </w:r>
+      <w:r>
+        <w:rPr>
+          <w:rStyle w:val="OperatorTok"/>
+        </w:rPr>
+        <w:t xml:space="preserve">]</w:t>
+      </w:r>
+      <w:r>
+        <w:rPr>
+          <w:rStyle w:val="ExtensionTok"/>
+        </w:rPr>
+        <w:t xml:space="preserve">:</w:t>
+      </w:r>
+      <w:r>
+        <w:rPr>
+          <w:rStyle w:val="NormalTok"/>
+        </w:rPr>
+        <w:t xml:space="preserve"> Leaving directory </w:t>
+      </w:r>
+      <w:r>
+        <w:rPr>
+          <w:rStyle w:val="StringTok"/>
+        </w:rPr>
+        <w:t xml:space="preserve">'/home/runner/work/makefile-project-starter/makefile-project-starter'</w:t>
+      </w:r>
+      <w:r>
+        <w:br/>
+      </w:r>
+      <w:r>
+        <w:rPr>
+          <w:rStyle w:val="VariableTok"/>
+        </w:rPr>
+        <w:t xml:space="preserve">make</w:t>
+      </w:r>
+      <w:r>
+        <w:rPr>
+          <w:rStyle w:val="OperatorTok"/>
+        </w:rPr>
+        <w:t xml:space="preserve">[</w:t>
+      </w:r>
+      <w:r>
+        <w:rPr>
+          <w:rStyle w:val="DecValTok"/>
+        </w:rPr>
+        <w:t xml:space="preserve">1</w:t>
+      </w:r>
+      <w:r>
+        <w:rPr>
+          <w:rStyle w:val="OperatorTok"/>
+        </w:rPr>
+        <w:t xml:space="preserve">]</w:t>
+      </w:r>
+      <w:r>
+        <w:rPr>
+          <w:rStyle w:val="ExtensionTok"/>
+        </w:rPr>
+        <w:t xml:space="preserve">:</w:t>
+      </w:r>
+      <w:r>
+        <w:rPr>
+          <w:rStyle w:val="NormalTok"/>
+        </w:rPr>
+        <w:t xml:space="preserve"> Entering directory </w:t>
+      </w:r>
+      <w:r>
+        <w:rPr>
+          <w:rStyle w:val="StringTok"/>
+        </w:rPr>
+        <w:t xml:space="preserve">'/home/runner/work/makefile-project-starter/makefile-project-starter'</w:t>
+      </w:r>
+      <w:r>
+        <w:br/>
+      </w:r>
+      <w:r>
+        <w:rPr>
+          <w:rStyle w:val="FunctionTok"/>
+        </w:rPr>
+        <w:t xml:space="preserve">mkdir</w:t>
+      </w:r>
+      <w:r>
+        <w:rPr>
+          <w:rStyle w:val="NormalTok"/>
+        </w:rPr>
+        <w:t xml:space="preserve"> </w:t>
+      </w:r>
+      <w:r>
+        <w:rPr>
+          <w:rStyle w:val="AttributeTok"/>
+        </w:rPr>
+        <w:t xml:space="preserve">-p</w:t>
+      </w:r>
+      <w:r>
+        <w:rPr>
+          <w:rStyle w:val="NormalTok"/>
+        </w:rPr>
+        <w:t xml:space="preserve"> build/debug-test</w:t>
+      </w:r>
+      <w:r>
+        <w:br/>
+      </w:r>
+      <w:r>
+        <w:rPr>
+          <w:rStyle w:val="FunctionTok"/>
+        </w:rPr>
+        <w:t xml:space="preserve">cc</w:t>
+      </w:r>
+      <w:r>
+        <w:rPr>
+          <w:rStyle w:val="NormalTok"/>
+        </w:rPr>
+        <w:t xml:space="preserve"> </w:t>
+      </w:r>
+      <w:r>
+        <w:rPr>
+          <w:rStyle w:val="AttributeTok"/>
+        </w:rPr>
+        <w:t xml:space="preserve">-g</w:t>
+      </w:r>
+      <w:r>
+        <w:rPr>
+          <w:rStyle w:val="NormalTok"/>
+        </w:rPr>
+        <w:t xml:space="preserve"> </w:t>
+      </w:r>
+      <w:r>
+        <w:rPr>
+          <w:rStyle w:val="AttributeTok"/>
+        </w:rPr>
+        <w:t xml:space="preserve">-O0</w:t>
+      </w:r>
+      <w:r>
+        <w:rPr>
+          <w:rStyle w:val="NormalTok"/>
+        </w:rPr>
+        <w:t xml:space="preserve"> </w:t>
+      </w:r>
+      <w:r>
+        <w:rPr>
+          <w:rStyle w:val="AttributeTok"/>
+        </w:rPr>
         <w:t xml:space="preserve">-DDEBUG</w:t>
       </w:r>
       <w:r>
@@ -547,6 +2507,18 @@
         <w:rPr>
           <w:rStyle w:val="AttributeTok"/>
         </w:rPr>
+        <w:t xml:space="preserve">-DTEST</w:t>
+      </w:r>
+      <w:r>
+        <w:rPr>
+          <w:rStyle w:val="NormalTok"/>
+        </w:rPr>
+        <w:t xml:space="preserve"> </w:t>
+      </w:r>
+      <w:r>
+        <w:rPr>
+          <w:rStyle w:val="AttributeTok"/>
+        </w:rPr>
         <w:t xml:space="preserve">-fno-omit-frame-pointer</w:t>
       </w:r>
       <w:r>
@@ -595,7 +2567,7 @@
         <w:rPr>
           <w:rStyle w:val="NormalTok"/>
         </w:rPr>
-        <w:t xml:space="preserve"> build/debug/main.c.o</w:t>
+        <w:t xml:space="preserve"> build/debug-test/main.c.o</w:t>
       </w:r>
       <w:r>
         <w:br/>
@@ -604,6 +2576,33 @@
         <w:rPr>
           <w:rStyle w:val="FunctionTok"/>
         </w:rPr>
+        <w:t xml:space="preserve">mkdir</w:t>
+      </w:r>
+      <w:r>
+        <w:rPr>
+          <w:rStyle w:val="NormalTok"/>
+        </w:rPr>
+        <w:t xml:space="preserve"> </w:t>
+      </w:r>
+      <w:r>
+        <w:rPr>
+          <w:rStyle w:val="AttributeTok"/>
+        </w:rPr>
+        <w:t xml:space="preserve">-p</w:t>
+      </w:r>
+      <w:r>
+        <w:rPr>
+          <w:rStyle w:val="NormalTok"/>
+        </w:rPr>
+        <w:t xml:space="preserve"> build/debug-test</w:t>
+      </w:r>
+      <w:r>
+        <w:br/>
+      </w:r>
+      <w:r>
+        <w:rPr>
+          <w:rStyle w:val="FunctionTok"/>
+        </w:rPr>
         <w:t xml:space="preserve">cc</w:t>
       </w:r>
       <w:r>
@@ -652,6 +2651,18 @@
         <w:rPr>
           <w:rStyle w:val="AttributeTok"/>
         </w:rPr>
+        <w:t xml:space="preserve">-DTEST</w:t>
+      </w:r>
+      <w:r>
+        <w:rPr>
+          <w:rStyle w:val="NormalTok"/>
+        </w:rPr>
+        <w:t xml:space="preserve"> </w:t>
+      </w:r>
+      <w:r>
+        <w:rPr>
+          <w:rStyle w:val="AttributeTok"/>
+        </w:rPr>
         <w:t xml:space="preserve">-fno-omit-frame-pointer</w:t>
       </w:r>
       <w:r>
@@ -676,7 +2687,19 @@
         <w:rPr>
           <w:rStyle w:val="NormalTok"/>
         </w:rPr>
-        <w:t xml:space="preserve">address build/debug/lab.c.o build/debug/main.c.o </w:t>
+        <w:t xml:space="preserve">address </w:t>
+      </w:r>
+      <w:r>
+        <w:rPr>
+          <w:rStyle w:val="AttributeTok"/>
+        </w:rPr>
+        <w:t xml:space="preserve">-c</w:t>
+      </w:r>
+      <w:r>
+        <w:rPr>
+          <w:rStyle w:val="NormalTok"/>
+        </w:rPr>
+        <w:t xml:space="preserve"> src/lab.c </w:t>
       </w:r>
       <w:r>
         <w:rPr>
@@ -688,7 +2711,109 @@
         <w:rPr>
           <w:rStyle w:val="NormalTok"/>
         </w:rPr>
-        <w:t xml:space="preserve"> build/debug/myapp_d </w:t>
+        <w:t xml:space="preserve"> build/debug-test/lab.c.o</w:t>
+      </w:r>
+      <w:r>
+        <w:br/>
+      </w:r>
+      <w:r>
+        <w:rPr>
+          <w:rStyle w:val="FunctionTok"/>
+        </w:rPr>
+        <w:t xml:space="preserve">mkdir</w:t>
+      </w:r>
+      <w:r>
+        <w:rPr>
+          <w:rStyle w:val="NormalTok"/>
+        </w:rPr>
+        <w:t xml:space="preserve"> </w:t>
+      </w:r>
+      <w:r>
+        <w:rPr>
+          <w:rStyle w:val="AttributeTok"/>
+        </w:rPr>
+        <w:t xml:space="preserve">-p</w:t>
+      </w:r>
+      <w:r>
+        <w:rPr>
+          <w:rStyle w:val="NormalTok"/>
+        </w:rPr>
+        <w:t xml:space="preserve"> build/debug-test/harness/</w:t>
+      </w:r>
+      <w:r>
+        <w:br/>
+      </w:r>
+      <w:r>
+        <w:rPr>
+          <w:rStyle w:val="FunctionTok"/>
+        </w:rPr>
+        <w:t xml:space="preserve">cc</w:t>
+      </w:r>
+      <w:r>
+        <w:rPr>
+          <w:rStyle w:val="NormalTok"/>
+        </w:rPr>
+        <w:t xml:space="preserve"> </w:t>
+      </w:r>
+      <w:r>
+        <w:rPr>
+          <w:rStyle w:val="AttributeTok"/>
+        </w:rPr>
+        <w:t xml:space="preserve">-g</w:t>
+      </w:r>
+      <w:r>
+        <w:rPr>
+          <w:rStyle w:val="NormalTok"/>
+        </w:rPr>
+        <w:t xml:space="preserve"> </w:t>
+      </w:r>
+      <w:r>
+        <w:rPr>
+          <w:rStyle w:val="AttributeTok"/>
+        </w:rPr>
+        <w:t xml:space="preserve">-O0</w:t>
+      </w:r>
+      <w:r>
+        <w:rPr>
+          <w:rStyle w:val="NormalTok"/>
+        </w:rPr>
+        <w:t xml:space="preserve"> </w:t>
+      </w:r>
+      <w:r>
+        <w:rPr>
+          <w:rStyle w:val="AttributeTok"/>
+        </w:rPr>
+        <w:t xml:space="preserve">-DDEBUG</w:t>
+      </w:r>
+      <w:r>
+        <w:rPr>
+          <w:rStyle w:val="NormalTok"/>
+        </w:rPr>
+        <w:t xml:space="preserve"> </w:t>
+      </w:r>
+      <w:r>
+        <w:rPr>
+          <w:rStyle w:val="AttributeTok"/>
+        </w:rPr>
+        <w:t xml:space="preserve">-DTEST</w:t>
+      </w:r>
+      <w:r>
+        <w:rPr>
+          <w:rStyle w:val="NormalTok"/>
+        </w:rPr>
+        <w:t xml:space="preserve"> </w:t>
+      </w:r>
+      <w:r>
+        <w:rPr>
+          <w:rStyle w:val="AttributeTok"/>
+        </w:rPr>
+        <w:t xml:space="preserve">-fno-omit-frame-pointer</w:t>
+      </w:r>
+      <w:r>
+        <w:rPr>
+          <w:rStyle w:val="NormalTok"/>
+        </w:rPr>
+        <w:t xml:space="preserve"> </w:t>
       </w:r>
       <w:r>
         <w:rPr>
@@ -706,97 +2831,31 @@
         <w:rPr>
           <w:rStyle w:val="NormalTok"/>
         </w:rPr>
-        <w:t xml:space="preserve">address</w:t>
-      </w:r>
-      <w:r>
-        <w:br/>
-      </w:r>
-      <w:r>
-        <w:rPr>
-          <w:rStyle w:val="VariableTok"/>
-        </w:rPr>
-        <w:t xml:space="preserve">make</w:t>
-      </w:r>
-      <w:r>
-        <w:rPr>
-          <w:rStyle w:val="OperatorTok"/>
-        </w:rPr>
-        <w:t xml:space="preserve">[</w:t>
-      </w:r>
-      <w:r>
-        <w:rPr>
-          <w:rStyle w:val="DecValTok"/>
-        </w:rPr>
-        <w:t xml:space="preserve">1</w:t>
-      </w:r>
-      <w:r>
-        <w:rPr>
-          <w:rStyle w:val="OperatorTok"/>
-        </w:rPr>
-        <w:t xml:space="preserve">]</w:t>
-      </w:r>
-      <w:r>
-        <w:rPr>
-          <w:rStyle w:val="ExtensionTok"/>
-        </w:rPr>
-        <w:t xml:space="preserve">:</w:t>
-      </w:r>
-      <w:r>
-        <w:rPr>
-          <w:rStyle w:val="NormalTok"/>
-        </w:rPr>
-        <w:t xml:space="preserve"> Leaving directory </w:t>
-      </w:r>
-      <w:r>
-        <w:rPr>
-          <w:rStyle w:val="StringTok"/>
-        </w:rPr>
-        <w:t xml:space="preserve">'/home/runner/work/makefile-project-starter/makefile-project-starter'</w:t>
-      </w:r>
-      <w:r>
-        <w:br/>
-      </w:r>
-      <w:r>
-        <w:rPr>
-          <w:rStyle w:val="VariableTok"/>
-        </w:rPr>
-        <w:t xml:space="preserve">make</w:t>
-      </w:r>
-      <w:r>
-        <w:rPr>
-          <w:rStyle w:val="OperatorTok"/>
-        </w:rPr>
-        <w:t xml:space="preserve">[</w:t>
-      </w:r>
-      <w:r>
-        <w:rPr>
-          <w:rStyle w:val="DecValTok"/>
-        </w:rPr>
-        <w:t xml:space="preserve">1</w:t>
-      </w:r>
-      <w:r>
-        <w:rPr>
-          <w:rStyle w:val="OperatorTok"/>
-        </w:rPr>
-        <w:t xml:space="preserve">]</w:t>
-      </w:r>
-      <w:r>
-        <w:rPr>
-          <w:rStyle w:val="ExtensionTok"/>
-        </w:rPr>
-        <w:t xml:space="preserve">:</w:t>
-      </w:r>
-      <w:r>
-        <w:rPr>
-          <w:rStyle w:val="NormalTok"/>
-        </w:rPr>
-        <w:t xml:space="preserve"> Entering directory </w:t>
-      </w:r>
-      <w:r>
-        <w:rPr>
-          <w:rStyle w:val="StringTok"/>
-        </w:rPr>
-        <w:t xml:space="preserve">'/home/runner/work/makefile-project-starter/makefile-project-starter'</w:t>
+        <w:t xml:space="preserve">address </w:t>
+      </w:r>
+      <w:r>
+        <w:rPr>
+          <w:rStyle w:val="AttributeTok"/>
+        </w:rPr>
+        <w:t xml:space="preserve">-c</w:t>
+      </w:r>
+      <w:r>
+        <w:rPr>
+          <w:rStyle w:val="NormalTok"/>
+        </w:rPr>
+        <w:t xml:space="preserve"> tests/harness/unity.c </w:t>
+      </w:r>
+      <w:r>
+        <w:rPr>
+          <w:rStyle w:val="AttributeTok"/>
+        </w:rPr>
+        <w:t xml:space="preserve">-o</w:t>
+      </w:r>
+      <w:r>
+        <w:rPr>
+          <w:rStyle w:val="NormalTok"/>
+        </w:rPr>
+        <w:t xml:space="preserve"> build/debug-test/harness/unity.c.o</w:t>
       </w:r>
       <w:r>
         <w:br/>
@@ -823,7 +2882,7 @@
         <w:rPr>
           <w:rStyle w:val="NormalTok"/>
         </w:rPr>
-        <w:t xml:space="preserve"> build/release</w:t>
+        <w:t xml:space="preserve"> build/debug-test/</w:t>
       </w:r>
       <w:r>
         <w:br/>
@@ -844,91 +2903,67 @@
         <w:rPr>
           <w:rStyle w:val="AttributeTok"/>
         </w:rPr>
-        <w:t xml:space="preserve">-Wall</w:t>
-      </w:r>
-      <w:r>
-        <w:rPr>
-          <w:rStyle w:val="NormalTok"/>
-        </w:rPr>
-        <w:t xml:space="preserve"> </w:t>
-      </w:r>
-      <w:r>
-        <w:rPr>
-          <w:rStyle w:val="AttributeTok"/>
-        </w:rPr>
-        <w:t xml:space="preserve">-Wextra</w:t>
-      </w:r>
-      <w:r>
-        <w:rPr>
-          <w:rStyle w:val="NormalTok"/>
-        </w:rPr>
-        <w:t xml:space="preserve"> </w:t>
-      </w:r>
-      <w:r>
-        <w:rPr>
-          <w:rStyle w:val="AttributeTok"/>
-        </w:rPr>
-        <w:t xml:space="preserve">-O2</w:t>
-      </w:r>
-      <w:r>
-        <w:rPr>
-          <w:rStyle w:val="NormalTok"/>
-        </w:rPr>
-        <w:t xml:space="preserve"> </w:t>
-      </w:r>
-      <w:r>
-        <w:rPr>
-          <w:rStyle w:val="AttributeTok"/>
-        </w:rPr>
-        <w:t xml:space="preserve">-fPIE</w:t>
-      </w:r>
-      <w:r>
-        <w:rPr>
-          <w:rStyle w:val="NormalTok"/>
-        </w:rPr>
-        <w:t xml:space="preserve"> </w:t>
-      </w:r>
-      <w:r>
-        <w:rPr>
-          <w:rStyle w:val="AttributeTok"/>
-        </w:rPr>
-        <w:t xml:space="preserve">-MMD</w:t>
-      </w:r>
-      <w:r>
-        <w:rPr>
-          <w:rStyle w:val="NormalTok"/>
-        </w:rPr>
-        <w:t xml:space="preserve"> </w:t>
-      </w:r>
-      <w:r>
-        <w:rPr>
-          <w:rStyle w:val="AttributeTok"/>
-        </w:rPr>
-        <w:t xml:space="preserve">-MP</w:t>
-      </w:r>
-      <w:r>
-        <w:rPr>
-          <w:rStyle w:val="NormalTok"/>
-        </w:rPr>
-        <w:t xml:space="preserve"> </w:t>
-      </w:r>
-      <w:r>
-        <w:rPr>
-          <w:rStyle w:val="AttributeTok"/>
-        </w:rPr>
-        <w:t xml:space="preserve">-Wformat</w:t>
-      </w:r>
-      <w:r>
-        <w:rPr>
-          <w:rStyle w:val="NormalTok"/>
-        </w:rPr>
-        <w:t xml:space="preserve"> </w:t>
-      </w:r>
-      <w:r>
-        <w:rPr>
-          <w:rStyle w:val="AttributeTok"/>
-        </w:rPr>
-        <w:t xml:space="preserve">-Wformat</w:t>
+        <w:t xml:space="preserve">-g</w:t>
+      </w:r>
+      <w:r>
+        <w:rPr>
+          <w:rStyle w:val="NormalTok"/>
+        </w:rPr>
+        <w:t xml:space="preserve"> </w:t>
+      </w:r>
+      <w:r>
+        <w:rPr>
+          <w:rStyle w:val="AttributeTok"/>
+        </w:rPr>
+        <w:t xml:space="preserve">-O0</w:t>
+      </w:r>
+      <w:r>
+        <w:rPr>
+          <w:rStyle w:val="NormalTok"/>
+        </w:rPr>
+        <w:t xml:space="preserve"> </w:t>
+      </w:r>
+      <w:r>
+        <w:rPr>
+          <w:rStyle w:val="AttributeTok"/>
+        </w:rPr>
+        <w:t xml:space="preserve">-DDEBUG</w:t>
+      </w:r>
+      <w:r>
+        <w:rPr>
+          <w:rStyle w:val="NormalTok"/>
+        </w:rPr>
+        <w:t xml:space="preserve"> </w:t>
+      </w:r>
+      <w:r>
+        <w:rPr>
+          <w:rStyle w:val="AttributeTok"/>
+        </w:rPr>
+        <w:t xml:space="preserve">-DTEST</w:t>
+      </w:r>
+      <w:r>
+        <w:rPr>
+          <w:rStyle w:val="NormalTok"/>
+        </w:rPr>
+        <w:t xml:space="preserve"> </w:t>
+      </w:r>
+      <w:r>
+        <w:rPr>
+          <w:rStyle w:val="AttributeTok"/>
+        </w:rPr>
+        <w:t xml:space="preserve">-fno-omit-frame-pointer</w:t>
+      </w:r>
+      <w:r>
+        <w:rPr>
+          <w:rStyle w:val="NormalTok"/>
+        </w:rPr>
+        <w:t xml:space="preserve"> </w:t>
+      </w:r>
+      <w:r>
+        <w:rPr>
+          <w:rStyle w:val="AttributeTok"/>
+        </w:rPr>
+        <w:t xml:space="preserve">-fsanitize</w:t>
       </w:r>
       <w:r>
         <w:rPr>
@@ -940,61 +2975,112 @@
         <w:rPr>
           <w:rStyle w:val="NormalTok"/>
         </w:rPr>
-        <w:t xml:space="preserve">2 </w:t>
-      </w:r>
-      <w:r>
-        <w:rPr>
-          <w:rStyle w:val="AttributeTok"/>
-        </w:rPr>
-        <w:t xml:space="preserve">-Wconversion</w:t>
-      </w:r>
-      <w:r>
-        <w:rPr>
-          <w:rStyle w:val="NormalTok"/>
-        </w:rPr>
-        <w:t xml:space="preserve"> </w:t>
-      </w:r>
-      <w:r>
-        <w:rPr>
-          <w:rStyle w:val="AttributeTok"/>
-        </w:rPr>
-        <w:t xml:space="preserve">-Wsign-conversion</w:t>
-      </w:r>
-      <w:r>
-        <w:rPr>
-          <w:rStyle w:val="NormalTok"/>
-        </w:rPr>
-        <w:t xml:space="preserve"> </w:t>
-      </w:r>
-      <w:r>
-        <w:rPr>
-          <w:rStyle w:val="AttributeTok"/>
-        </w:rPr>
-        <w:t xml:space="preserve">-Wimplicit-fallthrough</w:t>
-      </w:r>
-      <w:r>
-        <w:rPr>
-          <w:rStyle w:val="NormalTok"/>
-        </w:rPr>
-        <w:t xml:space="preserve"> </w:t>
-      </w:r>
-      <w:r>
-        <w:rPr>
-          <w:rStyle w:val="AttributeTok"/>
-        </w:rPr>
-        <w:t xml:space="preserve">-fstack-protector-strong</w:t>
-      </w:r>
-      <w:r>
-        <w:rPr>
-          <w:rStyle w:val="NormalTok"/>
-        </w:rPr>
-        <w:t xml:space="preserve"> </w:t>
-      </w:r>
-      <w:r>
-        <w:rPr>
-          <w:rStyle w:val="AttributeTok"/>
-        </w:rPr>
-        <w:t xml:space="preserve">-Werror</w:t>
+        <w:t xml:space="preserve">address </w:t>
+      </w:r>
+      <w:r>
+        <w:rPr>
+          <w:rStyle w:val="AttributeTok"/>
+        </w:rPr>
+        <w:t xml:space="preserve">-c</w:t>
+      </w:r>
+      <w:r>
+        <w:rPr>
+          <w:rStyle w:val="NormalTok"/>
+        </w:rPr>
+        <w:t xml:space="preserve"> tests/lab-test.c </w:t>
+      </w:r>
+      <w:r>
+        <w:rPr>
+          <w:rStyle w:val="AttributeTok"/>
+        </w:rPr>
+        <w:t xml:space="preserve">-o</w:t>
+      </w:r>
+      <w:r>
+        <w:rPr>
+          <w:rStyle w:val="NormalTok"/>
+        </w:rPr>
+        <w:t xml:space="preserve"> build/debug-test/lab-test.c.o</w:t>
+      </w:r>
+      <w:r>
+        <w:br/>
+      </w:r>
+      <w:r>
+        <w:rPr>
+          <w:rStyle w:val="FunctionTok"/>
+        </w:rPr>
+        <w:t xml:space="preserve">cc</w:t>
+      </w:r>
+      <w:r>
+        <w:rPr>
+          <w:rStyle w:val="NormalTok"/>
+        </w:rPr>
+        <w:t xml:space="preserve"> </w:t>
+      </w:r>
+      <w:r>
+        <w:rPr>
+          <w:rStyle w:val="AttributeTok"/>
+        </w:rPr>
+        <w:t xml:space="preserve">-g</w:t>
+      </w:r>
+      <w:r>
+        <w:rPr>
+          <w:rStyle w:val="NormalTok"/>
+        </w:rPr>
+        <w:t xml:space="preserve"> </w:t>
+      </w:r>
+      <w:r>
+        <w:rPr>
+          <w:rStyle w:val="AttributeTok"/>
+        </w:rPr>
+        <w:t xml:space="preserve">-O0</w:t>
+      </w:r>
+      <w:r>
+        <w:rPr>
+          <w:rStyle w:val="NormalTok"/>
+        </w:rPr>
+        <w:t xml:space="preserve"> </w:t>
+      </w:r>
+      <w:r>
+        <w:rPr>
+          <w:rStyle w:val="AttributeTok"/>
+        </w:rPr>
+        <w:t xml:space="preserve">-DDEBUG</w:t>
+      </w:r>
+      <w:r>
+        <w:rPr>
+          <w:rStyle w:val="NormalTok"/>
+        </w:rPr>
+        <w:t xml:space="preserve"> </w:t>
+      </w:r>
+      <w:r>
+        <w:rPr>
+          <w:rStyle w:val="AttributeTok"/>
+        </w:rPr>
+        <w:t xml:space="preserve">-DTEST</w:t>
+      </w:r>
+      <w:r>
+        <w:rPr>
+          <w:rStyle w:val="NormalTok"/>
+        </w:rPr>
+        <w:t xml:space="preserve"> </w:t>
+      </w:r>
+      <w:r>
+        <w:rPr>
+          <w:rStyle w:val="AttributeTok"/>
+        </w:rPr>
+        <w:t xml:space="preserve">-fno-omit-frame-pointer</w:t>
+      </w:r>
+      <w:r>
+        <w:rPr>
+          <w:rStyle w:val="NormalTok"/>
+        </w:rPr>
+        <w:t xml:space="preserve"> </w:t>
+      </w:r>
+      <w:r>
+        <w:rPr>
+          <w:rStyle w:val="AttributeTok"/>
+        </w:rPr>
+        <w:t xml:space="preserve">-fsanitize</w:t>
       </w:r>
       <w:r>
         <w:rPr>
@@ -1006,2080 +3092,7 @@
         <w:rPr>
           <w:rStyle w:val="NormalTok"/>
         </w:rPr>
-        <w:t xml:space="preserve">format-security </w:t>
-      </w:r>
-      <w:r>
-        <w:rPr>
-          <w:rStyle w:val="AttributeTok"/>
-        </w:rPr>
-        <w:t xml:space="preserve">-Werror</w:t>
-      </w:r>
-      <w:r>
-        <w:rPr>
-          <w:rStyle w:val="OperatorTok"/>
-        </w:rPr>
-        <w:t xml:space="preserve">=</w:t>
-      </w:r>
-      <w:r>
-        <w:rPr>
-          <w:rStyle w:val="NormalTok"/>
-        </w:rPr>
-        <w:t xml:space="preserve">implicit </w:t>
-      </w:r>
-      <w:r>
-        <w:rPr>
-          <w:rStyle w:val="AttributeTok"/>
-        </w:rPr>
-        <w:t xml:space="preserve">-Werror</w:t>
-      </w:r>
-      <w:r>
-        <w:rPr>
-          <w:rStyle w:val="OperatorTok"/>
-        </w:rPr>
-        <w:t xml:space="preserve">=</w:t>
-      </w:r>
-      <w:r>
-        <w:rPr>
-          <w:rStyle w:val="NormalTok"/>
-        </w:rPr>
-        <w:t xml:space="preserve">incompatible-pointer-types </w:t>
-      </w:r>
-      <w:r>
-        <w:rPr>
-          <w:rStyle w:val="AttributeTok"/>
-        </w:rPr>
-        <w:t xml:space="preserve">-Werror</w:t>
-      </w:r>
-      <w:r>
-        <w:rPr>
-          <w:rStyle w:val="OperatorTok"/>
-        </w:rPr>
-        <w:t xml:space="preserve">=</w:t>
-      </w:r>
-      <w:r>
-        <w:rPr>
-          <w:rStyle w:val="NormalTok"/>
-        </w:rPr>
-        <w:t xml:space="preserve">int-conversion </w:t>
-      </w:r>
-      <w:r>
-        <w:rPr>
-          <w:rStyle w:val="AttributeTok"/>
-        </w:rPr>
-        <w:t xml:space="preserve">-c</w:t>
-      </w:r>
-      <w:r>
-        <w:rPr>
-          <w:rStyle w:val="NormalTok"/>
-        </w:rPr>
-        <w:t xml:space="preserve"> src/lab.c </w:t>
-      </w:r>
-      <w:r>
-        <w:rPr>
-          <w:rStyle w:val="AttributeTok"/>
-        </w:rPr>
-        <w:t xml:space="preserve">-o</w:t>
-      </w:r>
-      <w:r>
-        <w:rPr>
-          <w:rStyle w:val="NormalTok"/>
-        </w:rPr>
-        <w:t xml:space="preserve"> build/release/lab.c.o</w:t>
-      </w:r>
-      <w:r>
-        <w:br/>
-      </w:r>
-      <w:r>
-        <w:rPr>
-          <w:rStyle w:val="FunctionTok"/>
-        </w:rPr>
-        <w:t xml:space="preserve">mkdir</w:t>
-      </w:r>
-      <w:r>
-        <w:rPr>
-          <w:rStyle w:val="NormalTok"/>
-        </w:rPr>
-        <w:t xml:space="preserve"> </w:t>
-      </w:r>
-      <w:r>
-        <w:rPr>
-          <w:rStyle w:val="AttributeTok"/>
-        </w:rPr>
-        <w:t xml:space="preserve">-p</w:t>
-      </w:r>
-      <w:r>
-        <w:rPr>
-          <w:rStyle w:val="NormalTok"/>
-        </w:rPr>
-        <w:t xml:space="preserve"> build/release</w:t>
-      </w:r>
-      <w:r>
-        <w:br/>
-      </w:r>
-      <w:r>
-        <w:rPr>
-          <w:rStyle w:val="FunctionTok"/>
-        </w:rPr>
-        <w:t xml:space="preserve">cc</w:t>
-      </w:r>
-      <w:r>
-        <w:rPr>
-          <w:rStyle w:val="NormalTok"/>
-        </w:rPr>
-        <w:t xml:space="preserve"> </w:t>
-      </w:r>
-      <w:r>
-        <w:rPr>
-          <w:rStyle w:val="AttributeTok"/>
-        </w:rPr>
-        <w:t xml:space="preserve">-Wall</w:t>
-      </w:r>
-      <w:r>
-        <w:rPr>
-          <w:rStyle w:val="NormalTok"/>
-        </w:rPr>
-        <w:t xml:space="preserve"> </w:t>
-      </w:r>
-      <w:r>
-        <w:rPr>
-          <w:rStyle w:val="AttributeTok"/>
-        </w:rPr>
-        <w:t xml:space="preserve">-Wextra</w:t>
-      </w:r>
-      <w:r>
-        <w:rPr>
-          <w:rStyle w:val="NormalTok"/>
-        </w:rPr>
-        <w:t xml:space="preserve"> </w:t>
-      </w:r>
-      <w:r>
-        <w:rPr>
-          <w:rStyle w:val="AttributeTok"/>
-        </w:rPr>
-        <w:t xml:space="preserve">-O2</w:t>
-      </w:r>
-      <w:r>
-        <w:rPr>
-          <w:rStyle w:val="NormalTok"/>
-        </w:rPr>
-        <w:t xml:space="preserve"> </w:t>
-      </w:r>
-      <w:r>
-        <w:rPr>
-          <w:rStyle w:val="AttributeTok"/>
-        </w:rPr>
-        <w:t xml:space="preserve">-fPIE</w:t>
-      </w:r>
-      <w:r>
-        <w:rPr>
-          <w:rStyle w:val="NormalTok"/>
-        </w:rPr>
-        <w:t xml:space="preserve"> </w:t>
-      </w:r>
-      <w:r>
-        <w:rPr>
-          <w:rStyle w:val="AttributeTok"/>
-        </w:rPr>
-        <w:t xml:space="preserve">-MMD</w:t>
-      </w:r>
-      <w:r>
-        <w:rPr>
-          <w:rStyle w:val="NormalTok"/>
-        </w:rPr>
-        <w:t xml:space="preserve"> </w:t>
-      </w:r>
-      <w:r>
-        <w:rPr>
-          <w:rStyle w:val="AttributeTok"/>
-        </w:rPr>
-        <w:t xml:space="preserve">-MP</w:t>
-      </w:r>
-      <w:r>
-        <w:rPr>
-          <w:rStyle w:val="NormalTok"/>
-        </w:rPr>
-        <w:t xml:space="preserve"> </w:t>
-      </w:r>
-      <w:r>
-        <w:rPr>
-          <w:rStyle w:val="AttributeTok"/>
-        </w:rPr>
-        <w:t xml:space="preserve">-Wformat</w:t>
-      </w:r>
-      <w:r>
-        <w:rPr>
-          <w:rStyle w:val="NormalTok"/>
-        </w:rPr>
-        <w:t xml:space="preserve"> </w:t>
-      </w:r>
-      <w:r>
-        <w:rPr>
-          <w:rStyle w:val="AttributeTok"/>
-        </w:rPr>
-        <w:t xml:space="preserve">-Wformat</w:t>
-      </w:r>
-      <w:r>
-        <w:rPr>
-          <w:rStyle w:val="OperatorTok"/>
-        </w:rPr>
-        <w:t xml:space="preserve">=</w:t>
-      </w:r>
-      <w:r>
-        <w:rPr>
-          <w:rStyle w:val="NormalTok"/>
-        </w:rPr>
-        <w:t xml:space="preserve">2 </w:t>
-      </w:r>
-      <w:r>
-        <w:rPr>
-          <w:rStyle w:val="AttributeTok"/>
-        </w:rPr>
-        <w:t xml:space="preserve">-Wconversion</w:t>
-      </w:r>
-      <w:r>
-        <w:rPr>
-          <w:rStyle w:val="NormalTok"/>
-        </w:rPr>
-        <w:t xml:space="preserve"> </w:t>
-      </w:r>
-      <w:r>
-        <w:rPr>
-          <w:rStyle w:val="AttributeTok"/>
-        </w:rPr>
-        <w:t xml:space="preserve">-Wsign-conversion</w:t>
-      </w:r>
-      <w:r>
-        <w:rPr>
-          <w:rStyle w:val="NormalTok"/>
-        </w:rPr>
-        <w:t xml:space="preserve"> </w:t>
-      </w:r>
-      <w:r>
-        <w:rPr>
-          <w:rStyle w:val="AttributeTok"/>
-        </w:rPr>
-        <w:t xml:space="preserve">-Wimplicit-fallthrough</w:t>
-      </w:r>
-      <w:r>
-        <w:rPr>
-          <w:rStyle w:val="NormalTok"/>
-        </w:rPr>
-        <w:t xml:space="preserve"> </w:t>
-      </w:r>
-      <w:r>
-        <w:rPr>
-          <w:rStyle w:val="AttributeTok"/>
-        </w:rPr>
-        <w:t xml:space="preserve">-fstack-protector-strong</w:t>
-      </w:r>
-      <w:r>
-        <w:rPr>
-          <w:rStyle w:val="NormalTok"/>
-        </w:rPr>
-        <w:t xml:space="preserve"> </w:t>
-      </w:r>
-      <w:r>
-        <w:rPr>
-          <w:rStyle w:val="AttributeTok"/>
-        </w:rPr>
-        <w:t xml:space="preserve">-Werror</w:t>
-      </w:r>
-      <w:r>
-        <w:rPr>
-          <w:rStyle w:val="OperatorTok"/>
-        </w:rPr>
-        <w:t xml:space="preserve">=</w:t>
-      </w:r>
-      <w:r>
-        <w:rPr>
-          <w:rStyle w:val="NormalTok"/>
-        </w:rPr>
-        <w:t xml:space="preserve">format-security </w:t>
-      </w:r>
-      <w:r>
-        <w:rPr>
-          <w:rStyle w:val="AttributeTok"/>
-        </w:rPr>
-        <w:t xml:space="preserve">-Werror</w:t>
-      </w:r>
-      <w:r>
-        <w:rPr>
-          <w:rStyle w:val="OperatorTok"/>
-        </w:rPr>
-        <w:t xml:space="preserve">=</w:t>
-      </w:r>
-      <w:r>
-        <w:rPr>
-          <w:rStyle w:val="NormalTok"/>
-        </w:rPr>
-        <w:t xml:space="preserve">implicit </w:t>
-      </w:r>
-      <w:r>
-        <w:rPr>
-          <w:rStyle w:val="AttributeTok"/>
-        </w:rPr>
-        <w:t xml:space="preserve">-Werror</w:t>
-      </w:r>
-      <w:r>
-        <w:rPr>
-          <w:rStyle w:val="OperatorTok"/>
-        </w:rPr>
-        <w:t xml:space="preserve">=</w:t>
-      </w:r>
-      <w:r>
-        <w:rPr>
-          <w:rStyle w:val="NormalTok"/>
-        </w:rPr>
-        <w:t xml:space="preserve">incompatible-pointer-types </w:t>
-      </w:r>
-      <w:r>
-        <w:rPr>
-          <w:rStyle w:val="AttributeTok"/>
-        </w:rPr>
-        <w:t xml:space="preserve">-Werror</w:t>
-      </w:r>
-      <w:r>
-        <w:rPr>
-          <w:rStyle w:val="OperatorTok"/>
-        </w:rPr>
-        <w:t xml:space="preserve">=</w:t>
-      </w:r>
-      <w:r>
-        <w:rPr>
-          <w:rStyle w:val="NormalTok"/>
-        </w:rPr>
-        <w:t xml:space="preserve">int-conversion </w:t>
-      </w:r>
-      <w:r>
-        <w:rPr>
-          <w:rStyle w:val="AttributeTok"/>
-        </w:rPr>
-        <w:t xml:space="preserve">-c</w:t>
-      </w:r>
-      <w:r>
-        <w:rPr>
-          <w:rStyle w:val="NormalTok"/>
-        </w:rPr>
-        <w:t xml:space="preserve"> src/main.c </w:t>
-      </w:r>
-      <w:r>
-        <w:rPr>
-          <w:rStyle w:val="AttributeTok"/>
-        </w:rPr>
-        <w:t xml:space="preserve">-o</w:t>
-      </w:r>
-      <w:r>
-        <w:rPr>
-          <w:rStyle w:val="NormalTok"/>
-        </w:rPr>
-        <w:t xml:space="preserve"> build/release/main.c.o</w:t>
-      </w:r>
-      <w:r>
-        <w:br/>
-      </w:r>
-      <w:r>
-        <w:rPr>
-          <w:rStyle w:val="FunctionTok"/>
-        </w:rPr>
-        <w:t xml:space="preserve">cc</w:t>
-      </w:r>
-      <w:r>
-        <w:rPr>
-          <w:rStyle w:val="NormalTok"/>
-        </w:rPr>
-        <w:t xml:space="preserve"> </w:t>
-      </w:r>
-      <w:r>
-        <w:rPr>
-          <w:rStyle w:val="AttributeTok"/>
-        </w:rPr>
-        <w:t xml:space="preserve">-Wall</w:t>
-      </w:r>
-      <w:r>
-        <w:rPr>
-          <w:rStyle w:val="NormalTok"/>
-        </w:rPr>
-        <w:t xml:space="preserve"> </w:t>
-      </w:r>
-      <w:r>
-        <w:rPr>
-          <w:rStyle w:val="AttributeTok"/>
-        </w:rPr>
-        <w:t xml:space="preserve">-Wextra</w:t>
-      </w:r>
-      <w:r>
-        <w:rPr>
-          <w:rStyle w:val="NormalTok"/>
-        </w:rPr>
-        <w:t xml:space="preserve"> </w:t>
-      </w:r>
-      <w:r>
-        <w:rPr>
-          <w:rStyle w:val="AttributeTok"/>
-        </w:rPr>
-        <w:t xml:space="preserve">-O2</w:t>
-      </w:r>
-      <w:r>
-        <w:rPr>
-          <w:rStyle w:val="NormalTok"/>
-        </w:rPr>
-        <w:t xml:space="preserve"> </w:t>
-      </w:r>
-      <w:r>
-        <w:rPr>
-          <w:rStyle w:val="AttributeTok"/>
-        </w:rPr>
-        <w:t xml:space="preserve">-fPIE</w:t>
-      </w:r>
-      <w:r>
-        <w:rPr>
-          <w:rStyle w:val="NormalTok"/>
-        </w:rPr>
-        <w:t xml:space="preserve"> </w:t>
-      </w:r>
-      <w:r>
-        <w:rPr>
-          <w:rStyle w:val="AttributeTok"/>
-        </w:rPr>
-        <w:t xml:space="preserve">-MMD</w:t>
-      </w:r>
-      <w:r>
-        <w:rPr>
-          <w:rStyle w:val="NormalTok"/>
-        </w:rPr>
-        <w:t xml:space="preserve"> </w:t>
-      </w:r>
-      <w:r>
-        <w:rPr>
-          <w:rStyle w:val="AttributeTok"/>
-        </w:rPr>
-        <w:t xml:space="preserve">-MP</w:t>
-      </w:r>
-      <w:r>
-        <w:rPr>
-          <w:rStyle w:val="NormalTok"/>
-        </w:rPr>
-        <w:t xml:space="preserve"> </w:t>
-      </w:r>
-      <w:r>
-        <w:rPr>
-          <w:rStyle w:val="AttributeTok"/>
-        </w:rPr>
-        <w:t xml:space="preserve">-Wformat</w:t>
-      </w:r>
-      <w:r>
-        <w:rPr>
-          <w:rStyle w:val="NormalTok"/>
-        </w:rPr>
-        <w:t xml:space="preserve"> </w:t>
-      </w:r>
-      <w:r>
-        <w:rPr>
-          <w:rStyle w:val="AttributeTok"/>
-        </w:rPr>
-        <w:t xml:space="preserve">-Wformat</w:t>
-      </w:r>
-      <w:r>
-        <w:rPr>
-          <w:rStyle w:val="OperatorTok"/>
-        </w:rPr>
-        <w:t xml:space="preserve">=</w:t>
-      </w:r>
-      <w:r>
-        <w:rPr>
-          <w:rStyle w:val="NormalTok"/>
-        </w:rPr>
-        <w:t xml:space="preserve">2 </w:t>
-      </w:r>
-      <w:r>
-        <w:rPr>
-          <w:rStyle w:val="AttributeTok"/>
-        </w:rPr>
-        <w:t xml:space="preserve">-Wconversion</w:t>
-      </w:r>
-      <w:r>
-        <w:rPr>
-          <w:rStyle w:val="NormalTok"/>
-        </w:rPr>
-        <w:t xml:space="preserve"> </w:t>
-      </w:r>
-      <w:r>
-        <w:rPr>
-          <w:rStyle w:val="AttributeTok"/>
-        </w:rPr>
-        <w:t xml:space="preserve">-Wsign-conversion</w:t>
-      </w:r>
-      <w:r>
-        <w:rPr>
-          <w:rStyle w:val="NormalTok"/>
-        </w:rPr>
-        <w:t xml:space="preserve"> </w:t>
-      </w:r>
-      <w:r>
-        <w:rPr>
-          <w:rStyle w:val="AttributeTok"/>
-        </w:rPr>
-        <w:t xml:space="preserve">-Wimplicit-fallthrough</w:t>
-      </w:r>
-      <w:r>
-        <w:rPr>
-          <w:rStyle w:val="NormalTok"/>
-        </w:rPr>
-        <w:t xml:space="preserve"> </w:t>
-      </w:r>
-      <w:r>
-        <w:rPr>
-          <w:rStyle w:val="AttributeTok"/>
-        </w:rPr>
-        <w:t xml:space="preserve">-fstack-protector-strong</w:t>
-      </w:r>
-      <w:r>
-        <w:rPr>
-          <w:rStyle w:val="NormalTok"/>
-        </w:rPr>
-        <w:t xml:space="preserve"> </w:t>
-      </w:r>
-      <w:r>
-        <w:rPr>
-          <w:rStyle w:val="AttributeTok"/>
-        </w:rPr>
-        <w:t xml:space="preserve">-Werror</w:t>
-      </w:r>
-      <w:r>
-        <w:rPr>
-          <w:rStyle w:val="OperatorTok"/>
-        </w:rPr>
-        <w:t xml:space="preserve">=</w:t>
-      </w:r>
-      <w:r>
-        <w:rPr>
-          <w:rStyle w:val="NormalTok"/>
-        </w:rPr>
-        <w:t xml:space="preserve">format-security </w:t>
-      </w:r>
-      <w:r>
-        <w:rPr>
-          <w:rStyle w:val="AttributeTok"/>
-        </w:rPr>
-        <w:t xml:space="preserve">-Werror</w:t>
-      </w:r>
-      <w:r>
-        <w:rPr>
-          <w:rStyle w:val="OperatorTok"/>
-        </w:rPr>
-        <w:t xml:space="preserve">=</w:t>
-      </w:r>
-      <w:r>
-        <w:rPr>
-          <w:rStyle w:val="NormalTok"/>
-        </w:rPr>
-        <w:t xml:space="preserve">implicit </w:t>
-      </w:r>
-      <w:r>
-        <w:rPr>
-          <w:rStyle w:val="AttributeTok"/>
-        </w:rPr>
-        <w:t xml:space="preserve">-Werror</w:t>
-      </w:r>
-      <w:r>
-        <w:rPr>
-          <w:rStyle w:val="OperatorTok"/>
-        </w:rPr>
-        <w:t xml:space="preserve">=</w:t>
-      </w:r>
-      <w:r>
-        <w:rPr>
-          <w:rStyle w:val="NormalTok"/>
-        </w:rPr>
-        <w:t xml:space="preserve">incompatible-pointer-types </w:t>
-      </w:r>
-      <w:r>
-        <w:rPr>
-          <w:rStyle w:val="AttributeTok"/>
-        </w:rPr>
-        <w:t xml:space="preserve">-Werror</w:t>
-      </w:r>
-      <w:r>
-        <w:rPr>
-          <w:rStyle w:val="OperatorTok"/>
-        </w:rPr>
-        <w:t xml:space="preserve">=</w:t>
-      </w:r>
-      <w:r>
-        <w:rPr>
-          <w:rStyle w:val="NormalTok"/>
-        </w:rPr>
-        <w:t xml:space="preserve">int-conversion build/release/lab.c.o build/release/main.c.o </w:t>
-      </w:r>
-      <w:r>
-        <w:rPr>
-          <w:rStyle w:val="AttributeTok"/>
-        </w:rPr>
-        <w:t xml:space="preserve">-o</w:t>
-      </w:r>
-      <w:r>
-        <w:rPr>
-          <w:rStyle w:val="NormalTok"/>
-        </w:rPr>
-        <w:t xml:space="preserve"> build/release/myapp </w:t>
-      </w:r>
-      <w:r>
-        <w:br/>
-      </w:r>
-      <w:r>
-        <w:rPr>
-          <w:rStyle w:val="VariableTok"/>
-        </w:rPr>
-        <w:t xml:space="preserve">make</w:t>
-      </w:r>
-      <w:r>
-        <w:rPr>
-          <w:rStyle w:val="OperatorTok"/>
-        </w:rPr>
-        <w:t xml:space="preserve">[</w:t>
-      </w:r>
-      <w:r>
-        <w:rPr>
-          <w:rStyle w:val="DecValTok"/>
-        </w:rPr>
-        <w:t xml:space="preserve">1</w:t>
-      </w:r>
-      <w:r>
-        <w:rPr>
-          <w:rStyle w:val="OperatorTok"/>
-        </w:rPr>
-        <w:t xml:space="preserve">]</w:t>
-      </w:r>
-      <w:r>
-        <w:rPr>
-          <w:rStyle w:val="ExtensionTok"/>
-        </w:rPr>
-        <w:t xml:space="preserve">:</w:t>
-      </w:r>
-      <w:r>
-        <w:rPr>
-          <w:rStyle w:val="NormalTok"/>
-        </w:rPr>
-        <w:t xml:space="preserve"> Leaving directory </w:t>
-      </w:r>
-      <w:r>
-        <w:rPr>
-          <w:rStyle w:val="StringTok"/>
-        </w:rPr>
-        <w:t xml:space="preserve">'/home/runner/work/makefile-project-starter/makefile-project-starter'</w:t>
-      </w:r>
-      <w:r>
-        <w:br/>
-      </w:r>
-      <w:r>
-        <w:rPr>
-          <w:rStyle w:val="VariableTok"/>
-        </w:rPr>
-        <w:t xml:space="preserve">make</w:t>
-      </w:r>
-      <w:r>
-        <w:rPr>
-          <w:rStyle w:val="OperatorTok"/>
-        </w:rPr>
-        <w:t xml:space="preserve">[</w:t>
-      </w:r>
-      <w:r>
-        <w:rPr>
-          <w:rStyle w:val="DecValTok"/>
-        </w:rPr>
-        <w:t xml:space="preserve">1</w:t>
-      </w:r>
-      <w:r>
-        <w:rPr>
-          <w:rStyle w:val="OperatorTok"/>
-        </w:rPr>
-        <w:t xml:space="preserve">]</w:t>
-      </w:r>
-      <w:r>
-        <w:rPr>
-          <w:rStyle w:val="ExtensionTok"/>
-        </w:rPr>
-        <w:t xml:space="preserve">:</w:t>
-      </w:r>
-      <w:r>
-        <w:rPr>
-          <w:rStyle w:val="NormalTok"/>
-        </w:rPr>
-        <w:t xml:space="preserve"> Entering directory </w:t>
-      </w:r>
-      <w:r>
-        <w:rPr>
-          <w:rStyle w:val="StringTok"/>
-        </w:rPr>
-        <w:t xml:space="preserve">'/home/runner/work/makefile-project-starter/makefile-project-starter'</w:t>
-      </w:r>
-      <w:r>
-        <w:br/>
-      </w:r>
-      <w:r>
-        <w:rPr>
-          <w:rStyle w:val="FunctionTok"/>
-        </w:rPr>
-        <w:t xml:space="preserve">mkdir</w:t>
-      </w:r>
-      <w:r>
-        <w:rPr>
-          <w:rStyle w:val="NormalTok"/>
-        </w:rPr>
-        <w:t xml:space="preserve"> </w:t>
-      </w:r>
-      <w:r>
-        <w:rPr>
-          <w:rStyle w:val="AttributeTok"/>
-        </w:rPr>
-        <w:t xml:space="preserve">-p</w:t>
-      </w:r>
-      <w:r>
-        <w:rPr>
-          <w:rStyle w:val="NormalTok"/>
-        </w:rPr>
-        <w:t xml:space="preserve"> build/tests</w:t>
-      </w:r>
-      <w:r>
-        <w:br/>
-      </w:r>
-      <w:r>
-        <w:rPr>
-          <w:rStyle w:val="FunctionTok"/>
-        </w:rPr>
-        <w:t xml:space="preserve">cc</w:t>
-      </w:r>
-      <w:r>
-        <w:rPr>
-          <w:rStyle w:val="NormalTok"/>
-        </w:rPr>
-        <w:t xml:space="preserve"> </w:t>
-      </w:r>
-      <w:r>
-        <w:rPr>
-          <w:rStyle w:val="AttributeTok"/>
-        </w:rPr>
-        <w:t xml:space="preserve">-g</w:t>
-      </w:r>
-      <w:r>
-        <w:rPr>
-          <w:rStyle w:val="NormalTok"/>
-        </w:rPr>
-        <w:t xml:space="preserve"> </w:t>
-      </w:r>
-      <w:r>
-        <w:rPr>
-          <w:rStyle w:val="AttributeTok"/>
-        </w:rPr>
-        <w:t xml:space="preserve">-O0</w:t>
-      </w:r>
-      <w:r>
-        <w:rPr>
-          <w:rStyle w:val="NormalTok"/>
-        </w:rPr>
-        <w:t xml:space="preserve"> </w:t>
-      </w:r>
-      <w:r>
-        <w:rPr>
-          <w:rStyle w:val="AttributeTok"/>
-        </w:rPr>
-        <w:t xml:space="preserve">-DTEST</w:t>
-      </w:r>
-      <w:r>
-        <w:rPr>
-          <w:rStyle w:val="NormalTok"/>
-        </w:rPr>
-        <w:t xml:space="preserve"> </w:t>
-      </w:r>
-      <w:r>
-        <w:rPr>
-          <w:rStyle w:val="AttributeTok"/>
-        </w:rPr>
-        <w:t xml:space="preserve">-fprofile-arcs</w:t>
-      </w:r>
-      <w:r>
-        <w:rPr>
-          <w:rStyle w:val="NormalTok"/>
-        </w:rPr>
-        <w:t xml:space="preserve"> </w:t>
-      </w:r>
-      <w:r>
-        <w:rPr>
-          <w:rStyle w:val="AttributeTok"/>
-        </w:rPr>
-        <w:t xml:space="preserve">-ftest-coverage</w:t>
-      </w:r>
-      <w:r>
-        <w:rPr>
-          <w:rStyle w:val="NormalTok"/>
-        </w:rPr>
-        <w:t xml:space="preserve"> </w:t>
-      </w:r>
-      <w:r>
-        <w:rPr>
-          <w:rStyle w:val="AttributeTok"/>
-        </w:rPr>
-        <w:t xml:space="preserve">-c</w:t>
-      </w:r>
-      <w:r>
-        <w:rPr>
-          <w:rStyle w:val="NormalTok"/>
-        </w:rPr>
-        <w:t xml:space="preserve"> src/lab.c </w:t>
-      </w:r>
-      <w:r>
-        <w:rPr>
-          <w:rStyle w:val="AttributeTok"/>
-        </w:rPr>
-        <w:t xml:space="preserve">-o</w:t>
-      </w:r>
-      <w:r>
-        <w:rPr>
-          <w:rStyle w:val="NormalTok"/>
-        </w:rPr>
-        <w:t xml:space="preserve"> build/tests/lab.c.o</w:t>
-      </w:r>
-      <w:r>
-        <w:br/>
-      </w:r>
-      <w:r>
-        <w:rPr>
-          <w:rStyle w:val="FunctionTok"/>
-        </w:rPr>
-        <w:t xml:space="preserve">mkdir</w:t>
-      </w:r>
-      <w:r>
-        <w:rPr>
-          <w:rStyle w:val="NormalTok"/>
-        </w:rPr>
-        <w:t xml:space="preserve"> </w:t>
-      </w:r>
-      <w:r>
-        <w:rPr>
-          <w:rStyle w:val="AttributeTok"/>
-        </w:rPr>
-        <w:t xml:space="preserve">-p</w:t>
-      </w:r>
-      <w:r>
-        <w:rPr>
-          <w:rStyle w:val="NormalTok"/>
-        </w:rPr>
-        <w:t xml:space="preserve"> build/tests</w:t>
-      </w:r>
-      <w:r>
-        <w:br/>
-      </w:r>
-      <w:r>
-        <w:rPr>
-          <w:rStyle w:val="FunctionTok"/>
-        </w:rPr>
-        <w:t xml:space="preserve">cc</w:t>
-      </w:r>
-      <w:r>
-        <w:rPr>
-          <w:rStyle w:val="NormalTok"/>
-        </w:rPr>
-        <w:t xml:space="preserve"> </w:t>
-      </w:r>
-      <w:r>
-        <w:rPr>
-          <w:rStyle w:val="AttributeTok"/>
-        </w:rPr>
-        <w:t xml:space="preserve">-g</w:t>
-      </w:r>
-      <w:r>
-        <w:rPr>
-          <w:rStyle w:val="NormalTok"/>
-        </w:rPr>
-        <w:t xml:space="preserve"> </w:t>
-      </w:r>
-      <w:r>
-        <w:rPr>
-          <w:rStyle w:val="AttributeTok"/>
-        </w:rPr>
-        <w:t xml:space="preserve">-O0</w:t>
-      </w:r>
-      <w:r>
-        <w:rPr>
-          <w:rStyle w:val="NormalTok"/>
-        </w:rPr>
-        <w:t xml:space="preserve"> </w:t>
-      </w:r>
-      <w:r>
-        <w:rPr>
-          <w:rStyle w:val="AttributeTok"/>
-        </w:rPr>
-        <w:t xml:space="preserve">-DTEST</w:t>
-      </w:r>
-      <w:r>
-        <w:rPr>
-          <w:rStyle w:val="NormalTok"/>
-        </w:rPr>
-        <w:t xml:space="preserve"> </w:t>
-      </w:r>
-      <w:r>
-        <w:rPr>
-          <w:rStyle w:val="AttributeTok"/>
-        </w:rPr>
-        <w:t xml:space="preserve">-fprofile-arcs</w:t>
-      </w:r>
-      <w:r>
-        <w:rPr>
-          <w:rStyle w:val="NormalTok"/>
-        </w:rPr>
-        <w:t xml:space="preserve"> </w:t>
-      </w:r>
-      <w:r>
-        <w:rPr>
-          <w:rStyle w:val="AttributeTok"/>
-        </w:rPr>
-        <w:t xml:space="preserve">-ftest-coverage</w:t>
-      </w:r>
-      <w:r>
-        <w:rPr>
-          <w:rStyle w:val="NormalTok"/>
-        </w:rPr>
-        <w:t xml:space="preserve"> </w:t>
-      </w:r>
-      <w:r>
-        <w:rPr>
-          <w:rStyle w:val="AttributeTok"/>
-        </w:rPr>
-        <w:t xml:space="preserve">-c</w:t>
-      </w:r>
-      <w:r>
-        <w:rPr>
-          <w:rStyle w:val="NormalTok"/>
-        </w:rPr>
-        <w:t xml:space="preserve"> src/main.c </w:t>
-      </w:r>
-      <w:r>
-        <w:rPr>
-          <w:rStyle w:val="AttributeTok"/>
-        </w:rPr>
-        <w:t xml:space="preserve">-o</w:t>
-      </w:r>
-      <w:r>
-        <w:rPr>
-          <w:rStyle w:val="NormalTok"/>
-        </w:rPr>
-        <w:t xml:space="preserve"> build/tests/main.c.o</w:t>
-      </w:r>
-      <w:r>
-        <w:br/>
-      </w:r>
-      <w:r>
-        <w:rPr>
-          <w:rStyle w:val="FunctionTok"/>
-        </w:rPr>
-        <w:t xml:space="preserve">mkdir</w:t>
-      </w:r>
-      <w:r>
-        <w:rPr>
-          <w:rStyle w:val="NormalTok"/>
-        </w:rPr>
-        <w:t xml:space="preserve"> </w:t>
-      </w:r>
-      <w:r>
-        <w:rPr>
-          <w:rStyle w:val="AttributeTok"/>
-        </w:rPr>
-        <w:t xml:space="preserve">-p</w:t>
-      </w:r>
-      <w:r>
-        <w:rPr>
-          <w:rStyle w:val="NormalTok"/>
-        </w:rPr>
-        <w:t xml:space="preserve"> build/tests/harness/</w:t>
-      </w:r>
-      <w:r>
-        <w:br/>
-      </w:r>
-      <w:r>
-        <w:rPr>
-          <w:rStyle w:val="FunctionTok"/>
-        </w:rPr>
-        <w:t xml:space="preserve">cc</w:t>
-      </w:r>
-      <w:r>
-        <w:rPr>
-          <w:rStyle w:val="NormalTok"/>
-        </w:rPr>
-        <w:t xml:space="preserve"> </w:t>
-      </w:r>
-      <w:r>
-        <w:rPr>
-          <w:rStyle w:val="AttributeTok"/>
-        </w:rPr>
-        <w:t xml:space="preserve">-g</w:t>
-      </w:r>
-      <w:r>
-        <w:rPr>
-          <w:rStyle w:val="NormalTok"/>
-        </w:rPr>
-        <w:t xml:space="preserve"> </w:t>
-      </w:r>
-      <w:r>
-        <w:rPr>
-          <w:rStyle w:val="AttributeTok"/>
-        </w:rPr>
-        <w:t xml:space="preserve">-O0</w:t>
-      </w:r>
-      <w:r>
-        <w:rPr>
-          <w:rStyle w:val="NormalTok"/>
-        </w:rPr>
-        <w:t xml:space="preserve"> </w:t>
-      </w:r>
-      <w:r>
-        <w:rPr>
-          <w:rStyle w:val="AttributeTok"/>
-        </w:rPr>
-        <w:t xml:space="preserve">-DTEST</w:t>
-      </w:r>
-      <w:r>
-        <w:rPr>
-          <w:rStyle w:val="NormalTok"/>
-        </w:rPr>
-        <w:t xml:space="preserve"> </w:t>
-      </w:r>
-      <w:r>
-        <w:rPr>
-          <w:rStyle w:val="AttributeTok"/>
-        </w:rPr>
-        <w:t xml:space="preserve">-fprofile-arcs</w:t>
-      </w:r>
-      <w:r>
-        <w:rPr>
-          <w:rStyle w:val="NormalTok"/>
-        </w:rPr>
-        <w:t xml:space="preserve"> </w:t>
-      </w:r>
-      <w:r>
-        <w:rPr>
-          <w:rStyle w:val="AttributeTok"/>
-        </w:rPr>
-        <w:t xml:space="preserve">-ftest-coverage</w:t>
-      </w:r>
-      <w:r>
-        <w:rPr>
-          <w:rStyle w:val="NormalTok"/>
-        </w:rPr>
-        <w:t xml:space="preserve"> </w:t>
-      </w:r>
-      <w:r>
-        <w:rPr>
-          <w:rStyle w:val="AttributeTok"/>
-        </w:rPr>
-        <w:t xml:space="preserve">-c</w:t>
-      </w:r>
-      <w:r>
-        <w:rPr>
-          <w:rStyle w:val="NormalTok"/>
-        </w:rPr>
-        <w:t xml:space="preserve"> tests/harness/unity.c </w:t>
-      </w:r>
-      <w:r>
-        <w:rPr>
-          <w:rStyle w:val="AttributeTok"/>
-        </w:rPr>
-        <w:t xml:space="preserve">-o</w:t>
-      </w:r>
-      <w:r>
-        <w:rPr>
-          <w:rStyle w:val="NormalTok"/>
-        </w:rPr>
-        <w:t xml:space="preserve"> build/tests/harness/unity.c.o</w:t>
-      </w:r>
-      <w:r>
-        <w:br/>
-      </w:r>
-      <w:r>
-        <w:rPr>
-          <w:rStyle w:val="FunctionTok"/>
-        </w:rPr>
-        <w:t xml:space="preserve">mkdir</w:t>
-      </w:r>
-      <w:r>
-        <w:rPr>
-          <w:rStyle w:val="NormalTok"/>
-        </w:rPr>
-        <w:t xml:space="preserve"> </w:t>
-      </w:r>
-      <w:r>
-        <w:rPr>
-          <w:rStyle w:val="AttributeTok"/>
-        </w:rPr>
-        <w:t xml:space="preserve">-p</w:t>
-      </w:r>
-      <w:r>
-        <w:rPr>
-          <w:rStyle w:val="NormalTok"/>
-        </w:rPr>
-        <w:t xml:space="preserve"> build/tests/</w:t>
-      </w:r>
-      <w:r>
-        <w:br/>
-      </w:r>
-      <w:r>
-        <w:rPr>
-          <w:rStyle w:val="FunctionTok"/>
-        </w:rPr>
-        <w:t xml:space="preserve">cc</w:t>
-      </w:r>
-      <w:r>
-        <w:rPr>
-          <w:rStyle w:val="NormalTok"/>
-        </w:rPr>
-        <w:t xml:space="preserve"> </w:t>
-      </w:r>
-      <w:r>
-        <w:rPr>
-          <w:rStyle w:val="AttributeTok"/>
-        </w:rPr>
-        <w:t xml:space="preserve">-g</w:t>
-      </w:r>
-      <w:r>
-        <w:rPr>
-          <w:rStyle w:val="NormalTok"/>
-        </w:rPr>
-        <w:t xml:space="preserve"> </w:t>
-      </w:r>
-      <w:r>
-        <w:rPr>
-          <w:rStyle w:val="AttributeTok"/>
-        </w:rPr>
-        <w:t xml:space="preserve">-O0</w:t>
-      </w:r>
-      <w:r>
-        <w:rPr>
-          <w:rStyle w:val="NormalTok"/>
-        </w:rPr>
-        <w:t xml:space="preserve"> </w:t>
-      </w:r>
-      <w:r>
-        <w:rPr>
-          <w:rStyle w:val="AttributeTok"/>
-        </w:rPr>
-        <w:t xml:space="preserve">-DTEST</w:t>
-      </w:r>
-      <w:r>
-        <w:rPr>
-          <w:rStyle w:val="NormalTok"/>
-        </w:rPr>
-        <w:t xml:space="preserve"> </w:t>
-      </w:r>
-      <w:r>
-        <w:rPr>
-          <w:rStyle w:val="AttributeTok"/>
-        </w:rPr>
-        <w:t xml:space="preserve">-fprofile-arcs</w:t>
-      </w:r>
-      <w:r>
-        <w:rPr>
-          <w:rStyle w:val="NormalTok"/>
-        </w:rPr>
-        <w:t xml:space="preserve"> </w:t>
-      </w:r>
-      <w:r>
-        <w:rPr>
-          <w:rStyle w:val="AttributeTok"/>
-        </w:rPr>
-        <w:t xml:space="preserve">-ftest-coverage</w:t>
-      </w:r>
-      <w:r>
-        <w:rPr>
-          <w:rStyle w:val="NormalTok"/>
-        </w:rPr>
-        <w:t xml:space="preserve"> </w:t>
-      </w:r>
-      <w:r>
-        <w:rPr>
-          <w:rStyle w:val="AttributeTok"/>
-        </w:rPr>
-        <w:t xml:space="preserve">-c</w:t>
-      </w:r>
-      <w:r>
-        <w:rPr>
-          <w:rStyle w:val="NormalTok"/>
-        </w:rPr>
-        <w:t xml:space="preserve"> tests/lab-test.c </w:t>
-      </w:r>
-      <w:r>
-        <w:rPr>
-          <w:rStyle w:val="AttributeTok"/>
-        </w:rPr>
-        <w:t xml:space="preserve">-o</w:t>
-      </w:r>
-      <w:r>
-        <w:rPr>
-          <w:rStyle w:val="NormalTok"/>
-        </w:rPr>
-        <w:t xml:space="preserve"> build/tests/lab-test.c.o</w:t>
-      </w:r>
-      <w:r>
-        <w:br/>
-      </w:r>
-      <w:r>
-        <w:rPr>
-          <w:rStyle w:val="FunctionTok"/>
-        </w:rPr>
-        <w:t xml:space="preserve">cc</w:t>
-      </w:r>
-      <w:r>
-        <w:rPr>
-          <w:rStyle w:val="NormalTok"/>
-        </w:rPr>
-        <w:t xml:space="preserve"> </w:t>
-      </w:r>
-      <w:r>
-        <w:rPr>
-          <w:rStyle w:val="AttributeTok"/>
-        </w:rPr>
-        <w:t xml:space="preserve">-g</w:t>
-      </w:r>
-      <w:r>
-        <w:rPr>
-          <w:rStyle w:val="NormalTok"/>
-        </w:rPr>
-        <w:t xml:space="preserve"> </w:t>
-      </w:r>
-      <w:r>
-        <w:rPr>
-          <w:rStyle w:val="AttributeTok"/>
-        </w:rPr>
-        <w:t xml:space="preserve">-O0</w:t>
-      </w:r>
-      <w:r>
-        <w:rPr>
-          <w:rStyle w:val="NormalTok"/>
-        </w:rPr>
-        <w:t xml:space="preserve"> </w:t>
-      </w:r>
-      <w:r>
-        <w:rPr>
-          <w:rStyle w:val="AttributeTok"/>
-        </w:rPr>
-        <w:t xml:space="preserve">-DTEST</w:t>
-      </w:r>
-      <w:r>
-        <w:rPr>
-          <w:rStyle w:val="NormalTok"/>
-        </w:rPr>
-        <w:t xml:space="preserve"> </w:t>
-      </w:r>
-      <w:r>
-        <w:rPr>
-          <w:rStyle w:val="AttributeTok"/>
-        </w:rPr>
-        <w:t xml:space="preserve">-fprofile-arcs</w:t>
-      </w:r>
-      <w:r>
-        <w:rPr>
-          <w:rStyle w:val="NormalTok"/>
-        </w:rPr>
-        <w:t xml:space="preserve"> </w:t>
-      </w:r>
-      <w:r>
-        <w:rPr>
-          <w:rStyle w:val="AttributeTok"/>
-        </w:rPr>
-        <w:t xml:space="preserve">-ftest-coverage</w:t>
-      </w:r>
-      <w:r>
-        <w:rPr>
-          <w:rStyle w:val="NormalTok"/>
-        </w:rPr>
-        <w:t xml:space="preserve"> build/tests/lab.c.o build/tests/main.c.o build/tests/harness/unity.c.o build/tests/lab-test.c.o </w:t>
-      </w:r>
-      <w:r>
-        <w:rPr>
-          <w:rStyle w:val="AttributeTok"/>
-        </w:rPr>
-        <w:t xml:space="preserve">-o</w:t>
-      </w:r>
-      <w:r>
-        <w:rPr>
-          <w:rStyle w:val="NormalTok"/>
-        </w:rPr>
-        <w:t xml:space="preserve"> build/tests/myapp_t </w:t>
-      </w:r>
-      <w:r>
-        <w:rPr>
-          <w:rStyle w:val="AttributeTok"/>
-        </w:rPr>
-        <w:t xml:space="preserve">-fprofile-arcs</w:t>
-      </w:r>
-      <w:r>
-        <w:rPr>
-          <w:rStyle w:val="NormalTok"/>
-        </w:rPr>
-        <w:t xml:space="preserve"> </w:t>
-      </w:r>
-      <w:r>
-        <w:rPr>
-          <w:rStyle w:val="AttributeTok"/>
-        </w:rPr>
-        <w:t xml:space="preserve">-ftest-coverage</w:t>
-      </w:r>
-      <w:r>
-        <w:br/>
-      </w:r>
-      <w:r>
-        <w:rPr>
-          <w:rStyle w:val="VariableTok"/>
-        </w:rPr>
-        <w:t xml:space="preserve">make</w:t>
-      </w:r>
-      <w:r>
-        <w:rPr>
-          <w:rStyle w:val="OperatorTok"/>
-        </w:rPr>
-        <w:t xml:space="preserve">[</w:t>
-      </w:r>
-      <w:r>
-        <w:rPr>
-          <w:rStyle w:val="DecValTok"/>
-        </w:rPr>
-        <w:t xml:space="preserve">1</w:t>
-      </w:r>
-      <w:r>
-        <w:rPr>
-          <w:rStyle w:val="OperatorTok"/>
-        </w:rPr>
-        <w:t xml:space="preserve">]</w:t>
-      </w:r>
-      <w:r>
-        <w:rPr>
-          <w:rStyle w:val="ExtensionTok"/>
-        </w:rPr>
-        <w:t xml:space="preserve">:</w:t>
-      </w:r>
-      <w:r>
-        <w:rPr>
-          <w:rStyle w:val="NormalTok"/>
-        </w:rPr>
-        <w:t xml:space="preserve"> Leaving directory </w:t>
-      </w:r>
-      <w:r>
-        <w:rPr>
-          <w:rStyle w:val="StringTok"/>
-        </w:rPr>
-        <w:t xml:space="preserve">'/home/runner/work/makefile-project-starter/makefile-project-starter'</w:t>
-      </w:r>
-      <w:r>
-        <w:br/>
-      </w:r>
-      <w:r>
-        <w:rPr>
-          <w:rStyle w:val="VariableTok"/>
-        </w:rPr>
-        <w:t xml:space="preserve">make</w:t>
-      </w:r>
-      <w:r>
-        <w:rPr>
-          <w:rStyle w:val="OperatorTok"/>
-        </w:rPr>
-        <w:t xml:space="preserve">[</w:t>
-      </w:r>
-      <w:r>
-        <w:rPr>
-          <w:rStyle w:val="DecValTok"/>
-        </w:rPr>
-        <w:t xml:space="preserve">1</w:t>
-      </w:r>
-      <w:r>
-        <w:rPr>
-          <w:rStyle w:val="OperatorTok"/>
-        </w:rPr>
-        <w:t xml:space="preserve">]</w:t>
-      </w:r>
-      <w:r>
-        <w:rPr>
-          <w:rStyle w:val="ExtensionTok"/>
-        </w:rPr>
-        <w:t xml:space="preserve">:</w:t>
-      </w:r>
-      <w:r>
-        <w:rPr>
-          <w:rStyle w:val="NormalTok"/>
-        </w:rPr>
-        <w:t xml:space="preserve"> Entering directory </w:t>
-      </w:r>
-      <w:r>
-        <w:rPr>
-          <w:rStyle w:val="StringTok"/>
-        </w:rPr>
-        <w:t xml:space="preserve">'/home/runner/work/makefile-project-starter/makefile-project-starter'</w:t>
-      </w:r>
-      <w:r>
-        <w:br/>
-      </w:r>
-      <w:r>
-        <w:rPr>
-          <w:rStyle w:val="FunctionTok"/>
-        </w:rPr>
-        <w:t xml:space="preserve">mkdir</w:t>
-      </w:r>
-      <w:r>
-        <w:rPr>
-          <w:rStyle w:val="NormalTok"/>
-        </w:rPr>
-        <w:t xml:space="preserve"> </w:t>
-      </w:r>
-      <w:r>
-        <w:rPr>
-          <w:rStyle w:val="AttributeTok"/>
-        </w:rPr>
-        <w:t xml:space="preserve">-p</w:t>
-      </w:r>
-      <w:r>
-        <w:rPr>
-          <w:rStyle w:val="NormalTok"/>
-        </w:rPr>
-        <w:t xml:space="preserve"> build/debug-test</w:t>
-      </w:r>
-      <w:r>
-        <w:br/>
-      </w:r>
-      <w:r>
-        <w:rPr>
-          <w:rStyle w:val="FunctionTok"/>
-        </w:rPr>
-        <w:t xml:space="preserve">cc</w:t>
-      </w:r>
-      <w:r>
-        <w:rPr>
-          <w:rStyle w:val="NormalTok"/>
-        </w:rPr>
-        <w:t xml:space="preserve"> </w:t>
-      </w:r>
-      <w:r>
-        <w:rPr>
-          <w:rStyle w:val="AttributeTok"/>
-        </w:rPr>
-        <w:t xml:space="preserve">-g</w:t>
-      </w:r>
-      <w:r>
-        <w:rPr>
-          <w:rStyle w:val="NormalTok"/>
-        </w:rPr>
-        <w:t xml:space="preserve"> </w:t>
-      </w:r>
-      <w:r>
-        <w:rPr>
-          <w:rStyle w:val="AttributeTok"/>
-        </w:rPr>
-        <w:t xml:space="preserve">-O0</w:t>
-      </w:r>
-      <w:r>
-        <w:rPr>
-          <w:rStyle w:val="NormalTok"/>
-        </w:rPr>
-        <w:t xml:space="preserve"> </w:t>
-      </w:r>
-      <w:r>
-        <w:rPr>
-          <w:rStyle w:val="AttributeTok"/>
-        </w:rPr>
-        <w:t xml:space="preserve">-DDEBUG</w:t>
-      </w:r>
-      <w:r>
-        <w:rPr>
-          <w:rStyle w:val="NormalTok"/>
-        </w:rPr>
-        <w:t xml:space="preserve"> </w:t>
-      </w:r>
-      <w:r>
-        <w:rPr>
-          <w:rStyle w:val="AttributeTok"/>
-        </w:rPr>
-        <w:t xml:space="preserve">-DTEST</w:t>
-      </w:r>
-      <w:r>
-        <w:rPr>
-          <w:rStyle w:val="NormalTok"/>
-        </w:rPr>
-        <w:t xml:space="preserve"> </w:t>
-      </w:r>
-      <w:r>
-        <w:rPr>
-          <w:rStyle w:val="AttributeTok"/>
-        </w:rPr>
-        <w:t xml:space="preserve">-fno-omit-frame-pointer</w:t>
-      </w:r>
-      <w:r>
-        <w:rPr>
-          <w:rStyle w:val="NormalTok"/>
-        </w:rPr>
-        <w:t xml:space="preserve"> </w:t>
-      </w:r>
-      <w:r>
-        <w:rPr>
-          <w:rStyle w:val="AttributeTok"/>
-        </w:rPr>
-        <w:t xml:space="preserve">-fsanitize</w:t>
-      </w:r>
-      <w:r>
-        <w:rPr>
-          <w:rStyle w:val="OperatorTok"/>
-        </w:rPr>
-        <w:t xml:space="preserve">=</w:t>
-      </w:r>
-      <w:r>
-        <w:rPr>
-          <w:rStyle w:val="NormalTok"/>
-        </w:rPr>
-        <w:t xml:space="preserve">address </w:t>
-      </w:r>
-      <w:r>
-        <w:rPr>
-          <w:rStyle w:val="AttributeTok"/>
-        </w:rPr>
-        <w:t xml:space="preserve">-c</w:t>
-      </w:r>
-      <w:r>
-        <w:rPr>
-          <w:rStyle w:val="NormalTok"/>
-        </w:rPr>
-        <w:t xml:space="preserve"> src/lab.c </w:t>
-      </w:r>
-      <w:r>
-        <w:rPr>
-          <w:rStyle w:val="AttributeTok"/>
-        </w:rPr>
-        <w:t xml:space="preserve">-o</w:t>
-      </w:r>
-      <w:r>
-        <w:rPr>
-          <w:rStyle w:val="NormalTok"/>
-        </w:rPr>
-        <w:t xml:space="preserve"> build/debug-test/lab.c.o</w:t>
-      </w:r>
-      <w:r>
-        <w:br/>
-      </w:r>
-      <w:r>
-        <w:rPr>
-          <w:rStyle w:val="FunctionTok"/>
-        </w:rPr>
-        <w:t xml:space="preserve">mkdir</w:t>
-      </w:r>
-      <w:r>
-        <w:rPr>
-          <w:rStyle w:val="NormalTok"/>
-        </w:rPr>
-        <w:t xml:space="preserve"> </w:t>
-      </w:r>
-      <w:r>
-        <w:rPr>
-          <w:rStyle w:val="AttributeTok"/>
-        </w:rPr>
-        <w:t xml:space="preserve">-p</w:t>
-      </w:r>
-      <w:r>
-        <w:rPr>
-          <w:rStyle w:val="NormalTok"/>
-        </w:rPr>
-        <w:t xml:space="preserve"> build/debug-test</w:t>
-      </w:r>
-      <w:r>
-        <w:br/>
-      </w:r>
-      <w:r>
-        <w:rPr>
-          <w:rStyle w:val="FunctionTok"/>
-        </w:rPr>
-        <w:t xml:space="preserve">cc</w:t>
-      </w:r>
-      <w:r>
-        <w:rPr>
-          <w:rStyle w:val="NormalTok"/>
-        </w:rPr>
-        <w:t xml:space="preserve"> </w:t>
-      </w:r>
-      <w:r>
-        <w:rPr>
-          <w:rStyle w:val="AttributeTok"/>
-        </w:rPr>
-        <w:t xml:space="preserve">-g</w:t>
-      </w:r>
-      <w:r>
-        <w:rPr>
-          <w:rStyle w:val="NormalTok"/>
-        </w:rPr>
-        <w:t xml:space="preserve"> </w:t>
-      </w:r>
-      <w:r>
-        <w:rPr>
-          <w:rStyle w:val="AttributeTok"/>
-        </w:rPr>
-        <w:t xml:space="preserve">-O0</w:t>
-      </w:r>
-      <w:r>
-        <w:rPr>
-          <w:rStyle w:val="NormalTok"/>
-        </w:rPr>
-        <w:t xml:space="preserve"> </w:t>
-      </w:r>
-      <w:r>
-        <w:rPr>
-          <w:rStyle w:val="AttributeTok"/>
-        </w:rPr>
-        <w:t xml:space="preserve">-DDEBUG</w:t>
-      </w:r>
-      <w:r>
-        <w:rPr>
-          <w:rStyle w:val="NormalTok"/>
-        </w:rPr>
-        <w:t xml:space="preserve"> </w:t>
-      </w:r>
-      <w:r>
-        <w:rPr>
-          <w:rStyle w:val="AttributeTok"/>
-        </w:rPr>
-        <w:t xml:space="preserve">-DTEST</w:t>
-      </w:r>
-      <w:r>
-        <w:rPr>
-          <w:rStyle w:val="NormalTok"/>
-        </w:rPr>
-        <w:t xml:space="preserve"> </w:t>
-      </w:r>
-      <w:r>
-        <w:rPr>
-          <w:rStyle w:val="AttributeTok"/>
-        </w:rPr>
-        <w:t xml:space="preserve">-fno-omit-frame-pointer</w:t>
-      </w:r>
-      <w:r>
-        <w:rPr>
-          <w:rStyle w:val="NormalTok"/>
-        </w:rPr>
-        <w:t xml:space="preserve"> </w:t>
-      </w:r>
-      <w:r>
-        <w:rPr>
-          <w:rStyle w:val="AttributeTok"/>
-        </w:rPr>
-        <w:t xml:space="preserve">-fsanitize</w:t>
-      </w:r>
-      <w:r>
-        <w:rPr>
-          <w:rStyle w:val="OperatorTok"/>
-        </w:rPr>
-        <w:t xml:space="preserve">=</w:t>
-      </w:r>
-      <w:r>
-        <w:rPr>
-          <w:rStyle w:val="NormalTok"/>
-        </w:rPr>
-        <w:t xml:space="preserve">address </w:t>
-      </w:r>
-      <w:r>
-        <w:rPr>
-          <w:rStyle w:val="AttributeTok"/>
-        </w:rPr>
-        <w:t xml:space="preserve">-c</w:t>
-      </w:r>
-      <w:r>
-        <w:rPr>
-          <w:rStyle w:val="NormalTok"/>
-        </w:rPr>
-        <w:t xml:space="preserve"> src/main.c </w:t>
-      </w:r>
-      <w:r>
-        <w:rPr>
-          <w:rStyle w:val="AttributeTok"/>
-        </w:rPr>
-        <w:t xml:space="preserve">-o</w:t>
-      </w:r>
-      <w:r>
-        <w:rPr>
-          <w:rStyle w:val="NormalTok"/>
-        </w:rPr>
-        <w:t xml:space="preserve"> build/debug-test/main.c.o</w:t>
-      </w:r>
-      <w:r>
-        <w:br/>
-      </w:r>
-      <w:r>
-        <w:rPr>
-          <w:rStyle w:val="FunctionTok"/>
-        </w:rPr>
-        <w:t xml:space="preserve">mkdir</w:t>
-      </w:r>
-      <w:r>
-        <w:rPr>
-          <w:rStyle w:val="NormalTok"/>
-        </w:rPr>
-        <w:t xml:space="preserve"> </w:t>
-      </w:r>
-      <w:r>
-        <w:rPr>
-          <w:rStyle w:val="AttributeTok"/>
-        </w:rPr>
-        <w:t xml:space="preserve">-p</w:t>
-      </w:r>
-      <w:r>
-        <w:rPr>
-          <w:rStyle w:val="NormalTok"/>
-        </w:rPr>
-        <w:t xml:space="preserve"> build/debug-test/harness/</w:t>
-      </w:r>
-      <w:r>
-        <w:br/>
-      </w:r>
-      <w:r>
-        <w:rPr>
-          <w:rStyle w:val="FunctionTok"/>
-        </w:rPr>
-        <w:t xml:space="preserve">cc</w:t>
-      </w:r>
-      <w:r>
-        <w:rPr>
-          <w:rStyle w:val="NormalTok"/>
-        </w:rPr>
-        <w:t xml:space="preserve"> </w:t>
-      </w:r>
-      <w:r>
-        <w:rPr>
-          <w:rStyle w:val="AttributeTok"/>
-        </w:rPr>
-        <w:t xml:space="preserve">-g</w:t>
-      </w:r>
-      <w:r>
-        <w:rPr>
-          <w:rStyle w:val="NormalTok"/>
-        </w:rPr>
-        <w:t xml:space="preserve"> </w:t>
-      </w:r>
-      <w:r>
-        <w:rPr>
-          <w:rStyle w:val="AttributeTok"/>
-        </w:rPr>
-        <w:t xml:space="preserve">-O0</w:t>
-      </w:r>
-      <w:r>
-        <w:rPr>
-          <w:rStyle w:val="NormalTok"/>
-        </w:rPr>
-        <w:t xml:space="preserve"> </w:t>
-      </w:r>
-      <w:r>
-        <w:rPr>
-          <w:rStyle w:val="AttributeTok"/>
-        </w:rPr>
-        <w:t xml:space="preserve">-DDEBUG</w:t>
-      </w:r>
-      <w:r>
-        <w:rPr>
-          <w:rStyle w:val="NormalTok"/>
-        </w:rPr>
-        <w:t xml:space="preserve"> </w:t>
-      </w:r>
-      <w:r>
-        <w:rPr>
-          <w:rStyle w:val="AttributeTok"/>
-        </w:rPr>
-        <w:t xml:space="preserve">-DTEST</w:t>
-      </w:r>
-      <w:r>
-        <w:rPr>
-          <w:rStyle w:val="NormalTok"/>
-        </w:rPr>
-        <w:t xml:space="preserve"> </w:t>
-      </w:r>
-      <w:r>
-        <w:rPr>
-          <w:rStyle w:val="AttributeTok"/>
-        </w:rPr>
-        <w:t xml:space="preserve">-fno-omit-frame-pointer</w:t>
-      </w:r>
-      <w:r>
-        <w:rPr>
-          <w:rStyle w:val="NormalTok"/>
-        </w:rPr>
-        <w:t xml:space="preserve"> </w:t>
-      </w:r>
-      <w:r>
-        <w:rPr>
-          <w:rStyle w:val="AttributeTok"/>
-        </w:rPr>
-        <w:t xml:space="preserve">-fsanitize</w:t>
-      </w:r>
-      <w:r>
-        <w:rPr>
-          <w:rStyle w:val="OperatorTok"/>
-        </w:rPr>
-        <w:t xml:space="preserve">=</w:t>
-      </w:r>
-      <w:r>
-        <w:rPr>
-          <w:rStyle w:val="NormalTok"/>
-        </w:rPr>
-        <w:t xml:space="preserve">address </w:t>
-      </w:r>
-      <w:r>
-        <w:rPr>
-          <w:rStyle w:val="AttributeTok"/>
-        </w:rPr>
-        <w:t xml:space="preserve">-c</w:t>
-      </w:r>
-      <w:r>
-        <w:rPr>
-          <w:rStyle w:val="NormalTok"/>
-        </w:rPr>
-        <w:t xml:space="preserve"> tests/harness/unity.c </w:t>
-      </w:r>
-      <w:r>
-        <w:rPr>
-          <w:rStyle w:val="AttributeTok"/>
-        </w:rPr>
-        <w:t xml:space="preserve">-o</w:t>
-      </w:r>
-      <w:r>
-        <w:rPr>
-          <w:rStyle w:val="NormalTok"/>
-        </w:rPr>
-        <w:t xml:space="preserve"> build/debug-test/harness/unity.c.o</w:t>
-      </w:r>
-      <w:r>
-        <w:br/>
-      </w:r>
-      <w:r>
-        <w:rPr>
-          <w:rStyle w:val="FunctionTok"/>
-        </w:rPr>
-        <w:t xml:space="preserve">mkdir</w:t>
-      </w:r>
-      <w:r>
-        <w:rPr>
-          <w:rStyle w:val="NormalTok"/>
-        </w:rPr>
-        <w:t xml:space="preserve"> </w:t>
-      </w:r>
-      <w:r>
-        <w:rPr>
-          <w:rStyle w:val="AttributeTok"/>
-        </w:rPr>
-        <w:t xml:space="preserve">-p</w:t>
-      </w:r>
-      <w:r>
-        <w:rPr>
-          <w:rStyle w:val="NormalTok"/>
-        </w:rPr>
-        <w:t xml:space="preserve"> build/debug-test/</w:t>
-      </w:r>
-      <w:r>
-        <w:br/>
-      </w:r>
-      <w:r>
-        <w:rPr>
-          <w:rStyle w:val="FunctionTok"/>
-        </w:rPr>
-        <w:t xml:space="preserve">cc</w:t>
-      </w:r>
-      <w:r>
-        <w:rPr>
-          <w:rStyle w:val="NormalTok"/>
-        </w:rPr>
-        <w:t xml:space="preserve"> </w:t>
-      </w:r>
-      <w:r>
-        <w:rPr>
-          <w:rStyle w:val="AttributeTok"/>
-        </w:rPr>
-        <w:t xml:space="preserve">-g</w:t>
-      </w:r>
-      <w:r>
-        <w:rPr>
-          <w:rStyle w:val="NormalTok"/>
-        </w:rPr>
-        <w:t xml:space="preserve"> </w:t>
-      </w:r>
-      <w:r>
-        <w:rPr>
-          <w:rStyle w:val="AttributeTok"/>
-        </w:rPr>
-        <w:t xml:space="preserve">-O0</w:t>
-      </w:r>
-      <w:r>
-        <w:rPr>
-          <w:rStyle w:val="NormalTok"/>
-        </w:rPr>
-        <w:t xml:space="preserve"> </w:t>
-      </w:r>
-      <w:r>
-        <w:rPr>
-          <w:rStyle w:val="AttributeTok"/>
-        </w:rPr>
-        <w:t xml:space="preserve">-DDEBUG</w:t>
-      </w:r>
-      <w:r>
-        <w:rPr>
-          <w:rStyle w:val="NormalTok"/>
-        </w:rPr>
-        <w:t xml:space="preserve"> </w:t>
-      </w:r>
-      <w:r>
-        <w:rPr>
-          <w:rStyle w:val="AttributeTok"/>
-        </w:rPr>
-        <w:t xml:space="preserve">-DTEST</w:t>
-      </w:r>
-      <w:r>
-        <w:rPr>
-          <w:rStyle w:val="NormalTok"/>
-        </w:rPr>
-        <w:t xml:space="preserve"> </w:t>
-      </w:r>
-      <w:r>
-        <w:rPr>
-          <w:rStyle w:val="AttributeTok"/>
-        </w:rPr>
-        <w:t xml:space="preserve">-fno-omit-frame-pointer</w:t>
-      </w:r>
-      <w:r>
-        <w:rPr>
-          <w:rStyle w:val="NormalTok"/>
-        </w:rPr>
-        <w:t xml:space="preserve"> </w:t>
-      </w:r>
-      <w:r>
-        <w:rPr>
-          <w:rStyle w:val="AttributeTok"/>
-        </w:rPr>
-        <w:t xml:space="preserve">-fsanitize</w:t>
-      </w:r>
-      <w:r>
-        <w:rPr>
-          <w:rStyle w:val="OperatorTok"/>
-        </w:rPr>
-        <w:t xml:space="preserve">=</w:t>
-      </w:r>
-      <w:r>
-        <w:rPr>
-          <w:rStyle w:val="NormalTok"/>
-        </w:rPr>
-        <w:t xml:space="preserve">address </w:t>
-      </w:r>
-      <w:r>
-        <w:rPr>
-          <w:rStyle w:val="AttributeTok"/>
-        </w:rPr>
-        <w:t xml:space="preserve">-c</w:t>
-      </w:r>
-      <w:r>
-        <w:rPr>
-          <w:rStyle w:val="NormalTok"/>
-        </w:rPr>
-        <w:t xml:space="preserve"> tests/lab-test.c </w:t>
-      </w:r>
-      <w:r>
-        <w:rPr>
-          <w:rStyle w:val="AttributeTok"/>
-        </w:rPr>
-        <w:t xml:space="preserve">-o</w:t>
-      </w:r>
-      <w:r>
-        <w:rPr>
-          <w:rStyle w:val="NormalTok"/>
-        </w:rPr>
-        <w:t xml:space="preserve"> build/debug-test/lab-test.c.o</w:t>
-      </w:r>
-      <w:r>
-        <w:br/>
-      </w:r>
-      <w:r>
-        <w:rPr>
-          <w:rStyle w:val="FunctionTok"/>
-        </w:rPr>
-        <w:t xml:space="preserve">cc</w:t>
-      </w:r>
-      <w:r>
-        <w:rPr>
-          <w:rStyle w:val="NormalTok"/>
-        </w:rPr>
-        <w:t xml:space="preserve"> </w:t>
-      </w:r>
-      <w:r>
-        <w:rPr>
-          <w:rStyle w:val="AttributeTok"/>
-        </w:rPr>
-        <w:t xml:space="preserve">-g</w:t>
-      </w:r>
-      <w:r>
-        <w:rPr>
-          <w:rStyle w:val="NormalTok"/>
-        </w:rPr>
-        <w:t xml:space="preserve"> </w:t>
-      </w:r>
-      <w:r>
-        <w:rPr>
-          <w:rStyle w:val="AttributeTok"/>
-        </w:rPr>
-        <w:t xml:space="preserve">-O0</w:t>
-      </w:r>
-      <w:r>
-        <w:rPr>
-          <w:rStyle w:val="NormalTok"/>
-        </w:rPr>
-        <w:t xml:space="preserve"> </w:t>
-      </w:r>
-      <w:r>
-        <w:rPr>
-          <w:rStyle w:val="AttributeTok"/>
-        </w:rPr>
-        <w:t xml:space="preserve">-DDEBUG</w:t>
-      </w:r>
-      <w:r>
-        <w:rPr>
-          <w:rStyle w:val="NormalTok"/>
-        </w:rPr>
-        <w:t xml:space="preserve"> </w:t>
-      </w:r>
-      <w:r>
-        <w:rPr>
-          <w:rStyle w:val="AttributeTok"/>
-        </w:rPr>
-        <w:t xml:space="preserve">-DTEST</w:t>
-      </w:r>
-      <w:r>
-        <w:rPr>
-          <w:rStyle w:val="NormalTok"/>
-        </w:rPr>
-        <w:t xml:space="preserve"> </w:t>
-      </w:r>
-      <w:r>
-        <w:rPr>
-          <w:rStyle w:val="AttributeTok"/>
-        </w:rPr>
-        <w:t xml:space="preserve">-fno-omit-frame-pointer</w:t>
-      </w:r>
-      <w:r>
-        <w:rPr>
-          <w:rStyle w:val="NormalTok"/>
-        </w:rPr>
-        <w:t xml:space="preserve"> </w:t>
-      </w:r>
-      <w:r>
-        <w:rPr>
-          <w:rStyle w:val="AttributeTok"/>
-        </w:rPr>
-        <w:t xml:space="preserve">-fsanitize</w:t>
-      </w:r>
-      <w:r>
-        <w:rPr>
-          <w:rStyle w:val="OperatorTok"/>
-        </w:rPr>
-        <w:t xml:space="preserve">=</w:t>
-      </w:r>
-      <w:r>
-        <w:rPr>
-          <w:rStyle w:val="NormalTok"/>
-        </w:rPr>
-        <w:t xml:space="preserve">address build/debug-test/lab.c.o build/debug-test/main.c.o build/debug-test/harness/unity.c.o build/debug-test/lab-test.c.o </w:t>
+        <w:t xml:space="preserve">address build/debug-test/main.c.o build/debug-test/lab.c.o build/debug-test/harness/unity.c.o build/debug-test/lab-test.c.o </w:t>
       </w:r>
       <w:r>
         <w:rPr>
@@ -3224,8 +3237,8 @@
         </w:pict>
       </w:r>
     </w:p>
-    <w:bookmarkEnd w:id="30"/>
-    <w:bookmarkStart w:id="31" w:name="coverage-report"/>
+    <w:bookmarkEnd w:id="29"/>
+    <w:bookmarkStart w:id="30" w:name="coverage-report"/>
     <w:p>
       <w:pPr>
         <w:pStyle w:val="Heading2"/>
@@ -3922,7 +3935,7 @@
         <w:rPr>
           <w:rStyle w:val="NormalTok"/>
         </w:rPr>
-        <w:t xml:space="preserve">                                       Lines    Exec  Cover   Missing</w:t>
+        <w:t xml:space="preserve">                                       Lines     Exec  Cover   Missing</w:t>
       </w:r>
       <w:r>
         <w:br/>
@@ -3946,7 +3959,7 @@
         <w:rPr>
           <w:rStyle w:val="NormalTok"/>
         </w:rPr>
-        <w:t xml:space="preserve">                                      8       8   100%</w:t>
+        <w:t xml:space="preserve">                                      8        8   100%</w:t>
       </w:r>
       <w:r>
         <w:br/>
@@ -3970,7 +3983,7 @@
         <w:rPr>
           <w:rStyle w:val="NormalTok"/>
         </w:rPr>
-        <w:t xml:space="preserve">                                          8       8   100%</w:t>
+        <w:t xml:space="preserve">                                          8        8   100%</w:t>
       </w:r>
       <w:r>
         <w:br/>
@@ -3989,8 +4002,8 @@
         </w:pict>
       </w:r>
     </w:p>
-    <w:bookmarkEnd w:id="31"/>
-    <w:bookmarkStart w:id="32" w:name="address-sanitizer-report"/>
+    <w:bookmarkEnd w:id="30"/>
+    <w:bookmarkStart w:id="31" w:name="address-sanitizer-report"/>
     <w:p>
       <w:pPr>
         <w:pStyle w:val="Heading2"/>
@@ -4106,8 +4119,8 @@
         </w:pict>
       </w:r>
     </w:p>
-    <w:bookmarkEnd w:id="32"/>
-    <w:bookmarkStart w:id="36" w:name="src-files"/>
+    <w:bookmarkEnd w:id="31"/>
+    <w:bookmarkStart w:id="35" w:name="src-files"/>
     <w:p>
       <w:pPr>
         <w:pStyle w:val="Heading2"/>
@@ -4116,7 +4129,7 @@
         <w:t xml:space="preserve">Src Files</w:t>
       </w:r>
     </w:p>
-    <w:bookmarkStart w:id="33" w:name="lab.c"/>
+    <w:bookmarkStart w:id="32" w:name="lab.c"/>
     <w:p>
       <w:pPr>
         <w:pStyle w:val="Heading3"/>
@@ -5120,8 +5133,8 @@
         <w:t xml:space="preserve">}</w:t>
       </w:r>
     </w:p>
-    <w:bookmarkEnd w:id="33"/>
-    <w:bookmarkStart w:id="34" w:name="lab.h"/>
+    <w:bookmarkEnd w:id="32"/>
+    <w:bookmarkStart w:id="33" w:name="lab.h"/>
     <w:p>
       <w:pPr>
         <w:pStyle w:val="Heading3"/>
@@ -5363,8 +5376,8 @@
         <w:t xml:space="preserve">// LAB_H</w:t>
       </w:r>
     </w:p>
-    <w:bookmarkEnd w:id="34"/>
-    <w:bookmarkStart w:id="35" w:name="main.c"/>
+    <w:bookmarkEnd w:id="33"/>
+    <w:bookmarkStart w:id="34" w:name="main.c"/>
     <w:p>
       <w:pPr>
         <w:pStyle w:val="Heading3"/>
@@ -5843,9 +5856,9 @@
         <w:t xml:space="preserve">}</w:t>
       </w:r>
     </w:p>
+    <w:bookmarkEnd w:id="34"/>
     <w:bookmarkEnd w:id="35"/>
-    <w:bookmarkEnd w:id="36"/>
-    <w:bookmarkStart w:id="38" w:name="tests-files"/>
+    <w:bookmarkStart w:id="37" w:name="tests-files"/>
     <w:p>
       <w:pPr>
         <w:pStyle w:val="Heading2"/>
@@ -5854,7 +5867,7 @@
         <w:t xml:space="preserve">Tests Files</w:t>
       </w:r>
     </w:p>
-    <w:bookmarkStart w:id="37" w:name="lab-test.c"/>
+    <w:bookmarkStart w:id="36" w:name="lab-test.c"/>
     <w:p>
       <w:pPr>
         <w:pStyle w:val="Heading3"/>
@@ -6678,9 +6691,9 @@
         <w:t xml:space="preserve">}</w:t>
       </w:r>
     </w:p>
+    <w:bookmarkEnd w:id="36"/>
     <w:bookmarkEnd w:id="37"/>
-    <w:bookmarkEnd w:id="38"/>
-    <w:bookmarkStart w:id="39" w:name="scripts-files"/>
+    <w:bookmarkStart w:id="38" w:name="scripts-files"/>
     <w:p>
       <w:pPr>
         <w:pStyle w:val="Heading2"/>
@@ -6694,7 +6707,7 @@
         <w:pStyle w:val="FirstParagraph"/>
       </w:pPr>
       <w:r>
-        <w:t xml:space="preserve">Report generated on 10/27/2025 at 19:45:07</w:t>
+        <w:t xml:space="preserve">Report generated on 08/27/2026 at 01:52:05</w:t>
       </w:r>
     </w:p>
     <w:p>
@@ -6704,8 +6717,8 @@
         </w:pict>
       </w:r>
     </w:p>
-    <w:bookmarkEnd w:id="39"/>
-    <w:bookmarkStart w:id="40" w:name="end-of-report"/>
+    <w:bookmarkEnd w:id="38"/>
+    <w:bookmarkStart w:id="39" w:name="end-of-report"/>
     <w:p>
       <w:pPr>
         <w:pStyle w:val="Heading2"/>
@@ -6719,7 +6732,7 @@
         <w:pStyle w:val="FirstParagraph"/>
       </w:pPr>
       <w:r>
-        <w:t xml:space="preserve">SHA-256 Hash of the report: 3e459f2b085cecf590c354ef4a87d78d6aa718c5b16d096b277be11ebec67d15</w:t>
+        <w:t xml:space="preserve">SHA-256 Hash of the report: 17f895a2e90154df5bbec93a8c2971029962e980cdb26a2f782e72e29687525c</w:t>
       </w:r>
     </w:p>
     <w:p>
@@ -6737,8 +6750,8 @@
         </w:pict>
       </w:r>
     </w:p>
-    <w:bookmarkEnd w:id="40"/>
-    <w:bookmarkStart w:id="41" w:name="github-info"/>
+    <w:bookmarkEnd w:id="39"/>
+    <w:bookmarkStart w:id="40" w:name="github-info"/>
     <w:p>
       <w:pPr>
         <w:pStyle w:val="Heading2"/>
@@ -6783,8 +6796,8 @@
         <w:t xml:space="preserve">The workflow was triggered by shanep</w:t>
       </w:r>
     </w:p>
+    <w:bookmarkEnd w:id="40"/>
     <w:bookmarkEnd w:id="41"/>
-    <w:bookmarkEnd w:id="42"/>
     <w:sectPr/>
   </w:body>
 </w:document>

--- a/submission-report.docx
+++ b/submission-report.docx
@@ -19,7 +19,7 @@
         </w:numPr>
       </w:pPr>
       <w:r>
-        <w:t xml:space="preserve">Submission generated at 08/27/2026 at 01:52:04</w:t>
+        <w:t xml:space="preserve">Submission generated at 08/28/2026 at 21:17:24</w:t>
       </w:r>
     </w:p>
     <w:p>
@@ -30,7 +30,7 @@
         </w:numPr>
       </w:pPr>
       <w:r>
-        <w:t xml:space="preserve">Machine info: Linux runnervm76f27 6.17.0-1022-azure #22-Ubuntu SMP Mon Jul 27 17:24:03 UTC 2026 x86_64 x86_64 x86_64 GNU/Linux</w:t>
+        <w:t xml:space="preserve">Machine info: Linux runnervmgx7h7 6.17.0-1022-azure #22-Ubuntu SMP Mon Jul 27 17:24:03 UTC 2026 x86_64 x86_64 x86_64 GNU/Linux</w:t>
       </w:r>
     </w:p>
     <w:bookmarkStart w:id="20" w:name="note-to-students"/>
@@ -3308,10 +3308,7 @@
         <w:rPr>
           <w:rStyle w:val="ExtensionTok"/>
         </w:rPr>
-        <w:t xml:space="preserve">tests/lab-test.c:32:test_get_greeting:PASS</w:t>
-      </w:r>
-      <w:r>
-        <w:br/>
+        <w:t xml:space="preserve">tests/lab-test.c:54:test_get_greeting:PASS</w:t>
       </w:r>
       <w:r>
         <w:br/>
@@ -3320,6 +3317,87 @@
         <w:rPr>
           <w:rStyle w:val="ExtensionTok"/>
         </w:rPr>
+        <w:t xml:space="preserve">Setting</w:t>
+      </w:r>
+      <w:r>
+        <w:rPr>
+          <w:rStyle w:val="NormalTok"/>
+        </w:rPr>
+        <w:t xml:space="preserve"> up tests...</w:t>
+      </w:r>
+      <w:r>
+        <w:br/>
+      </w:r>
+      <w:r>
+        <w:rPr>
+          <w:rStyle w:val="ExtensionTok"/>
+        </w:rPr>
+        <w:t xml:space="preserve">Tearing</w:t>
+      </w:r>
+      <w:r>
+        <w:rPr>
+          <w:rStyle w:val="NormalTok"/>
+        </w:rPr>
+        <w:t xml:space="preserve"> down tests...</w:t>
+      </w:r>
+      <w:r>
+        <w:br/>
+      </w:r>
+      <w:r>
+        <w:rPr>
+          <w:rStyle w:val="ExtensionTok"/>
+        </w:rPr>
+        <w:t xml:space="preserve">tests/lab-test.c:55:test_product:PASS</w:t>
+      </w:r>
+      <w:r>
+        <w:br/>
+      </w:r>
+      <w:r>
+        <w:rPr>
+          <w:rStyle w:val="ExtensionTok"/>
+        </w:rPr>
+        <w:t xml:space="preserve">Setting</w:t>
+      </w:r>
+      <w:r>
+        <w:rPr>
+          <w:rStyle w:val="NormalTok"/>
+        </w:rPr>
+        <w:t xml:space="preserve"> up tests...</w:t>
+      </w:r>
+      <w:r>
+        <w:br/>
+      </w:r>
+      <w:r>
+        <w:rPr>
+          <w:rStyle w:val="ExtensionTok"/>
+        </w:rPr>
+        <w:t xml:space="preserve">Tearing</w:t>
+      </w:r>
+      <w:r>
+        <w:rPr>
+          <w:rStyle w:val="NormalTok"/>
+        </w:rPr>
+        <w:t xml:space="preserve"> down tests...</w:t>
+      </w:r>
+      <w:r>
+        <w:br/>
+      </w:r>
+      <w:r>
+        <w:rPr>
+          <w:rStyle w:val="ExtensionTok"/>
+        </w:rPr>
+        <w:t xml:space="preserve">tests/lab-test.c:56:test_incorrect_sum:PASS</w:t>
+      </w:r>
+      <w:r>
+        <w:br/>
+      </w:r>
+      <w:r>
+        <w:br/>
+      </w:r>
+      <w:r>
+        <w:rPr>
+          <w:rStyle w:val="ExtensionTok"/>
+        </w:rPr>
         <w:t xml:space="preserve">-----------------------</w:t>
       </w:r>
       <w:r>
@@ -3329,7 +3407,7 @@
         <w:rPr>
           <w:rStyle w:val="ExtensionTok"/>
         </w:rPr>
-        <w:t xml:space="preserve">1</w:t>
+        <w:t xml:space="preserve">3</w:t>
       </w:r>
       <w:r>
         <w:rPr>
@@ -3392,10 +3470,7 @@
         <w:rPr>
           <w:rStyle w:val="ExtensionTok"/>
         </w:rPr>
-        <w:t xml:space="preserve">tests/lab-test.c:32:test_get_greeting:PASS</w:t>
-      </w:r>
-      <w:r>
-        <w:br/>
+        <w:t xml:space="preserve">tests/lab-test.c:54:test_get_greeting:PASS</w:t>
       </w:r>
       <w:r>
         <w:br/>
@@ -3404,6 +3479,87 @@
         <w:rPr>
           <w:rStyle w:val="ExtensionTok"/>
         </w:rPr>
+        <w:t xml:space="preserve">Setting</w:t>
+      </w:r>
+      <w:r>
+        <w:rPr>
+          <w:rStyle w:val="NormalTok"/>
+        </w:rPr>
+        <w:t xml:space="preserve"> up tests...</w:t>
+      </w:r>
+      <w:r>
+        <w:br/>
+      </w:r>
+      <w:r>
+        <w:rPr>
+          <w:rStyle w:val="ExtensionTok"/>
+        </w:rPr>
+        <w:t xml:space="preserve">Tearing</w:t>
+      </w:r>
+      <w:r>
+        <w:rPr>
+          <w:rStyle w:val="NormalTok"/>
+        </w:rPr>
+        <w:t xml:space="preserve"> down tests...</w:t>
+      </w:r>
+      <w:r>
+        <w:br/>
+      </w:r>
+      <w:r>
+        <w:rPr>
+          <w:rStyle w:val="ExtensionTok"/>
+        </w:rPr>
+        <w:t xml:space="preserve">tests/lab-test.c:55:test_product:PASS</w:t>
+      </w:r>
+      <w:r>
+        <w:br/>
+      </w:r>
+      <w:r>
+        <w:rPr>
+          <w:rStyle w:val="ExtensionTok"/>
+        </w:rPr>
+        <w:t xml:space="preserve">Setting</w:t>
+      </w:r>
+      <w:r>
+        <w:rPr>
+          <w:rStyle w:val="NormalTok"/>
+        </w:rPr>
+        <w:t xml:space="preserve"> up tests...</w:t>
+      </w:r>
+      <w:r>
+        <w:br/>
+      </w:r>
+      <w:r>
+        <w:rPr>
+          <w:rStyle w:val="ExtensionTok"/>
+        </w:rPr>
+        <w:t xml:space="preserve">Tearing</w:t>
+      </w:r>
+      <w:r>
+        <w:rPr>
+          <w:rStyle w:val="NormalTok"/>
+        </w:rPr>
+        <w:t xml:space="preserve"> down tests...</w:t>
+      </w:r>
+      <w:r>
+        <w:br/>
+      </w:r>
+      <w:r>
+        <w:rPr>
+          <w:rStyle w:val="ExtensionTok"/>
+        </w:rPr>
+        <w:t xml:space="preserve">tests/lab-test.c:56:test_incorrect_sum:PASS</w:t>
+      </w:r>
+      <w:r>
+        <w:br/>
+      </w:r>
+      <w:r>
+        <w:br/>
+      </w:r>
+      <w:r>
+        <w:rPr>
+          <w:rStyle w:val="ExtensionTok"/>
+        </w:rPr>
         <w:t xml:space="preserve">-----------------------</w:t>
       </w:r>
       <w:r>
@@ -3413,7 +3569,7 @@
         <w:rPr>
           <w:rStyle w:val="ExtensionTok"/>
         </w:rPr>
-        <w:t xml:space="preserve">1</w:t>
+        <w:t xml:space="preserve">3</w:t>
       </w:r>
       <w:r>
         <w:rPr>
@@ -3959,7 +4115,7 @@
         <w:rPr>
           <w:rStyle w:val="NormalTok"/>
         </w:rPr>
-        <w:t xml:space="preserve">                                      8        8   100%</w:t>
+        <w:t xml:space="preserve">                                     12       12   100%</w:t>
       </w:r>
       <w:r>
         <w:br/>
@@ -3983,7 +4139,7 @@
         <w:rPr>
           <w:rStyle w:val="NormalTok"/>
         </w:rPr>
-        <w:t xml:space="preserve">                                          8        8   100%</w:t>
+        <w:t xml:space="preserve">                                         12       12   100%</w:t>
       </w:r>
       <w:r>
         <w:br/>
@@ -4073,10 +4229,7 @@
         <w:rPr>
           <w:rStyle w:val="ExtensionTok"/>
         </w:rPr>
-        <w:t xml:space="preserve">tests/lab-test.c:32:test_get_greeting:PASS</w:t>
-      </w:r>
-      <w:r>
-        <w:br/>
+        <w:t xml:space="preserve">tests/lab-test.c:54:test_get_greeting:PASS</w:t>
       </w:r>
       <w:r>
         <w:br/>
@@ -4085,6 +4238,87 @@
         <w:rPr>
           <w:rStyle w:val="ExtensionTok"/>
         </w:rPr>
+        <w:t xml:space="preserve">Setting</w:t>
+      </w:r>
+      <w:r>
+        <w:rPr>
+          <w:rStyle w:val="NormalTok"/>
+        </w:rPr>
+        <w:t xml:space="preserve"> up tests...</w:t>
+      </w:r>
+      <w:r>
+        <w:br/>
+      </w:r>
+      <w:r>
+        <w:rPr>
+          <w:rStyle w:val="ExtensionTok"/>
+        </w:rPr>
+        <w:t xml:space="preserve">Tearing</w:t>
+      </w:r>
+      <w:r>
+        <w:rPr>
+          <w:rStyle w:val="NormalTok"/>
+        </w:rPr>
+        <w:t xml:space="preserve"> down tests...</w:t>
+      </w:r>
+      <w:r>
+        <w:br/>
+      </w:r>
+      <w:r>
+        <w:rPr>
+          <w:rStyle w:val="ExtensionTok"/>
+        </w:rPr>
+        <w:t xml:space="preserve">tests/lab-test.c:55:test_product:PASS</w:t>
+      </w:r>
+      <w:r>
+        <w:br/>
+      </w:r>
+      <w:r>
+        <w:rPr>
+          <w:rStyle w:val="ExtensionTok"/>
+        </w:rPr>
+        <w:t xml:space="preserve">Setting</w:t>
+      </w:r>
+      <w:r>
+        <w:rPr>
+          <w:rStyle w:val="NormalTok"/>
+        </w:rPr>
+        <w:t xml:space="preserve"> up tests...</w:t>
+      </w:r>
+      <w:r>
+        <w:br/>
+      </w:r>
+      <w:r>
+        <w:rPr>
+          <w:rStyle w:val="ExtensionTok"/>
+        </w:rPr>
+        <w:t xml:space="preserve">Tearing</w:t>
+      </w:r>
+      <w:r>
+        <w:rPr>
+          <w:rStyle w:val="NormalTok"/>
+        </w:rPr>
+        <w:t xml:space="preserve"> down tests...</w:t>
+      </w:r>
+      <w:r>
+        <w:br/>
+      </w:r>
+      <w:r>
+        <w:rPr>
+          <w:rStyle w:val="ExtensionTok"/>
+        </w:rPr>
+        <w:t xml:space="preserve">tests/lab-test.c:56:test_incorrect_sum:PASS</w:t>
+      </w:r>
+      <w:r>
+        <w:br/>
+      </w:r>
+      <w:r>
+        <w:br/>
+      </w:r>
+      <w:r>
+        <w:rPr>
+          <w:rStyle w:val="ExtensionTok"/>
+        </w:rPr>
         <w:t xml:space="preserve">-----------------------</w:t>
       </w:r>
       <w:r>
@@ -4094,7 +4328,7 @@
         <w:rPr>
           <w:rStyle w:val="ExtensionTok"/>
         </w:rPr>
-        <w:t xml:space="preserve">1</w:t>
+        <w:t xml:space="preserve">3</w:t>
       </w:r>
       <w:r>
         <w:rPr>
@@ -4683,7 +4917,7 @@
         <w:rPr>
           <w:rStyle w:val="CommentTok"/>
         </w:rPr>
-        <w:t xml:space="preserve">//Casting is safe here because we know length is non-negative</w:t>
+        <w:t xml:space="preserve">// Casting is safe here because we know length is non-negative</w:t>
       </w:r>
       <w:r>
         <w:br/>
@@ -4740,7 +4974,7 @@
         <w:rPr>
           <w:rStyle w:val="NormalTok"/>
         </w:rPr>
-        <w:t xml:space="preserve"> length </w:t>
+        <w:t xml:space="preserve">length </w:t>
       </w:r>
       <w:r>
         <w:rPr>
@@ -4833,12 +5067,258 @@
         <w:rPr>
           <w:rStyle w:val="NormalTok"/>
         </w:rPr>
+        <w:t xml:space="preserve">alloc_size</w:t>
+      </w:r>
+      <w:r>
+        <w:rPr>
+          <w:rStyle w:val="OperatorTok"/>
+        </w:rPr>
+        <w:t xml:space="preserve">);</w:t>
+      </w:r>
+      <w:r>
+        <w:br/>
+      </w:r>
+      <w:r>
+        <w:br/>
+      </w:r>
+      <w:r>
+        <w:rPr>
+          <w:rStyle w:val="NormalTok"/>
+        </w:rPr>
+        <w:t xml:space="preserve">  </w:t>
+      </w:r>
+      <w:r>
+        <w:rPr>
+          <w:rStyle w:val="ControlFlowTok"/>
+        </w:rPr>
+        <w:t xml:space="preserve">if</w:t>
+      </w:r>
+      <w:r>
+        <w:rPr>
+          <w:rStyle w:val="NormalTok"/>
+        </w:rPr>
+        <w:t xml:space="preserve"> </w:t>
+      </w:r>
+      <w:r>
+        <w:rPr>
+          <w:rStyle w:val="OperatorTok"/>
+        </w:rPr>
+        <w:t xml:space="preserve">(</w:t>
+      </w:r>
+      <w:r>
+        <w:rPr>
+          <w:rStyle w:val="NormalTok"/>
+        </w:rPr>
+        <w:t xml:space="preserve">greeting </w:t>
+      </w:r>
+      <w:r>
+        <w:rPr>
+          <w:rStyle w:val="OperatorTok"/>
+        </w:rPr>
+        <w:t xml:space="preserve">==</w:t>
+      </w:r>
+      <w:r>
+        <w:rPr>
+          <w:rStyle w:val="NormalTok"/>
+        </w:rPr>
+        <w:t xml:space="preserve"> NULL</w:t>
+      </w:r>
+      <w:r>
+        <w:rPr>
+          <w:rStyle w:val="OperatorTok"/>
+        </w:rPr>
+        <w:t xml:space="preserve">)</w:t>
+      </w:r>
+      <w:r>
+        <w:rPr>
+          <w:rStyle w:val="NormalTok"/>
+        </w:rPr>
+        <w:t xml:space="preserve"> </w:t>
+      </w:r>
+      <w:r>
+        <w:rPr>
+          <w:rStyle w:val="CommentTok"/>
+        </w:rPr>
+        <w:t xml:space="preserve">// GCOVR_EXCL_START</w:t>
+      </w:r>
+      <w:r>
+        <w:br/>
+      </w:r>
+      <w:r>
+        <w:rPr>
+          <w:rStyle w:val="NormalTok"/>
+        </w:rPr>
+        <w:t xml:space="preserve">  </w:t>
+      </w:r>
+      <w:r>
+        <w:rPr>
+          <w:rStyle w:val="OperatorTok"/>
+        </w:rPr>
+        <w:t xml:space="preserve">{</w:t>
+      </w:r>
+      <w:r>
+        <w:br/>
+      </w:r>
+      <w:r>
+        <w:rPr>
+          <w:rStyle w:val="NormalTok"/>
+        </w:rPr>
+        <w:t xml:space="preserve">    </w:t>
+      </w:r>
+      <w:r>
+        <w:rPr>
+          <w:rStyle w:val="ControlFlowTok"/>
+        </w:rPr>
+        <w:t xml:space="preserve">return</w:t>
+      </w:r>
+      <w:r>
+        <w:rPr>
+          <w:rStyle w:val="NormalTok"/>
+        </w:rPr>
+        <w:t xml:space="preserve"> NULL</w:t>
+      </w:r>
+      <w:r>
+        <w:rPr>
+          <w:rStyle w:val="OperatorTok"/>
+        </w:rPr>
+        <w:t xml:space="preserve">;</w:t>
+      </w:r>
+      <w:r>
+        <w:rPr>
+          <w:rStyle w:val="NormalTok"/>
+        </w:rPr>
+        <w:t xml:space="preserve"> </w:t>
+      </w:r>
+      <w:r>
+        <w:rPr>
+          <w:rStyle w:val="CommentTok"/>
+        </w:rPr>
+        <w:t xml:space="preserve">// Memory allocation failed</w:t>
+      </w:r>
+      <w:r>
+        <w:br/>
+      </w:r>
+      <w:r>
+        <w:rPr>
+          <w:rStyle w:val="NormalTok"/>
+        </w:rPr>
+        <w:t xml:space="preserve">  </w:t>
+      </w:r>
+      <w:r>
+        <w:rPr>
+          <w:rStyle w:val="OperatorTok"/>
+        </w:rPr>
+        <w:t xml:space="preserve">}</w:t>
+      </w:r>
+      <w:r>
+        <w:rPr>
+          <w:rStyle w:val="NormalTok"/>
+        </w:rPr>
+        <w:t xml:space="preserve"> </w:t>
+      </w:r>
+      <w:r>
+        <w:rPr>
+          <w:rStyle w:val="CommentTok"/>
+        </w:rPr>
+        <w:t xml:space="preserve">// GCOVR_EXCL_STOP</w:t>
+      </w:r>
+      <w:r>
+        <w:br/>
+      </w:r>
+      <w:r>
+        <w:br/>
+      </w:r>
+      <w:r>
+        <w:rPr>
+          <w:rStyle w:val="NormalTok"/>
+        </w:rPr>
+        <w:t xml:space="preserve">  </w:t>
+      </w:r>
+      <w:r>
+        <w:rPr>
+          <w:rStyle w:val="CommentTok"/>
+        </w:rPr>
+        <w:t xml:space="preserve">// Create the greeting message</w:t>
+      </w:r>
+      <w:r>
+        <w:br/>
+      </w:r>
+      <w:r>
+        <w:rPr>
+          <w:rStyle w:val="NormalTok"/>
+        </w:rPr>
+        <w:t xml:space="preserve">  snprintf</w:t>
+      </w:r>
+      <w:r>
+        <w:rPr>
+          <w:rStyle w:val="OperatorTok"/>
+        </w:rPr>
+        <w:t xml:space="preserve">(</w:t>
+      </w:r>
+      <w:r>
+        <w:rPr>
+          <w:rStyle w:val="NormalTok"/>
+        </w:rPr>
+        <w:t xml:space="preserve">greeting</w:t>
+      </w:r>
+      <w:r>
+        <w:rPr>
+          <w:rStyle w:val="OperatorTok"/>
+        </w:rPr>
+        <w:t xml:space="preserve">,</w:t>
+      </w:r>
+      <w:r>
+        <w:rPr>
+          <w:rStyle w:val="NormalTok"/>
+        </w:rPr>
         <w:t xml:space="preserve"> alloc_size</w:t>
       </w:r>
       <w:r>
         <w:rPr>
           <w:rStyle w:val="OperatorTok"/>
         </w:rPr>
+        <w:t xml:space="preserve">,</w:t>
+      </w:r>
+      <w:r>
+        <w:rPr>
+          <w:rStyle w:val="NormalTok"/>
+        </w:rPr>
+        <w:t xml:space="preserve"> </w:t>
+      </w:r>
+      <w:r>
+        <w:rPr>
+          <w:rStyle w:val="StringTok"/>
+        </w:rPr>
+        <w:t xml:space="preserve">"Hello, </w:t>
+      </w:r>
+      <w:r>
+        <w:rPr>
+          <w:rStyle w:val="SpecialCharTok"/>
+        </w:rPr>
+        <w:t xml:space="preserve">%s</w:t>
+      </w:r>
+      <w:r>
+        <w:rPr>
+          <w:rStyle w:val="StringTok"/>
+        </w:rPr>
+        <w:t xml:space="preserve">!"</w:t>
+      </w:r>
+      <w:r>
+        <w:rPr>
+          <w:rStyle w:val="OperatorTok"/>
+        </w:rPr>
+        <w:t xml:space="preserve">,</w:t>
+      </w:r>
+      <w:r>
+        <w:rPr>
+          <w:rStyle w:val="NormalTok"/>
+        </w:rPr>
+        <w:t xml:space="preserve"> name</w:t>
+      </w:r>
+      <w:r>
+        <w:rPr>
+          <w:rStyle w:val="OperatorTok"/>
+        </w:rPr>
         <w:t xml:space="preserve">);</w:t>
       </w:r>
       <w:r>
@@ -4848,9 +5328,6 @@
         <w:br/>
       </w:r>
       <w:r>
-        <w:br/>
-      </w:r>
-      <w:r>
         <w:rPr>
           <w:rStyle w:val="NormalTok"/>
         </w:rPr>
@@ -4860,13 +5337,46 @@
         <w:rPr>
           <w:rStyle w:val="ControlFlowTok"/>
         </w:rPr>
-        <w:t xml:space="preserve">if</w:t>
-      </w:r>
-      <w:r>
-        <w:rPr>
-          <w:rStyle w:val="NormalTok"/>
-        </w:rPr>
-        <w:t xml:space="preserve"> </w:t>
+        <w:t xml:space="preserve">return</w:t>
+      </w:r>
+      <w:r>
+        <w:rPr>
+          <w:rStyle w:val="NormalTok"/>
+        </w:rPr>
+        <w:t xml:space="preserve"> greeting</w:t>
+      </w:r>
+      <w:r>
+        <w:rPr>
+          <w:rStyle w:val="OperatorTok"/>
+        </w:rPr>
+        <w:t xml:space="preserve">;</w:t>
+      </w:r>
+      <w:r>
+        <w:br/>
+      </w:r>
+      <w:r>
+        <w:rPr>
+          <w:rStyle w:val="OperatorTok"/>
+        </w:rPr>
+        <w:t xml:space="preserve">}</w:t>
+      </w:r>
+      <w:r>
+        <w:br/>
+      </w:r>
+      <w:r>
+        <w:br/>
+      </w:r>
+      <w:r>
+        <w:rPr>
+          <w:rStyle w:val="DataTypeTok"/>
+        </w:rPr>
+        <w:t xml:space="preserve">int</w:t>
+      </w:r>
+      <w:r>
+        <w:rPr>
+          <w:rStyle w:val="NormalTok"/>
+        </w:rPr>
+        <w:t xml:space="preserve"> incorrect_sum</w:t>
       </w:r>
       <w:r>
         <w:rPr>
@@ -4876,21 +5386,39 @@
       </w:r>
       <w:r>
         <w:rPr>
-          <w:rStyle w:val="NormalTok"/>
-        </w:rPr>
-        <w:t xml:space="preserve">greeting </w:t>
-      </w:r>
-      <w:r>
-        <w:rPr>
-          <w:rStyle w:val="OperatorTok"/>
-        </w:rPr>
-        <w:t xml:space="preserve">==</w:t>
-      </w:r>
-      <w:r>
-        <w:rPr>
-          <w:rStyle w:val="NormalTok"/>
-        </w:rPr>
-        <w:t xml:space="preserve"> NULL</w:t>
+          <w:rStyle w:val="DataTypeTok"/>
+        </w:rPr>
+        <w:t xml:space="preserve">int</w:t>
+      </w:r>
+      <w:r>
+        <w:rPr>
+          <w:rStyle w:val="NormalTok"/>
+        </w:rPr>
+        <w:t xml:space="preserve"> x</w:t>
+      </w:r>
+      <w:r>
+        <w:rPr>
+          <w:rStyle w:val="OperatorTok"/>
+        </w:rPr>
+        <w:t xml:space="preserve">,</w:t>
+      </w:r>
+      <w:r>
+        <w:rPr>
+          <w:rStyle w:val="NormalTok"/>
+        </w:rPr>
+        <w:t xml:space="preserve"> </w:t>
+      </w:r>
+      <w:r>
+        <w:rPr>
+          <w:rStyle w:val="DataTypeTok"/>
+        </w:rPr>
+        <w:t xml:space="preserve">int</w:t>
+      </w:r>
+      <w:r>
+        <w:rPr>
+          <w:rStyle w:val="NormalTok"/>
+        </w:rPr>
+        <w:t xml:space="preserve"> y</w:t>
       </w:r>
       <w:r>
         <w:rPr>
@@ -4899,16 +5427,13 @@
         <w:t xml:space="preserve">)</w:t>
       </w:r>
       <w:r>
-        <w:rPr>
-          <w:rStyle w:val="NormalTok"/>
-        </w:rPr>
-        <w:t xml:space="preserve"> </w:t>
-      </w:r>
-      <w:r>
-        <w:rPr>
-          <w:rStyle w:val="CommentTok"/>
-        </w:rPr>
-        <w:t xml:space="preserve">// GCOVR_EXCL_START</w:t>
+        <w:br/>
+      </w:r>
+      <w:r>
+        <w:rPr>
+          <w:rStyle w:val="OperatorTok"/>
+        </w:rPr>
+        <w:t xml:space="preserve">{</w:t>
       </w:r>
       <w:r>
         <w:br/>
@@ -4921,6 +5446,132 @@
       </w:r>
       <w:r>
         <w:rPr>
+          <w:rStyle w:val="ControlFlowTok"/>
+        </w:rPr>
+        <w:t xml:space="preserve">return</w:t>
+      </w:r>
+      <w:r>
+        <w:rPr>
+          <w:rStyle w:val="NormalTok"/>
+        </w:rPr>
+        <w:t xml:space="preserve"> x </w:t>
+      </w:r>
+      <w:r>
+        <w:rPr>
+          <w:rStyle w:val="OperatorTok"/>
+        </w:rPr>
+        <w:t xml:space="preserve">+</w:t>
+      </w:r>
+      <w:r>
+        <w:rPr>
+          <w:rStyle w:val="NormalTok"/>
+        </w:rPr>
+        <w:t xml:space="preserve"> y </w:t>
+      </w:r>
+      <w:r>
+        <w:rPr>
+          <w:rStyle w:val="OperatorTok"/>
+        </w:rPr>
+        <w:t xml:space="preserve">-</w:t>
+      </w:r>
+      <w:r>
+        <w:rPr>
+          <w:rStyle w:val="NormalTok"/>
+        </w:rPr>
+        <w:t xml:space="preserve"> </w:t>
+      </w:r>
+      <w:r>
+        <w:rPr>
+          <w:rStyle w:val="DecValTok"/>
+        </w:rPr>
+        <w:t xml:space="preserve">1</w:t>
+      </w:r>
+      <w:r>
+        <w:rPr>
+          <w:rStyle w:val="OperatorTok"/>
+        </w:rPr>
+        <w:t xml:space="preserve">;</w:t>
+      </w:r>
+      <w:r>
+        <w:br/>
+      </w:r>
+      <w:r>
+        <w:rPr>
+          <w:rStyle w:val="OperatorTok"/>
+        </w:rPr>
+        <w:t xml:space="preserve">}</w:t>
+      </w:r>
+      <w:r>
+        <w:br/>
+      </w:r>
+      <w:r>
+        <w:br/>
+      </w:r>
+      <w:r>
+        <w:rPr>
+          <w:rStyle w:val="DataTypeTok"/>
+        </w:rPr>
+        <w:t xml:space="preserve">int</w:t>
+      </w:r>
+      <w:r>
+        <w:rPr>
+          <w:rStyle w:val="NormalTok"/>
+        </w:rPr>
+        <w:t xml:space="preserve"> product</w:t>
+      </w:r>
+      <w:r>
+        <w:rPr>
+          <w:rStyle w:val="OperatorTok"/>
+        </w:rPr>
+        <w:t xml:space="preserve">(</w:t>
+      </w:r>
+      <w:r>
+        <w:rPr>
+          <w:rStyle w:val="DataTypeTok"/>
+        </w:rPr>
+        <w:t xml:space="preserve">int</w:t>
+      </w:r>
+      <w:r>
+        <w:rPr>
+          <w:rStyle w:val="NormalTok"/>
+        </w:rPr>
+        <w:t xml:space="preserve"> x</w:t>
+      </w:r>
+      <w:r>
+        <w:rPr>
+          <w:rStyle w:val="OperatorTok"/>
+        </w:rPr>
+        <w:t xml:space="preserve">,</w:t>
+      </w:r>
+      <w:r>
+        <w:rPr>
+          <w:rStyle w:val="NormalTok"/>
+        </w:rPr>
+        <w:t xml:space="preserve"> </w:t>
+      </w:r>
+      <w:r>
+        <w:rPr>
+          <w:rStyle w:val="DataTypeTok"/>
+        </w:rPr>
+        <w:t xml:space="preserve">int</w:t>
+      </w:r>
+      <w:r>
+        <w:rPr>
+          <w:rStyle w:val="NormalTok"/>
+        </w:rPr>
+        <w:t xml:space="preserve"> y</w:t>
+      </w:r>
+      <w:r>
+        <w:rPr>
+          <w:rStyle w:val="OperatorTok"/>
+        </w:rPr>
+        <w:t xml:space="preserve">)</w:t>
+      </w:r>
+      <w:r>
+        <w:br/>
+      </w:r>
+      <w:r>
+        <w:rPr>
           <w:rStyle w:val="OperatorTok"/>
         </w:rPr>
         <w:t xml:space="preserve">{</w:t>
@@ -4932,7 +5583,7 @@
         <w:rPr>
           <w:rStyle w:val="NormalTok"/>
         </w:rPr>
-        <w:t xml:space="preserve">    </w:t>
+        <w:t xml:space="preserve">  </w:t>
       </w:r>
       <w:r>
         <w:rPr>
@@ -4944,178 +5595,19 @@
         <w:rPr>
           <w:rStyle w:val="NormalTok"/>
         </w:rPr>
-        <w:t xml:space="preserve"> NULL</w:t>
-      </w:r>
-      <w:r>
-        <w:rPr>
-          <w:rStyle w:val="OperatorTok"/>
-        </w:rPr>
-        <w:t xml:space="preserve">;</w:t>
-      </w:r>
-      <w:r>
-        <w:rPr>
-          <w:rStyle w:val="NormalTok"/>
-        </w:rPr>
-        <w:t xml:space="preserve"> </w:t>
-      </w:r>
-      <w:r>
-        <w:rPr>
-          <w:rStyle w:val="CommentTok"/>
-        </w:rPr>
-        <w:t xml:space="preserve">// Memory allocation failed</w:t>
-      </w:r>
-      <w:r>
-        <w:br/>
-      </w:r>
-      <w:r>
-        <w:rPr>
-          <w:rStyle w:val="NormalTok"/>
-        </w:rPr>
-        <w:t xml:space="preserve">  </w:t>
-      </w:r>
-      <w:r>
-        <w:rPr>
-          <w:rStyle w:val="OperatorTok"/>
-        </w:rPr>
-        <w:t xml:space="preserve">}</w:t>
-      </w:r>
-      <w:r>
-        <w:rPr>
-          <w:rStyle w:val="NormalTok"/>
-        </w:rPr>
-        <w:t xml:space="preserve">  </w:t>
-      </w:r>
-      <w:r>
-        <w:rPr>
-          <w:rStyle w:val="CommentTok"/>
-        </w:rPr>
-        <w:t xml:space="preserve">// GCOVR_EXCL_STOP</w:t>
-      </w:r>
-      <w:r>
-        <w:br/>
-      </w:r>
-      <w:r>
-        <w:br/>
-      </w:r>
-      <w:r>
-        <w:br/>
-      </w:r>
-      <w:r>
-        <w:rPr>
-          <w:rStyle w:val="NormalTok"/>
-        </w:rPr>
-        <w:t xml:space="preserve">  </w:t>
-      </w:r>
-      <w:r>
-        <w:rPr>
-          <w:rStyle w:val="CommentTok"/>
-        </w:rPr>
-        <w:t xml:space="preserve">// Create the greeting message</w:t>
-      </w:r>
-      <w:r>
-        <w:br/>
-      </w:r>
-      <w:r>
-        <w:rPr>
-          <w:rStyle w:val="NormalTok"/>
-        </w:rPr>
-        <w:t xml:space="preserve">  snprintf</w:t>
-      </w:r>
-      <w:r>
-        <w:rPr>
-          <w:rStyle w:val="OperatorTok"/>
-        </w:rPr>
-        <w:t xml:space="preserve">(</w:t>
-      </w:r>
-      <w:r>
-        <w:rPr>
-          <w:rStyle w:val="NormalTok"/>
-        </w:rPr>
-        <w:t xml:space="preserve">greeting</w:t>
-      </w:r>
-      <w:r>
-        <w:rPr>
-          <w:rStyle w:val="OperatorTok"/>
-        </w:rPr>
-        <w:t xml:space="preserve">,</w:t>
-      </w:r>
-      <w:r>
-        <w:rPr>
-          <w:rStyle w:val="NormalTok"/>
-        </w:rPr>
-        <w:t xml:space="preserve"> alloc_size</w:t>
-      </w:r>
-      <w:r>
-        <w:rPr>
-          <w:rStyle w:val="OperatorTok"/>
-        </w:rPr>
-        <w:t xml:space="preserve">,</w:t>
-      </w:r>
-      <w:r>
-        <w:rPr>
-          <w:rStyle w:val="NormalTok"/>
-        </w:rPr>
-        <w:t xml:space="preserve"> </w:t>
-      </w:r>
-      <w:r>
-        <w:rPr>
-          <w:rStyle w:val="StringTok"/>
-        </w:rPr>
-        <w:t xml:space="preserve">"Hello, </w:t>
-      </w:r>
-      <w:r>
-        <w:rPr>
-          <w:rStyle w:val="SpecialCharTok"/>
-        </w:rPr>
-        <w:t xml:space="preserve">%s</w:t>
-      </w:r>
-      <w:r>
-        <w:rPr>
-          <w:rStyle w:val="StringTok"/>
-        </w:rPr>
-        <w:t xml:space="preserve">!"</w:t>
-      </w:r>
-      <w:r>
-        <w:rPr>
-          <w:rStyle w:val="OperatorTok"/>
-        </w:rPr>
-        <w:t xml:space="preserve">,</w:t>
-      </w:r>
-      <w:r>
-        <w:rPr>
-          <w:rStyle w:val="NormalTok"/>
-        </w:rPr>
-        <w:t xml:space="preserve"> name</w:t>
-      </w:r>
-      <w:r>
-        <w:rPr>
-          <w:rStyle w:val="OperatorTok"/>
-        </w:rPr>
-        <w:t xml:space="preserve">);</w:t>
-      </w:r>
-      <w:r>
-        <w:br/>
-      </w:r>
-      <w:r>
-        <w:br/>
-      </w:r>
-      <w:r>
-        <w:rPr>
-          <w:rStyle w:val="NormalTok"/>
-        </w:rPr>
-        <w:t xml:space="preserve">  </w:t>
-      </w:r>
-      <w:r>
-        <w:rPr>
-          <w:rStyle w:val="ControlFlowTok"/>
-        </w:rPr>
-        <w:t xml:space="preserve">return</w:t>
-      </w:r>
-      <w:r>
-        <w:rPr>
-          <w:rStyle w:val="NormalTok"/>
-        </w:rPr>
-        <w:t xml:space="preserve"> greeting</w:t>
+        <w:t xml:space="preserve"> x </w:t>
+      </w:r>
+      <w:r>
+        <w:rPr>
+          <w:rStyle w:val="OperatorTok"/>
+        </w:rPr>
+        <w:t xml:space="preserve">*</w:t>
+      </w:r>
+      <w:r>
+        <w:rPr>
+          <w:rStyle w:val="NormalTok"/>
+        </w:rPr>
+        <w:t xml:space="preserve"> y</w:t>
       </w:r>
       <w:r>
         <w:rPr>
@@ -5290,6 +5782,12 @@
       </w:r>
       <w:r>
         <w:rPr>
+          <w:rStyle w:val="NormalTok"/>
+        </w:rPr>
+        <w:t xml:space="preserve"> </w:t>
+      </w:r>
+      <w:r>
+        <w:rPr>
           <w:rStyle w:val="OperatorTok"/>
         </w:rPr>
         <w:t xml:space="preserve">*</w:t>
@@ -5298,7 +5796,7 @@
         <w:rPr>
           <w:rStyle w:val="NormalTok"/>
         </w:rPr>
-        <w:t xml:space="preserve"> get_greeting</w:t>
+        <w:t xml:space="preserve">get_greeting</w:t>
       </w:r>
       <w:r>
         <w:rPr>
@@ -5326,18 +5824,18 @@
       </w:r>
       <w:r>
         <w:rPr>
+          <w:rStyle w:val="NormalTok"/>
+        </w:rPr>
+        <w:t xml:space="preserve"> </w:t>
+      </w:r>
+      <w:r>
+        <w:rPr>
           <w:rStyle w:val="OperatorTok"/>
         </w:rPr>
         <w:t xml:space="preserve">*</w:t>
       </w:r>
       <w:r>
         <w:rPr>
-          <w:rStyle w:val="NormalTok"/>
-        </w:rPr>
-        <w:t xml:space="preserve"> </w:t>
-      </w:r>
-      <w:r>
-        <w:rPr>
           <w:rStyle w:val="DataTypeTok"/>
         </w:rPr>
         <w:t xml:space="preserve">restrict</w:t>
@@ -5356,6 +5854,135 @@
       </w:r>
       <w:r>
         <w:br/>
+      </w:r>
+      <w:r>
+        <w:br/>
+      </w:r>
+      <w:r>
+        <w:rPr>
+          <w:rStyle w:val="DataTypeTok"/>
+        </w:rPr>
+        <w:t xml:space="preserve">int</w:t>
+      </w:r>
+      <w:r>
+        <w:rPr>
+          <w:rStyle w:val="NormalTok"/>
+        </w:rPr>
+        <w:t xml:space="preserve"> incorrect_sum</w:t>
+      </w:r>
+      <w:r>
+        <w:rPr>
+          <w:rStyle w:val="OperatorTok"/>
+        </w:rPr>
+        <w:t xml:space="preserve">(</w:t>
+      </w:r>
+      <w:r>
+        <w:rPr>
+          <w:rStyle w:val="DataTypeTok"/>
+        </w:rPr>
+        <w:t xml:space="preserve">int</w:t>
+      </w:r>
+      <w:r>
+        <w:rPr>
+          <w:rStyle w:val="NormalTok"/>
+        </w:rPr>
+        <w:t xml:space="preserve"> x</w:t>
+      </w:r>
+      <w:r>
+        <w:rPr>
+          <w:rStyle w:val="OperatorTok"/>
+        </w:rPr>
+        <w:t xml:space="preserve">,</w:t>
+      </w:r>
+      <w:r>
+        <w:rPr>
+          <w:rStyle w:val="NormalTok"/>
+        </w:rPr>
+        <w:t xml:space="preserve"> </w:t>
+      </w:r>
+      <w:r>
+        <w:rPr>
+          <w:rStyle w:val="DataTypeTok"/>
+        </w:rPr>
+        <w:t xml:space="preserve">int</w:t>
+      </w:r>
+      <w:r>
+        <w:rPr>
+          <w:rStyle w:val="NormalTok"/>
+        </w:rPr>
+        <w:t xml:space="preserve"> y</w:t>
+      </w:r>
+      <w:r>
+        <w:rPr>
+          <w:rStyle w:val="OperatorTok"/>
+        </w:rPr>
+        <w:t xml:space="preserve">);</w:t>
+      </w:r>
+      <w:r>
+        <w:br/>
+      </w:r>
+      <w:r>
+        <w:br/>
+      </w:r>
+      <w:r>
+        <w:rPr>
+          <w:rStyle w:val="DataTypeTok"/>
+        </w:rPr>
+        <w:t xml:space="preserve">int</w:t>
+      </w:r>
+      <w:r>
+        <w:rPr>
+          <w:rStyle w:val="NormalTok"/>
+        </w:rPr>
+        <w:t xml:space="preserve"> product</w:t>
+      </w:r>
+      <w:r>
+        <w:rPr>
+          <w:rStyle w:val="OperatorTok"/>
+        </w:rPr>
+        <w:t xml:space="preserve">(</w:t>
+      </w:r>
+      <w:r>
+        <w:rPr>
+          <w:rStyle w:val="DataTypeTok"/>
+        </w:rPr>
+        <w:t xml:space="preserve">int</w:t>
+      </w:r>
+      <w:r>
+        <w:rPr>
+          <w:rStyle w:val="NormalTok"/>
+        </w:rPr>
+        <w:t xml:space="preserve"> x</w:t>
+      </w:r>
+      <w:r>
+        <w:rPr>
+          <w:rStyle w:val="OperatorTok"/>
+        </w:rPr>
+        <w:t xml:space="preserve">,</w:t>
+      </w:r>
+      <w:r>
+        <w:rPr>
+          <w:rStyle w:val="NormalTok"/>
+        </w:rPr>
+        <w:t xml:space="preserve"> </w:t>
+      </w:r>
+      <w:r>
+        <w:rPr>
+          <w:rStyle w:val="DataTypeTok"/>
+        </w:rPr>
+        <w:t xml:space="preserve">int</w:t>
+      </w:r>
+      <w:r>
+        <w:rPr>
+          <w:rStyle w:val="NormalTok"/>
+        </w:rPr>
+        <w:t xml:space="preserve"> y</w:t>
+      </w:r>
+      <w:r>
+        <w:rPr>
+          <w:rStyle w:val="OperatorTok"/>
+        </w:rPr>
+        <w:t xml:space="preserve">);</w:t>
       </w:r>
       <w:r>
         <w:br/>
@@ -5472,12 +6099,6 @@
         <w:br/>
       </w:r>
       <w:r>
-        <w:br/>
-      </w:r>
-      <w:r>
-        <w:br/>
-      </w:r>
-      <w:r>
         <w:rPr>
           <w:rStyle w:val="DataTypeTok"/>
         </w:rPr>
@@ -5619,10 +6240,13 @@
         <w:t xml:space="preserve">)</w:t>
       </w:r>
       <w:r>
-        <w:rPr>
-          <w:rStyle w:val="NormalTok"/>
-        </w:rPr>
-        <w:t xml:space="preserve"> </w:t>
+        <w:br/>
+      </w:r>
+      <w:r>
+        <w:rPr>
+          <w:rStyle w:val="NormalTok"/>
+        </w:rPr>
+        <w:t xml:space="preserve">    </w:t>
       </w:r>
       <w:r>
         <w:rPr>
@@ -5736,10 +6360,13 @@
         <w:t xml:space="preserve">}</w:t>
       </w:r>
       <w:r>
-        <w:rPr>
-          <w:rStyle w:val="NormalTok"/>
-        </w:rPr>
-        <w:t xml:space="preserve"> </w:t>
+        <w:br/>
+      </w:r>
+      <w:r>
+        <w:rPr>
+          <w:rStyle w:val="NormalTok"/>
+        </w:rPr>
+        <w:t xml:space="preserve">    </w:t>
       </w:r>
       <w:r>
         <w:rPr>
@@ -5748,10 +6375,13 @@
         <w:t xml:space="preserve">else</w:t>
       </w:r>
       <w:r>
-        <w:rPr>
-          <w:rStyle w:val="NormalTok"/>
-        </w:rPr>
-        <w:t xml:space="preserve"> </w:t>
+        <w:br/>
+      </w:r>
+      <w:r>
+        <w:rPr>
+          <w:rStyle w:val="NormalTok"/>
+        </w:rPr>
+        <w:t xml:space="preserve">    </w:t>
       </w:r>
       <w:r>
         <w:rPr>
@@ -5947,9 +6577,6 @@
         <w:br/>
       </w:r>
       <w:r>
-        <w:br/>
-      </w:r>
-      <w:r>
         <w:rPr>
           <w:rStyle w:val="DataTypeTok"/>
         </w:rPr>
@@ -5980,10 +6607,7 @@
         <w:t xml:space="preserve">)</w:t>
       </w:r>
       <w:r>
-        <w:rPr>
-          <w:rStyle w:val="NormalTok"/>
-        </w:rPr>
-        <w:t xml:space="preserve"> </w:t>
+        <w:br/>
       </w:r>
       <w:r>
         <w:rPr>
@@ -6076,10 +6700,7 @@
         <w:t xml:space="preserve">)</w:t>
       </w:r>
       <w:r>
-        <w:rPr>
-          <w:rStyle w:val="NormalTok"/>
-        </w:rPr>
-        <w:t xml:space="preserve"> </w:t>
+        <w:br/>
       </w:r>
       <w:r>
         <w:rPr>
@@ -6172,10 +6793,7 @@
         <w:t xml:space="preserve">)</w:t>
       </w:r>
       <w:r>
-        <w:rPr>
-          <w:rStyle w:val="NormalTok"/>
-        </w:rPr>
-        <w:t xml:space="preserve"> </w:t>
+        <w:br/>
       </w:r>
       <w:r>
         <w:rPr>
@@ -6574,12 +7192,582 @@
         <w:rPr>
           <w:rStyle w:val="DataTypeTok"/>
         </w:rPr>
+        <w:t xml:space="preserve">void</w:t>
+      </w:r>
+      <w:r>
+        <w:rPr>
+          <w:rStyle w:val="NormalTok"/>
+        </w:rPr>
+        <w:t xml:space="preserve"> test_incorrect_sum</w:t>
+      </w:r>
+      <w:r>
+        <w:rPr>
+          <w:rStyle w:val="OperatorTok"/>
+        </w:rPr>
+        <w:t xml:space="preserve">(</w:t>
+      </w:r>
+      <w:r>
+        <w:rPr>
+          <w:rStyle w:val="DataTypeTok"/>
+        </w:rPr>
+        <w:t xml:space="preserve">void</w:t>
+      </w:r>
+      <w:r>
+        <w:rPr>
+          <w:rStyle w:val="OperatorTok"/>
+        </w:rPr>
+        <w:t xml:space="preserve">)</w:t>
+      </w:r>
+      <w:r>
+        <w:br/>
+      </w:r>
+      <w:r>
+        <w:rPr>
+          <w:rStyle w:val="OperatorTok"/>
+        </w:rPr>
+        <w:t xml:space="preserve">{</w:t>
+      </w:r>
+      <w:r>
+        <w:br/>
+      </w:r>
+      <w:r>
+        <w:rPr>
+          <w:rStyle w:val="NormalTok"/>
+        </w:rPr>
+        <w:t xml:space="preserve">  </w:t>
+      </w:r>
+      <w:r>
+        <w:rPr>
+          <w:rStyle w:val="DataTypeTok"/>
+        </w:rPr>
+        <w:t xml:space="preserve">const</w:t>
+      </w:r>
+      <w:r>
+        <w:rPr>
+          <w:rStyle w:val="NormalTok"/>
+        </w:rPr>
+        <w:t xml:space="preserve"> </w:t>
+      </w:r>
+      <w:r>
+        <w:rPr>
+          <w:rStyle w:val="DataTypeTok"/>
+        </w:rPr>
         <w:t xml:space="preserve">int</w:t>
       </w:r>
       <w:r>
         <w:rPr>
           <w:rStyle w:val="NormalTok"/>
         </w:rPr>
+        <w:t xml:space="preserve"> PARAM_1 </w:t>
+      </w:r>
+      <w:r>
+        <w:rPr>
+          <w:rStyle w:val="OperatorTok"/>
+        </w:rPr>
+        <w:t xml:space="preserve">=</w:t>
+      </w:r>
+      <w:r>
+        <w:rPr>
+          <w:rStyle w:val="NormalTok"/>
+        </w:rPr>
+        <w:t xml:space="preserve"> </w:t>
+      </w:r>
+      <w:r>
+        <w:rPr>
+          <w:rStyle w:val="DecValTok"/>
+        </w:rPr>
+        <w:t xml:space="preserve">2</w:t>
+      </w:r>
+      <w:r>
+        <w:rPr>
+          <w:rStyle w:val="OperatorTok"/>
+        </w:rPr>
+        <w:t xml:space="preserve">;</w:t>
+      </w:r>
+      <w:r>
+        <w:br/>
+      </w:r>
+      <w:r>
+        <w:rPr>
+          <w:rStyle w:val="NormalTok"/>
+        </w:rPr>
+        <w:t xml:space="preserve">  </w:t>
+      </w:r>
+      <w:r>
+        <w:rPr>
+          <w:rStyle w:val="DataTypeTok"/>
+        </w:rPr>
+        <w:t xml:space="preserve">const</w:t>
+      </w:r>
+      <w:r>
+        <w:rPr>
+          <w:rStyle w:val="NormalTok"/>
+        </w:rPr>
+        <w:t xml:space="preserve"> </w:t>
+      </w:r>
+      <w:r>
+        <w:rPr>
+          <w:rStyle w:val="DataTypeTok"/>
+        </w:rPr>
+        <w:t xml:space="preserve">int</w:t>
+      </w:r>
+      <w:r>
+        <w:rPr>
+          <w:rStyle w:val="NormalTok"/>
+        </w:rPr>
+        <w:t xml:space="preserve"> PARAM_2 </w:t>
+      </w:r>
+      <w:r>
+        <w:rPr>
+          <w:rStyle w:val="OperatorTok"/>
+        </w:rPr>
+        <w:t xml:space="preserve">=</w:t>
+      </w:r>
+      <w:r>
+        <w:rPr>
+          <w:rStyle w:val="NormalTok"/>
+        </w:rPr>
+        <w:t xml:space="preserve"> </w:t>
+      </w:r>
+      <w:r>
+        <w:rPr>
+          <w:rStyle w:val="DecValTok"/>
+        </w:rPr>
+        <w:t xml:space="preserve">3</w:t>
+      </w:r>
+      <w:r>
+        <w:rPr>
+          <w:rStyle w:val="OperatorTok"/>
+        </w:rPr>
+        <w:t xml:space="preserve">;</w:t>
+      </w:r>
+      <w:r>
+        <w:br/>
+      </w:r>
+      <w:r>
+        <w:br/>
+      </w:r>
+      <w:r>
+        <w:rPr>
+          <w:rStyle w:val="NormalTok"/>
+        </w:rPr>
+        <w:t xml:space="preserve">  </w:t>
+      </w:r>
+      <w:r>
+        <w:rPr>
+          <w:rStyle w:val="DataTypeTok"/>
+        </w:rPr>
+        <w:t xml:space="preserve">int</w:t>
+      </w:r>
+      <w:r>
+        <w:rPr>
+          <w:rStyle w:val="NormalTok"/>
+        </w:rPr>
+        <w:t xml:space="preserve"> retVal </w:t>
+      </w:r>
+      <w:r>
+        <w:rPr>
+          <w:rStyle w:val="OperatorTok"/>
+        </w:rPr>
+        <w:t xml:space="preserve">=</w:t>
+      </w:r>
+      <w:r>
+        <w:rPr>
+          <w:rStyle w:val="NormalTok"/>
+        </w:rPr>
+        <w:t xml:space="preserve"> incorrect_sum</w:t>
+      </w:r>
+      <w:r>
+        <w:rPr>
+          <w:rStyle w:val="OperatorTok"/>
+        </w:rPr>
+        <w:t xml:space="preserve">(</w:t>
+      </w:r>
+      <w:r>
+        <w:rPr>
+          <w:rStyle w:val="NormalTok"/>
+        </w:rPr>
+        <w:t xml:space="preserve">PARAM_1</w:t>
+      </w:r>
+      <w:r>
+        <w:rPr>
+          <w:rStyle w:val="OperatorTok"/>
+        </w:rPr>
+        <w:t xml:space="preserve">,</w:t>
+      </w:r>
+      <w:r>
+        <w:rPr>
+          <w:rStyle w:val="NormalTok"/>
+        </w:rPr>
+        <w:t xml:space="preserve"> PARAM_2</w:t>
+      </w:r>
+      <w:r>
+        <w:rPr>
+          <w:rStyle w:val="OperatorTok"/>
+        </w:rPr>
+        <w:t xml:space="preserve">);</w:t>
+      </w:r>
+      <w:r>
+        <w:br/>
+      </w:r>
+      <w:r>
+        <w:rPr>
+          <w:rStyle w:val="NormalTok"/>
+        </w:rPr>
+        <w:t xml:space="preserve">  TEST_ASSERT_NOT_EQUAL</w:t>
+      </w:r>
+      <w:r>
+        <w:rPr>
+          <w:rStyle w:val="OperatorTok"/>
+        </w:rPr>
+        <w:t xml:space="preserve">(</w:t>
+      </w:r>
+      <w:r>
+        <w:rPr>
+          <w:rStyle w:val="NormalTok"/>
+        </w:rPr>
+        <w:t xml:space="preserve">PARAM_1 </w:t>
+      </w:r>
+      <w:r>
+        <w:rPr>
+          <w:rStyle w:val="OperatorTok"/>
+        </w:rPr>
+        <w:t xml:space="preserve">+</w:t>
+      </w:r>
+      <w:r>
+        <w:rPr>
+          <w:rStyle w:val="NormalTok"/>
+        </w:rPr>
+        <w:t xml:space="preserve"> PARAM_2</w:t>
+      </w:r>
+      <w:r>
+        <w:rPr>
+          <w:rStyle w:val="OperatorTok"/>
+        </w:rPr>
+        <w:t xml:space="preserve">,</w:t>
+      </w:r>
+      <w:r>
+        <w:rPr>
+          <w:rStyle w:val="NormalTok"/>
+        </w:rPr>
+        <w:t xml:space="preserve"> retVal</w:t>
+      </w:r>
+      <w:r>
+        <w:rPr>
+          <w:rStyle w:val="OperatorTok"/>
+        </w:rPr>
+        <w:t xml:space="preserve">);</w:t>
+      </w:r>
+      <w:r>
+        <w:br/>
+      </w:r>
+      <w:r>
+        <w:rPr>
+          <w:rStyle w:val="OperatorTok"/>
+        </w:rPr>
+        <w:t xml:space="preserve">}</w:t>
+      </w:r>
+      <w:r>
+        <w:br/>
+      </w:r>
+      <w:r>
+        <w:br/>
+      </w:r>
+      <w:r>
+        <w:rPr>
+          <w:rStyle w:val="DataTypeTok"/>
+        </w:rPr>
+        <w:t xml:space="preserve">void</w:t>
+      </w:r>
+      <w:r>
+        <w:rPr>
+          <w:rStyle w:val="NormalTok"/>
+        </w:rPr>
+        <w:t xml:space="preserve"> test_product</w:t>
+      </w:r>
+      <w:r>
+        <w:rPr>
+          <w:rStyle w:val="OperatorTok"/>
+        </w:rPr>
+        <w:t xml:space="preserve">(</w:t>
+      </w:r>
+      <w:r>
+        <w:rPr>
+          <w:rStyle w:val="DataTypeTok"/>
+        </w:rPr>
+        <w:t xml:space="preserve">void</w:t>
+      </w:r>
+      <w:r>
+        <w:rPr>
+          <w:rStyle w:val="OperatorTok"/>
+        </w:rPr>
+        <w:t xml:space="preserve">)</w:t>
+      </w:r>
+      <w:r>
+        <w:br/>
+      </w:r>
+      <w:r>
+        <w:rPr>
+          <w:rStyle w:val="OperatorTok"/>
+        </w:rPr>
+        <w:t xml:space="preserve">{</w:t>
+      </w:r>
+      <w:r>
+        <w:br/>
+      </w:r>
+      <w:r>
+        <w:rPr>
+          <w:rStyle w:val="NormalTok"/>
+        </w:rPr>
+        <w:t xml:space="preserve">  </w:t>
+      </w:r>
+      <w:r>
+        <w:rPr>
+          <w:rStyle w:val="DataTypeTok"/>
+        </w:rPr>
+        <w:t xml:space="preserve">const</w:t>
+      </w:r>
+      <w:r>
+        <w:rPr>
+          <w:rStyle w:val="NormalTok"/>
+        </w:rPr>
+        <w:t xml:space="preserve"> </w:t>
+      </w:r>
+      <w:r>
+        <w:rPr>
+          <w:rStyle w:val="DataTypeTok"/>
+        </w:rPr>
+        <w:t xml:space="preserve">int</w:t>
+      </w:r>
+      <w:r>
+        <w:rPr>
+          <w:rStyle w:val="NormalTok"/>
+        </w:rPr>
+        <w:t xml:space="preserve"> PARAM_1 </w:t>
+      </w:r>
+      <w:r>
+        <w:rPr>
+          <w:rStyle w:val="OperatorTok"/>
+        </w:rPr>
+        <w:t xml:space="preserve">=</w:t>
+      </w:r>
+      <w:r>
+        <w:rPr>
+          <w:rStyle w:val="NormalTok"/>
+        </w:rPr>
+        <w:t xml:space="preserve"> </w:t>
+      </w:r>
+      <w:r>
+        <w:rPr>
+          <w:rStyle w:val="DecValTok"/>
+        </w:rPr>
+        <w:t xml:space="preserve">2</w:t>
+      </w:r>
+      <w:r>
+        <w:rPr>
+          <w:rStyle w:val="OperatorTok"/>
+        </w:rPr>
+        <w:t xml:space="preserve">;</w:t>
+      </w:r>
+      <w:r>
+        <w:br/>
+      </w:r>
+      <w:r>
+        <w:rPr>
+          <w:rStyle w:val="NormalTok"/>
+        </w:rPr>
+        <w:t xml:space="preserve">  </w:t>
+      </w:r>
+      <w:r>
+        <w:rPr>
+          <w:rStyle w:val="DataTypeTok"/>
+        </w:rPr>
+        <w:t xml:space="preserve">const</w:t>
+      </w:r>
+      <w:r>
+        <w:rPr>
+          <w:rStyle w:val="NormalTok"/>
+        </w:rPr>
+        <w:t xml:space="preserve"> </w:t>
+      </w:r>
+      <w:r>
+        <w:rPr>
+          <w:rStyle w:val="DataTypeTok"/>
+        </w:rPr>
+        <w:t xml:space="preserve">int</w:t>
+      </w:r>
+      <w:r>
+        <w:rPr>
+          <w:rStyle w:val="NormalTok"/>
+        </w:rPr>
+        <w:t xml:space="preserve"> PARAM_2 </w:t>
+      </w:r>
+      <w:r>
+        <w:rPr>
+          <w:rStyle w:val="OperatorTok"/>
+        </w:rPr>
+        <w:t xml:space="preserve">=</w:t>
+      </w:r>
+      <w:r>
+        <w:rPr>
+          <w:rStyle w:val="NormalTok"/>
+        </w:rPr>
+        <w:t xml:space="preserve"> </w:t>
+      </w:r>
+      <w:r>
+        <w:rPr>
+          <w:rStyle w:val="DecValTok"/>
+        </w:rPr>
+        <w:t xml:space="preserve">3</w:t>
+      </w:r>
+      <w:r>
+        <w:rPr>
+          <w:rStyle w:val="OperatorTok"/>
+        </w:rPr>
+        <w:t xml:space="preserve">;</w:t>
+      </w:r>
+      <w:r>
+        <w:br/>
+      </w:r>
+      <w:r>
+        <w:br/>
+      </w:r>
+      <w:r>
+        <w:rPr>
+          <w:rStyle w:val="NormalTok"/>
+        </w:rPr>
+        <w:t xml:space="preserve">  </w:t>
+      </w:r>
+      <w:r>
+        <w:rPr>
+          <w:rStyle w:val="DataTypeTok"/>
+        </w:rPr>
+        <w:t xml:space="preserve">int</w:t>
+      </w:r>
+      <w:r>
+        <w:rPr>
+          <w:rStyle w:val="NormalTok"/>
+        </w:rPr>
+        <w:t xml:space="preserve"> retVal </w:t>
+      </w:r>
+      <w:r>
+        <w:rPr>
+          <w:rStyle w:val="OperatorTok"/>
+        </w:rPr>
+        <w:t xml:space="preserve">=</w:t>
+      </w:r>
+      <w:r>
+        <w:rPr>
+          <w:rStyle w:val="NormalTok"/>
+        </w:rPr>
+        <w:t xml:space="preserve"> product</w:t>
+      </w:r>
+      <w:r>
+        <w:rPr>
+          <w:rStyle w:val="OperatorTok"/>
+        </w:rPr>
+        <w:t xml:space="preserve">(</w:t>
+      </w:r>
+      <w:r>
+        <w:rPr>
+          <w:rStyle w:val="NormalTok"/>
+        </w:rPr>
+        <w:t xml:space="preserve">PARAM_1</w:t>
+      </w:r>
+      <w:r>
+        <w:rPr>
+          <w:rStyle w:val="OperatorTok"/>
+        </w:rPr>
+        <w:t xml:space="preserve">,</w:t>
+      </w:r>
+      <w:r>
+        <w:rPr>
+          <w:rStyle w:val="NormalTok"/>
+        </w:rPr>
+        <w:t xml:space="preserve"> PARAM_2</w:t>
+      </w:r>
+      <w:r>
+        <w:rPr>
+          <w:rStyle w:val="OperatorTok"/>
+        </w:rPr>
+        <w:t xml:space="preserve">);</w:t>
+      </w:r>
+      <w:r>
+        <w:br/>
+      </w:r>
+      <w:r>
+        <w:rPr>
+          <w:rStyle w:val="NormalTok"/>
+        </w:rPr>
+        <w:t xml:space="preserve">  TEST_ASSERT_EQUAL</w:t>
+      </w:r>
+      <w:r>
+        <w:rPr>
+          <w:rStyle w:val="OperatorTok"/>
+        </w:rPr>
+        <w:t xml:space="preserve">(</w:t>
+      </w:r>
+      <w:r>
+        <w:rPr>
+          <w:rStyle w:val="NormalTok"/>
+        </w:rPr>
+        <w:t xml:space="preserve">PARAM_1 </w:t>
+      </w:r>
+      <w:r>
+        <w:rPr>
+          <w:rStyle w:val="OperatorTok"/>
+        </w:rPr>
+        <w:t xml:space="preserve">*</w:t>
+      </w:r>
+      <w:r>
+        <w:rPr>
+          <w:rStyle w:val="NormalTok"/>
+        </w:rPr>
+        <w:t xml:space="preserve"> PARAM_2</w:t>
+      </w:r>
+      <w:r>
+        <w:rPr>
+          <w:rStyle w:val="OperatorTok"/>
+        </w:rPr>
+        <w:t xml:space="preserve">,</w:t>
+      </w:r>
+      <w:r>
+        <w:rPr>
+          <w:rStyle w:val="NormalTok"/>
+        </w:rPr>
+        <w:t xml:space="preserve"> retVal</w:t>
+      </w:r>
+      <w:r>
+        <w:rPr>
+          <w:rStyle w:val="OperatorTok"/>
+        </w:rPr>
+        <w:t xml:space="preserve">);</w:t>
+      </w:r>
+      <w:r>
+        <w:br/>
+      </w:r>
+      <w:r>
+        <w:rPr>
+          <w:rStyle w:val="OperatorTok"/>
+        </w:rPr>
+        <w:t xml:space="preserve">}</w:t>
+      </w:r>
+      <w:r>
+        <w:br/>
+      </w:r>
+      <w:r>
+        <w:br/>
+      </w:r>
+      <w:r>
+        <w:rPr>
+          <w:rStyle w:val="DataTypeTok"/>
+        </w:rPr>
+        <w:t xml:space="preserve">int</w:t>
+      </w:r>
+      <w:r>
+        <w:rPr>
+          <w:rStyle w:val="NormalTok"/>
+        </w:rPr>
         <w:t xml:space="preserve"> main</w:t>
       </w:r>
       <w:r>
@@ -6601,10 +7789,7 @@
         <w:t xml:space="preserve">)</w:t>
       </w:r>
       <w:r>
-        <w:rPr>
-          <w:rStyle w:val="NormalTok"/>
-        </w:rPr>
-        <w:t xml:space="preserve"> </w:t>
+        <w:br/>
       </w:r>
       <w:r>
         <w:rPr>
@@ -6619,6 +7804,21 @@
         <w:rPr>
           <w:rStyle w:val="NormalTok"/>
         </w:rPr>
+        <w:t xml:space="preserve">  </w:t>
+      </w:r>
+      <w:r>
+        <w:rPr>
+          <w:rStyle w:val="CommentTok"/>
+        </w:rPr>
+        <w:t xml:space="preserve">// some comment</w:t>
+      </w:r>
+      <w:r>
+        <w:br/>
+      </w:r>
+      <w:r>
+        <w:rPr>
+          <w:rStyle w:val="NormalTok"/>
+        </w:rPr>
         <w:t xml:space="preserve">  UNITY_BEGIN</w:t>
       </w:r>
       <w:r>
@@ -6647,6 +7847,60 @@
           <w:rStyle w:val="NormalTok"/>
         </w:rPr>
         <w:t xml:space="preserve">test_get_greeting</w:t>
+      </w:r>
+      <w:r>
+        <w:rPr>
+          <w:rStyle w:val="OperatorTok"/>
+        </w:rPr>
+        <w:t xml:space="preserve">);</w:t>
+      </w:r>
+      <w:r>
+        <w:br/>
+      </w:r>
+      <w:r>
+        <w:rPr>
+          <w:rStyle w:val="NormalTok"/>
+        </w:rPr>
+        <w:t xml:space="preserve">  RUN_TEST</w:t>
+      </w:r>
+      <w:r>
+        <w:rPr>
+          <w:rStyle w:val="OperatorTok"/>
+        </w:rPr>
+        <w:t xml:space="preserve">(</w:t>
+      </w:r>
+      <w:r>
+        <w:rPr>
+          <w:rStyle w:val="NormalTok"/>
+        </w:rPr>
+        <w:t xml:space="preserve">test_product</w:t>
+      </w:r>
+      <w:r>
+        <w:rPr>
+          <w:rStyle w:val="OperatorTok"/>
+        </w:rPr>
+        <w:t xml:space="preserve">);</w:t>
+      </w:r>
+      <w:r>
+        <w:br/>
+      </w:r>
+      <w:r>
+        <w:rPr>
+          <w:rStyle w:val="NormalTok"/>
+        </w:rPr>
+        <w:t xml:space="preserve">  RUN_TEST</w:t>
+      </w:r>
+      <w:r>
+        <w:rPr>
+          <w:rStyle w:val="OperatorTok"/>
+        </w:rPr>
+        <w:t xml:space="preserve">(</w:t>
+      </w:r>
+      <w:r>
+        <w:rPr>
+          <w:rStyle w:val="NormalTok"/>
+        </w:rPr>
+        <w:t xml:space="preserve">test_incorrect_sum</w:t>
       </w:r>
       <w:r>
         <w:rPr>
@@ -6707,7 +7961,7 @@
         <w:pStyle w:val="FirstParagraph"/>
       </w:pPr>
       <w:r>
-        <w:t xml:space="preserve">Report generated on 08/27/2026 at 01:52:05</w:t>
+        <w:t xml:space="preserve">Report generated on 08/28/2026 at 21:17:25</w:t>
       </w:r>
     </w:p>
     <w:p>
@@ -6732,7 +7986,7 @@
         <w:pStyle w:val="FirstParagraph"/>
       </w:pPr>
       <w:r>
-        <w:t xml:space="preserve">SHA-256 Hash of the report: 17f895a2e90154df5bbec93a8c2971029962e980cdb26a2f782e72e29687525c</w:t>
+        <w:t xml:space="preserve">SHA-256 Hash of the report: bb033ebc4cc334bed15d1cb8b541ea8cf7e7b1c21afdb7d187957c59b7a43f77</w:t>
       </w:r>
     </w:p>
     <w:p>
@@ -6769,7 +8023,7 @@
         </w:numPr>
       </w:pPr>
       <w:r>
-        <w:t xml:space="preserve">GitHub repo name: shanep/makefile-project-starter</w:t>
+        <w:t xml:space="preserve">GitHub repo name: Duahau1/makefile-project-starter</w:t>
       </w:r>
     </w:p>
     <w:p>
@@ -6793,7 +8047,7 @@
         </w:numPr>
       </w:pPr>
       <w:r>
-        <w:t xml:space="preserve">The workflow was triggered by shanep</w:t>
+        <w:t xml:space="preserve">The workflow was triggered by Duahau1</w:t>
       </w:r>
     </w:p>
     <w:bookmarkEnd w:id="40"/>

--- a/submission-report.docx
+++ b/submission-report.docx
@@ -19,7 +19,7 @@
         </w:numPr>
       </w:pPr>
       <w:r>
-        <w:t xml:space="preserve">Submission generated at 08/30/2026 at 16:28:48</w:t>
+        <w:t xml:space="preserve">Submission generated at 08/30/2026 at 16:32:21</w:t>
       </w:r>
     </w:p>
     <w:p>
@@ -8003,7 +8003,7 @@
         <w:pStyle w:val="FirstParagraph"/>
       </w:pPr>
       <w:r>
-        <w:t xml:space="preserve">Report generated on 08/30/2026 at 16:28:49</w:t>
+        <w:t xml:space="preserve">Report generated on 08/30/2026 at 16:32:23</w:t>
       </w:r>
     </w:p>
     <w:p>
@@ -8028,7 +8028,7 @@
         <w:pStyle w:val="FirstParagraph"/>
       </w:pPr>
       <w:r>
-        <w:t xml:space="preserve">SHA-256 Hash of the report: 9e15caa51266d4a0c8dc4f2acf044f914aef573f21334f7a688c957a12f00d83</w:t>
+        <w:t xml:space="preserve">SHA-256 Hash of the report: 850beaf787724952771a747be5b64eb1fe947b6675a2a9a19b0b157dc2f8c1a1</w:t>
       </w:r>
     </w:p>
     <w:p>

--- a/submission-report.docx
+++ b/submission-report.docx
@@ -19,7 +19,7 @@
         </w:numPr>
       </w:pPr>
       <w:r>
-        <w:t xml:space="preserve">Submission generated at 08/30/2026 at 16:32:21</w:t>
+        <w:t xml:space="preserve">Submission generated at 08/30/2026 at 16:35:37</w:t>
       </w:r>
     </w:p>
     <w:p>
@@ -8003,7 +8003,7 @@
         <w:pStyle w:val="FirstParagraph"/>
       </w:pPr>
       <w:r>
-        <w:t xml:space="preserve">Report generated on 08/30/2026 at 16:32:23</w:t>
+        <w:t xml:space="preserve">Report generated on 08/30/2026 at 16:35:38</w:t>
       </w:r>
     </w:p>
     <w:p>
@@ -8028,7 +8028,7 @@
         <w:pStyle w:val="FirstParagraph"/>
       </w:pPr>
       <w:r>
-        <w:t xml:space="preserve">SHA-256 Hash of the report: 850beaf787724952771a747be5b64eb1fe947b6675a2a9a19b0b157dc2f8c1a1</w:t>
+        <w:t xml:space="preserve">SHA-256 Hash of the report: f5b10e2eb438502ba9da4a11249ea25dcfb5d7757571dfa5b15c68cfd1ca8a68</w:t>
       </w:r>
     </w:p>
     <w:p>

--- a/submission-report.docx
+++ b/submission-report.docx
@@ -19,7 +19,7 @@
         </w:numPr>
       </w:pPr>
       <w:r>
-        <w:t xml:space="preserve">Submission generated at 08/30/2026 at 16:35:37</w:t>
+        <w:t xml:space="preserve">Submission generated at 08/30/2026 at 16:37:00</w:t>
       </w:r>
     </w:p>
     <w:p>
@@ -93,13 +93,13 @@
     </w:p>
     <w:bookmarkEnd w:id="21"/>
     <w:bookmarkEnd w:id="22"/>
-    <w:bookmarkStart w:id="38" w:name="makefile-project-starter"/>
+    <w:bookmarkStart w:id="38" w:name="project-0---compile-test-debug"/>
     <w:p>
       <w:pPr>
         <w:pStyle w:val="Heading1"/>
       </w:pPr>
       <w:r>
-        <w:t xml:space="preserve">Makefile Project Starter</w:t>
+        <w:t xml:space="preserve">Project 0 - Compile, Test, Debug</w:t>
       </w:r>
     </w:p>
     <w:p>
@@ -300,13 +300,13 @@
       </w:r>
     </w:p>
     <w:bookmarkEnd w:id="24"/>
-    <w:bookmarkStart w:id="25" w:name="X54347abb44525c5acfc699dad18414a70169c4b"/>
+    <w:bookmarkStart w:id="25" w:name="Xced8a2c5d371cc3324a80569961234fb2290180"/>
     <w:p>
       <w:pPr>
         <w:pStyle w:val="Heading2"/>
       </w:pPr>
       <w:r>
-        <w:t xml:space="preserve">Overal, I think this is a good project to start with in this class.</w:t>
+        <w:t xml:space="preserve">Overall, I think this is a good project to start with in this class.</w:t>
       </w:r>
     </w:p>
     <w:bookmarkEnd w:id="25"/>
@@ -8003,7 +8003,7 @@
         <w:pStyle w:val="FirstParagraph"/>
       </w:pPr>
       <w:r>
-        <w:t xml:space="preserve">Report generated on 08/30/2026 at 16:35:38</w:t>
+        <w:t xml:space="preserve">Report generated on 08/30/2026 at 16:37:02</w:t>
       </w:r>
     </w:p>
     <w:p>
@@ -8028,7 +8028,7 @@
         <w:pStyle w:val="FirstParagraph"/>
       </w:pPr>
       <w:r>
-        <w:t xml:space="preserve">SHA-256 Hash of the report: f5b10e2eb438502ba9da4a11249ea25dcfb5d7757571dfa5b15c68cfd1ca8a68</w:t>
+        <w:t xml:space="preserve">SHA-256 Hash of the report: 8046dfc772d0ce23223ccbcd140fd4f35f38d010bc716e20ded58cf47f879f61</w:t>
       </w:r>
     </w:p>
     <w:p>

--- a/submission-report.docx
+++ b/submission-report.docx
@@ -19,7 +19,7 @@
         </w:numPr>
       </w:pPr>
       <w:r>
-        <w:t xml:space="preserve">Submission generated at 08/30/2026 at 16:37:00</w:t>
+        <w:t xml:space="preserve">Submission generated at 08/30/2026 at 16:44:01</w:t>
       </w:r>
     </w:p>
     <w:p>
@@ -93,7 +93,7 @@
     </w:p>
     <w:bookmarkEnd w:id="21"/>
     <w:bookmarkEnd w:id="22"/>
-    <w:bookmarkStart w:id="38" w:name="project-0---compile-test-debug"/>
+    <w:bookmarkStart w:id="37" w:name="project-0---compile-test-debug"/>
     <w:p>
       <w:pPr>
         <w:pStyle w:val="Heading1"/>
@@ -290,27 +290,17 @@
         <w:t xml:space="preserve"> </w:t>
       </w:r>
       <w:r>
-        <w:t xml:space="preserve">to detect memory leaks and seg fault problem that I added in step 4. This is a very helpful experience as requires me to set up Vscode remote server and tune my</w:t>
-      </w:r>
-      <w:r>
-        <w:t xml:space="preserve"> </w:t>
-      </w:r>
-      <w:r>
-        <w:t xml:space="preserve">debugger so it is easy to step thorugh stack traces. Also this project allows me to get to refresh my memory in C.</w:t>
+        <w:t xml:space="preserve">to detect memory leaks and seg fault problems that I added in step 4. This is a very helpful experience as it requires me to set up VSCode remote server and tune my debugger so it is easy to step through stack traces. Also, this project allows me to refresh my memory in C. Other than that, I learned more about GitHub Actions and GitHub Codespaces. Overall, I think this is a good project to start with in this class.</w:t>
+      </w:r>
+      <w:r>
+        <w:t xml:space="preserve"> </w:t>
+      </w:r>
+      <w:r>
+        <w:t xml:space="preserve">—</w:t>
       </w:r>
     </w:p>
     <w:bookmarkEnd w:id="24"/>
-    <w:bookmarkStart w:id="25" w:name="Xced8a2c5d371cc3324a80569961234fb2290180"/>
-    <w:p>
-      <w:pPr>
-        <w:pStyle w:val="Heading2"/>
-      </w:pPr>
-      <w:r>
-        <w:t xml:space="preserve">Overall, I think this is a good project to start with in this class.</w:t>
-      </w:r>
-    </w:p>
-    <w:bookmarkEnd w:id="25"/>
-    <w:bookmarkStart w:id="26" w:name="build-output"/>
+    <w:bookmarkStart w:id="25" w:name="build-output"/>
     <w:p>
       <w:pPr>
         <w:pStyle w:val="Heading2"/>
@@ -3279,8 +3269,8 @@
         </w:pict>
       </w:r>
     </w:p>
-    <w:bookmarkEnd w:id="26"/>
-    <w:bookmarkStart w:id="27" w:name="coverage-report"/>
+    <w:bookmarkEnd w:id="25"/>
+    <w:bookmarkStart w:id="26" w:name="coverage-report"/>
     <w:p>
       <w:pPr>
         <w:pStyle w:val="Heading2"/>
@@ -4200,8 +4190,8 @@
         </w:pict>
       </w:r>
     </w:p>
-    <w:bookmarkEnd w:id="27"/>
-    <w:bookmarkStart w:id="28" w:name="address-sanitizer-report"/>
+    <w:bookmarkEnd w:id="26"/>
+    <w:bookmarkStart w:id="27" w:name="address-sanitizer-report"/>
     <w:p>
       <w:pPr>
         <w:pStyle w:val="Heading2"/>
@@ -4395,8 +4385,8 @@
         </w:pict>
       </w:r>
     </w:p>
-    <w:bookmarkEnd w:id="28"/>
-    <w:bookmarkStart w:id="32" w:name="src-files"/>
+    <w:bookmarkEnd w:id="27"/>
+    <w:bookmarkStart w:id="31" w:name="src-files"/>
     <w:p>
       <w:pPr>
         <w:pStyle w:val="Heading2"/>
@@ -4405,7 +4395,7 @@
         <w:t xml:space="preserve">Src Files</w:t>
       </w:r>
     </w:p>
-    <w:bookmarkStart w:id="29" w:name="lab.c"/>
+    <w:bookmarkStart w:id="28" w:name="lab.c"/>
     <w:p>
       <w:pPr>
         <w:pStyle w:val="Heading3"/>
@@ -5667,8 +5657,8 @@
         <w:t xml:space="preserve">}</w:t>
       </w:r>
     </w:p>
-    <w:bookmarkEnd w:id="29"/>
-    <w:bookmarkStart w:id="30" w:name="lab.h"/>
+    <w:bookmarkEnd w:id="28"/>
+    <w:bookmarkStart w:id="29" w:name="lab.h"/>
     <w:p>
       <w:pPr>
         <w:pStyle w:val="Heading3"/>
@@ -6045,8 +6035,8 @@
         <w:t xml:space="preserve">// LAB_H</w:t>
       </w:r>
     </w:p>
-    <w:bookmarkEnd w:id="30"/>
-    <w:bookmarkStart w:id="31" w:name="main.c"/>
+    <w:bookmarkEnd w:id="29"/>
+    <w:bookmarkStart w:id="30" w:name="main.c"/>
     <w:p>
       <w:pPr>
         <w:pStyle w:val="Heading3"/>
@@ -6528,9 +6518,9 @@
         <w:t xml:space="preserve">}</w:t>
       </w:r>
     </w:p>
+    <w:bookmarkEnd w:id="30"/>
     <w:bookmarkEnd w:id="31"/>
-    <w:bookmarkEnd w:id="32"/>
-    <w:bookmarkStart w:id="34" w:name="tests-files"/>
+    <w:bookmarkStart w:id="33" w:name="tests-files"/>
     <w:p>
       <w:pPr>
         <w:pStyle w:val="Heading2"/>
@@ -6539,7 +6529,7 @@
         <w:t xml:space="preserve">Tests Files</w:t>
       </w:r>
     </w:p>
-    <w:bookmarkStart w:id="33" w:name="lab-test.c"/>
+    <w:bookmarkStart w:id="32" w:name="lab-test.c"/>
     <w:p>
       <w:pPr>
         <w:pStyle w:val="Heading3"/>
@@ -7987,9 +7977,9 @@
         <w:t xml:space="preserve">}</w:t>
       </w:r>
     </w:p>
+    <w:bookmarkEnd w:id="32"/>
     <w:bookmarkEnd w:id="33"/>
-    <w:bookmarkEnd w:id="34"/>
-    <w:bookmarkStart w:id="35" w:name="scripts-files"/>
+    <w:bookmarkStart w:id="34" w:name="scripts-files"/>
     <w:p>
       <w:pPr>
         <w:pStyle w:val="Heading2"/>
@@ -8003,7 +7993,7 @@
         <w:pStyle w:val="FirstParagraph"/>
       </w:pPr>
       <w:r>
-        <w:t xml:space="preserve">Report generated on 08/30/2026 at 16:37:02</w:t>
+        <w:t xml:space="preserve">Report generated on 08/30/2026 at 16:44:02</w:t>
       </w:r>
     </w:p>
     <w:p>
@@ -8013,8 +8003,8 @@
         </w:pict>
       </w:r>
     </w:p>
-    <w:bookmarkEnd w:id="35"/>
-    <w:bookmarkStart w:id="36" w:name="end-of-report"/>
+    <w:bookmarkEnd w:id="34"/>
+    <w:bookmarkStart w:id="35" w:name="end-of-report"/>
     <w:p>
       <w:pPr>
         <w:pStyle w:val="Heading2"/>
@@ -8028,7 +8018,7 @@
         <w:pStyle w:val="FirstParagraph"/>
       </w:pPr>
       <w:r>
-        <w:t xml:space="preserve">SHA-256 Hash of the report: 8046dfc772d0ce23223ccbcd140fd4f35f38d010bc716e20ded58cf47f879f61</w:t>
+        <w:t xml:space="preserve">SHA-256 Hash of the report: 207af98ecb749605aa36cc5890993cc66896ab3c19d177045c1da441f84aeccc</w:t>
       </w:r>
     </w:p>
     <w:p>
@@ -8046,8 +8036,8 @@
         </w:pict>
       </w:r>
     </w:p>
-    <w:bookmarkEnd w:id="36"/>
-    <w:bookmarkStart w:id="37" w:name="github-info"/>
+    <w:bookmarkEnd w:id="35"/>
+    <w:bookmarkStart w:id="36" w:name="github-info"/>
     <w:p>
       <w:pPr>
         <w:pStyle w:val="Heading2"/>
@@ -8092,8 +8082,8 @@
         <w:t xml:space="preserve">The workflow was triggered by Duahau1</w:t>
       </w:r>
     </w:p>
+    <w:bookmarkEnd w:id="36"/>
     <w:bookmarkEnd w:id="37"/>
-    <w:bookmarkEnd w:id="38"/>
     <w:sectPr/>
   </w:body>
 </w:document>

--- a/submission-report.docx
+++ b/submission-report.docx
@@ -19,7 +19,7 @@
         </w:numPr>
       </w:pPr>
       <w:r>
-        <w:t xml:space="preserve">Submission generated at 08/30/2026 at 16:44:01</w:t>
+        <w:t xml:space="preserve">Submission generated at 08/30/2026 at 16:57:29</w:t>
       </w:r>
     </w:p>
     <w:p>
@@ -5892,6 +5892,159 @@
       </w:r>
       <w:r>
         <w:rPr>
+          <w:rStyle w:val="CommentTok"/>
+        </w:rPr>
+        <w:t xml:space="preserve">/**</w:t>
+      </w:r>
+      <w:r>
+        <w:br/>
+      </w:r>
+      <w:r>
+        <w:rPr>
+          <w:rStyle w:val="CommentTok"/>
+        </w:rPr>
+        <w:t xml:space="preserve"> * </w:t>
+      </w:r>
+      <w:r>
+        <w:rPr>
+          <w:rStyle w:val="AnnotationTok"/>
+        </w:rPr>
+        <w:t xml:space="preserve">@brief</w:t>
+      </w:r>
+      <w:r>
+        <w:rPr>
+          <w:rStyle w:val="CommentTok"/>
+        </w:rPr>
+        <w:t xml:space="preserve"> Computes the sum of two integers (intentionally incorrect).</w:t>
+      </w:r>
+      <w:r>
+        <w:br/>
+      </w:r>
+      <w:r>
+        <w:rPr>
+          <w:rStyle w:val="CommentTok"/>
+        </w:rPr>
+        <w:t xml:space="preserve"> *</w:t>
+      </w:r>
+      <w:r>
+        <w:br/>
+      </w:r>
+      <w:r>
+        <w:rPr>
+          <w:rStyle w:val="CommentTok"/>
+        </w:rPr>
+        <w:t xml:space="preserve"> * This function returns x + y - 1 instead of the correct mathematical sum.</w:t>
+      </w:r>
+      <w:r>
+        <w:br/>
+      </w:r>
+      <w:r>
+        <w:rPr>
+          <w:rStyle w:val="CommentTok"/>
+        </w:rPr>
+        <w:t xml:space="preserve"> * It is used for testing and debugging purposes.</w:t>
+      </w:r>
+      <w:r>
+        <w:br/>
+      </w:r>
+      <w:r>
+        <w:rPr>
+          <w:rStyle w:val="CommentTok"/>
+        </w:rPr>
+        <w:t xml:space="preserve"> * </w:t>
+      </w:r>
+      <w:r>
+        <w:rPr>
+          <w:rStyle w:val="AnnotationTok"/>
+        </w:rPr>
+        <w:t xml:space="preserve">@param</w:t>
+      </w:r>
+      <w:r>
+        <w:rPr>
+          <w:rStyle w:val="CommentTok"/>
+        </w:rPr>
+        <w:t xml:space="preserve"> </w:t>
+      </w:r>
+      <w:r>
+        <w:rPr>
+          <w:rStyle w:val="CommentVarTok"/>
+        </w:rPr>
+        <w:t xml:space="preserve">x</w:t>
+      </w:r>
+      <w:r>
+        <w:rPr>
+          <w:rStyle w:val="CommentTok"/>
+        </w:rPr>
+        <w:t xml:space="preserve"> The first integer.</w:t>
+      </w:r>
+      <w:r>
+        <w:br/>
+      </w:r>
+      <w:r>
+        <w:rPr>
+          <w:rStyle w:val="CommentTok"/>
+        </w:rPr>
+        <w:t xml:space="preserve"> * </w:t>
+      </w:r>
+      <w:r>
+        <w:rPr>
+          <w:rStyle w:val="AnnotationTok"/>
+        </w:rPr>
+        <w:t xml:space="preserve">@param</w:t>
+      </w:r>
+      <w:r>
+        <w:rPr>
+          <w:rStyle w:val="CommentTok"/>
+        </w:rPr>
+        <w:t xml:space="preserve"> </w:t>
+      </w:r>
+      <w:r>
+        <w:rPr>
+          <w:rStyle w:val="CommentVarTok"/>
+        </w:rPr>
+        <w:t xml:space="preserve">y</w:t>
+      </w:r>
+      <w:r>
+        <w:rPr>
+          <w:rStyle w:val="CommentTok"/>
+        </w:rPr>
+        <w:t xml:space="preserve"> The second integer.</w:t>
+      </w:r>
+      <w:r>
+        <w:br/>
+      </w:r>
+      <w:r>
+        <w:rPr>
+          <w:rStyle w:val="CommentTok"/>
+        </w:rPr>
+        <w:t xml:space="preserve"> * </w:t>
+      </w:r>
+      <w:r>
+        <w:rPr>
+          <w:rStyle w:val="AnnotationTok"/>
+        </w:rPr>
+        <w:t xml:space="preserve">@return</w:t>
+      </w:r>
+      <w:r>
+        <w:rPr>
+          <w:rStyle w:val="CommentTok"/>
+        </w:rPr>
+        <w:t xml:space="preserve"> The value x + y - 1.</w:t>
+      </w:r>
+      <w:r>
+        <w:br/>
+      </w:r>
+      <w:r>
+        <w:rPr>
+          <w:rStyle w:val="CommentTok"/>
+        </w:rPr>
+        <w:t xml:space="preserve"> */</w:t>
+      </w:r>
+      <w:r>
+        <w:br/>
+      </w:r>
+      <w:r>
+        <w:rPr>
           <w:rStyle w:val="DataTypeTok"/>
         </w:rPr>
         <w:t xml:space="preserve">int</w:t>
@@ -5952,6 +6105,150 @@
       </w:r>
       <w:r>
         <w:br/>
+      </w:r>
+      <w:r>
+        <w:br/>
+      </w:r>
+      <w:r>
+        <w:rPr>
+          <w:rStyle w:val="CommentTok"/>
+        </w:rPr>
+        <w:t xml:space="preserve">/**</w:t>
+      </w:r>
+      <w:r>
+        <w:br/>
+      </w:r>
+      <w:r>
+        <w:rPr>
+          <w:rStyle w:val="CommentTok"/>
+        </w:rPr>
+        <w:t xml:space="preserve"> * </w:t>
+      </w:r>
+      <w:r>
+        <w:rPr>
+          <w:rStyle w:val="AnnotationTok"/>
+        </w:rPr>
+        <w:t xml:space="preserve">@brief</w:t>
+      </w:r>
+      <w:r>
+        <w:rPr>
+          <w:rStyle w:val="CommentTok"/>
+        </w:rPr>
+        <w:t xml:space="preserve"> Computes the product of two integers.</w:t>
+      </w:r>
+      <w:r>
+        <w:br/>
+      </w:r>
+      <w:r>
+        <w:rPr>
+          <w:rStyle w:val="CommentTok"/>
+        </w:rPr>
+        <w:t xml:space="preserve"> *</w:t>
+      </w:r>
+      <w:r>
+        <w:br/>
+      </w:r>
+      <w:r>
+        <w:rPr>
+          <w:rStyle w:val="CommentTok"/>
+        </w:rPr>
+        <w:t xml:space="preserve"> * This function returns the mathematical product of two integers.</w:t>
+      </w:r>
+      <w:r>
+        <w:br/>
+      </w:r>
+      <w:r>
+        <w:rPr>
+          <w:rStyle w:val="CommentTok"/>
+        </w:rPr>
+        <w:t xml:space="preserve"> * </w:t>
+      </w:r>
+      <w:r>
+        <w:rPr>
+          <w:rStyle w:val="AnnotationTok"/>
+        </w:rPr>
+        <w:t xml:space="preserve">@param</w:t>
+      </w:r>
+      <w:r>
+        <w:rPr>
+          <w:rStyle w:val="CommentTok"/>
+        </w:rPr>
+        <w:t xml:space="preserve"> </w:t>
+      </w:r>
+      <w:r>
+        <w:rPr>
+          <w:rStyle w:val="CommentVarTok"/>
+        </w:rPr>
+        <w:t xml:space="preserve">x</w:t>
+      </w:r>
+      <w:r>
+        <w:rPr>
+          <w:rStyle w:val="CommentTok"/>
+        </w:rPr>
+        <w:t xml:space="preserve"> The first integer.</w:t>
+      </w:r>
+      <w:r>
+        <w:br/>
+      </w:r>
+      <w:r>
+        <w:rPr>
+          <w:rStyle w:val="CommentTok"/>
+        </w:rPr>
+        <w:t xml:space="preserve"> * </w:t>
+      </w:r>
+      <w:r>
+        <w:rPr>
+          <w:rStyle w:val="AnnotationTok"/>
+        </w:rPr>
+        <w:t xml:space="preserve">@param</w:t>
+      </w:r>
+      <w:r>
+        <w:rPr>
+          <w:rStyle w:val="CommentTok"/>
+        </w:rPr>
+        <w:t xml:space="preserve"> </w:t>
+      </w:r>
+      <w:r>
+        <w:rPr>
+          <w:rStyle w:val="CommentVarTok"/>
+        </w:rPr>
+        <w:t xml:space="preserve">y</w:t>
+      </w:r>
+      <w:r>
+        <w:rPr>
+          <w:rStyle w:val="CommentTok"/>
+        </w:rPr>
+        <w:t xml:space="preserve"> The second integer.</w:t>
+      </w:r>
+      <w:r>
+        <w:br/>
+      </w:r>
+      <w:r>
+        <w:rPr>
+          <w:rStyle w:val="CommentTok"/>
+        </w:rPr>
+        <w:t xml:space="preserve"> * </w:t>
+      </w:r>
+      <w:r>
+        <w:rPr>
+          <w:rStyle w:val="AnnotationTok"/>
+        </w:rPr>
+        <w:t xml:space="preserve">@return</w:t>
+      </w:r>
+      <w:r>
+        <w:rPr>
+          <w:rStyle w:val="CommentTok"/>
+        </w:rPr>
+        <w:t xml:space="preserve"> The product of x and y.</w:t>
+      </w:r>
+      <w:r>
+        <w:br/>
+      </w:r>
+      <w:r>
+        <w:rPr>
+          <w:rStyle w:val="CommentTok"/>
+        </w:rPr>
+        <w:t xml:space="preserve"> */</w:t>
       </w:r>
       <w:r>
         <w:br/>
@@ -7993,7 +8290,7 @@
         <w:pStyle w:val="FirstParagraph"/>
       </w:pPr>
       <w:r>
-        <w:t xml:space="preserve">Report generated on 08/30/2026 at 16:44:02</w:t>
+        <w:t xml:space="preserve">Report generated on 08/30/2026 at 16:57:30</w:t>
       </w:r>
     </w:p>
     <w:p>
@@ -8018,7 +8315,7 @@
         <w:pStyle w:val="FirstParagraph"/>
       </w:pPr>
       <w:r>
-        <w:t xml:space="preserve">SHA-256 Hash of the report: 207af98ecb749605aa36cc5890993cc66896ab3c19d177045c1da441f84aeccc</w:t>
+        <w:t xml:space="preserve">SHA-256 Hash of the report: 1a3e710c5419626973a78d30f2a169fa49bb93d36ffc18ec058567ee2ce70b28</w:t>
       </w:r>
     </w:p>
     <w:p>
